--- a/RPE_Paper_tracked_changes.docx
+++ b/RPE_Paper_tracked_changes.docx
@@ -8436,7 +8436,7 @@
     </w:p>
     <w:p>
       <w:pPr>
-        <w:pStyle w:val="FirstParagraph"/>
+        <w:pStyle w:val="Bibliography"/>
       </w:pPr>
       <w:r>
         <w:t xml:space="preserve">Allen, Rebecca, Simon Burgess, and Jennifer Mayo. 2018.</w:t>
@@ -8480,7 +8480,7 @@
     </w:p>
     <w:p>
       <w:pPr>
-        <w:pStyle w:val="BodyText"/>
+        <w:pStyle w:val="Bibliography"/>
       </w:pPr>
       <w:r>
         <w:t xml:space="preserve">Allen, Rebecca, Simon Burgess, and Leigh McKenna. 2013.</w:t>
@@ -8524,7 +8524,7 @@
     </w:p>
     <w:p>
       <w:pPr>
-        <w:pStyle w:val="BodyText"/>
+        <w:pStyle w:val="Bibliography"/>
       </w:pPr>
       <w:r>
         <w:t xml:space="preserve">Anders, Jake, Francis Green, Morag Henderson, and Golo Henseke. 2024.</w:t>
@@ -8568,7 +8568,7 @@
     </w:p>
     <w:p>
       <w:pPr>
-        <w:pStyle w:val="BodyText"/>
+        <w:pStyle w:val="Bibliography"/>
       </w:pPr>
       <w:r>
         <w:t xml:space="preserve">Blagg, Kristin, Victoria Rosenboom, and Matthew M. Chingos. 2018.</w:t>
@@ -8603,7 +8603,7 @@
     </w:p>
     <w:p>
       <w:pPr>
-        <w:pStyle w:val="BodyText"/>
+        <w:pStyle w:val="Bibliography"/>
       </w:pPr>
       <w:r>
         <w:t xml:space="preserve">Burgess, Simon, Claire Crawford, and Lindsey Macmillan. 2018.</w:t>
@@ -8647,7 +8647,7 @@
     </w:p>
     <w:p>
       <w:pPr>
-        <w:pStyle w:val="BodyText"/>
+        <w:pStyle w:val="Bibliography"/>
       </w:pPr>
       <w:del w:id="233" w:author="Revision" w:date="2026-08-25T00:00:00Z">
         <w:r>
@@ -8684,7 +8684,7 @@
     </w:p>
     <w:p>
       <w:pPr>
-        <w:pStyle w:val="BodyText"/>
+        <w:pStyle w:val="Bibliography"/>
       </w:pPr>
       <w:r>
         <w:t xml:space="preserve">Burgess, Simon, Shenila Rawal, and Eric S. Taylor. 2023.</w:t>
@@ -8728,7 +8728,7 @@
     </w:p>
     <w:p>
       <w:pPr>
-        <w:pStyle w:val="BodyText"/>
+        <w:pStyle w:val="Bibliography"/>
       </w:pPr>
       <w:r>
         <w:t xml:space="preserve">Chairassamee, Nattanicha, Kanokwan Chancharoenchai, and Wuthiya Saraithong. 2024.</w:t>
@@ -8772,7 +8772,7 @@
     </w:p>
     <w:p>
       <w:pPr>
-        <w:pStyle w:val="BodyText"/>
+        <w:pStyle w:val="Bibliography"/>
       </w:pPr>
       <w:ins w:id="261" w:author="Revision" w:date="2026-08-25T00:00:00Z">
         <w:r>
@@ -8795,7 +8795,7 @@
     </w:p>
     <w:p>
       <w:pPr>
-        <w:pStyle w:val="BodyText"/>
+        <w:pStyle w:val="Bibliography"/>
       </w:pPr>
       <w:r>
         <w:t xml:space="preserve">Commons Education Committee, House of. 2021.</w:t>
@@ -8844,7 +8844,7 @@
     </w:p>
     <w:p>
       <w:pPr>
-        <w:pStyle w:val="BodyText"/>
+        <w:pStyle w:val="Bibliography"/>
       </w:pPr>
       <w:r>
         <w:t xml:space="preserve">Cordes, Sarah A., Christopher Rick, and Amy Ellen Schwartz. 2022.</w:t>
@@ -8888,7 +8888,7 @@
     </w:p>
     <w:p>
       <w:pPr>
-        <w:pStyle w:val="BodyText"/>
+        <w:pStyle w:val="Bibliography"/>
       </w:pPr>
       <w:r>
         <w:t xml:space="preserve">DfE. 2022.</w:t>
@@ -8923,7 +8923,7 @@
     </w:p>
     <w:p>
       <w:pPr>
-        <w:pStyle w:val="BodyText"/>
+        <w:pStyle w:val="Bibliography"/>
       </w:pPr>
       <w:r>
         <w:t xml:space="preserve">DfE. 2025a.</w:t>
@@ -8958,7 +8958,7 @@
     </w:p>
     <w:p>
       <w:pPr>
-        <w:pStyle w:val="BodyText"/>
+        <w:pStyle w:val="Bibliography"/>
       </w:pPr>
       <w:r>
         <w:t xml:space="preserve">DfE. 2025b.</w:t>
@@ -8993,7 +8993,7 @@
     </w:p>
     <w:p>
       <w:pPr>
-        <w:pStyle w:val="BodyText"/>
+        <w:pStyle w:val="Bibliography"/>
       </w:pPr>
       <w:r>
         <w:t xml:space="preserve">DfE. 2026.</w:t>
@@ -9028,7 +9028,7 @@
     </w:p>
     <w:p>
       <w:pPr>
-        <w:pStyle w:val="BodyText"/>
+        <w:pStyle w:val="Bibliography"/>
       </w:pPr>
       <w:r>
         <w:t xml:space="preserve">Ding, Peng, Yan Li, Suwei Feng, and Dorina Pojani. 2023.</w:t>
@@ -9072,7 +9072,7 @@
     </w:p>
     <w:p>
       <w:pPr>
-        <w:pStyle w:val="BodyText"/>
+        <w:pStyle w:val="Bibliography"/>
       </w:pPr>
       <w:r>
         <w:t xml:space="preserve">Dräger, Jascha, Markus Klein, and Edward Sosu. 2024.</w:t>
@@ -9116,7 +9116,7 @@
     </w:p>
     <w:p>
       <w:pPr>
-        <w:pStyle w:val="BodyText"/>
+        <w:pStyle w:val="Bibliography"/>
       </w:pPr>
       <w:r>
         <w:t xml:space="preserve">Farquharson, Christine, Sandra McNally, and Imran Tahir. 2024.</w:t>
@@ -9160,7 +9160,7 @@
     </w:p>
     <w:p>
       <w:pPr>
-        <w:pStyle w:val="BodyText"/>
+        <w:pStyle w:val="Bibliography"/>
       </w:pPr>
       <w:r>
         <w:t xml:space="preserve">Faulkner, Guy, Michelle Stone, Ron Buliung, Bonny Wong, and Raktim Mitra. 2013.</w:t>
@@ -9204,7 +9204,7 @@
     </w:p>
     <w:p>
       <w:pPr>
-        <w:pStyle w:val="BodyText"/>
+        <w:pStyle w:val="Bibliography"/>
       </w:pPr>
       <w:r>
         <w:t xml:space="preserve">Fredriksen, Katia, Jean Rhodes, Ranjini Reddy, and Niobe Way. 2004.</w:t>
@@ -9245,7 +9245,7 @@
     </w:p>
     <w:p>
       <w:pPr>
-        <w:pStyle w:val="BodyText"/>
+        <w:pStyle w:val="Bibliography"/>
       </w:pPr>
       <w:r>
         <w:t xml:space="preserve">Gibbons, Stephen, Vincenzo Scrutinio, and Shqiponja Telhaj. 2018.</w:t>
@@ -9283,7 +9283,7 @@
     </w:p>
     <w:p>
       <w:pPr>
-        <w:pStyle w:val="BodyText"/>
+        <w:pStyle w:val="Bibliography"/>
       </w:pPr>
       <w:r>
         <w:t xml:space="preserve">Gillborn, David, Sean Demack, Nicola Rollock, and Paul Warmington. 2017.</w:t>
@@ -9327,7 +9327,7 @@
     </w:p>
     <w:p>
       <w:pPr>
-        <w:pStyle w:val="BodyText"/>
+        <w:pStyle w:val="Bibliography"/>
       </w:pPr>
       <w:r>
         <w:t xml:space="preserve">Gorard, Stephen, and Nadia Siddiqui. 2019.</w:t>
@@ -9371,7 +9371,7 @@
     </w:p>
     <w:p>
       <w:pPr>
-        <w:pStyle w:val="BodyText"/>
+        <w:pStyle w:val="Bibliography"/>
       </w:pPr>
       <w:r>
         <w:t xml:space="preserve">Gorard, Stephen, Nadia Siddiqui, Beng Huat See, and Yiyang Gao. 2025.</w:t>
@@ -9415,7 +9415,7 @@
     </w:p>
     <w:p>
       <w:pPr>
-        <w:pStyle w:val="BodyText"/>
+        <w:pStyle w:val="Bibliography"/>
       </w:pPr>
       <w:r>
         <w:t xml:space="preserve">Grant, Catherine. 2017.</w:t>
@@ -9450,7 +9450,7 @@
     </w:p>
     <w:p>
       <w:pPr>
-        <w:pStyle w:val="BodyText"/>
+        <w:pStyle w:val="Bibliography"/>
       </w:pPr>
       <w:r>
         <w:t xml:space="preserve">Guan, Hongwei, Jingjing Xue, Yaqi Zhang, Fang Chang, and Wei Liu. 2025.</w:t>
@@ -9494,7 +9494,7 @@
     </w:p>
     <w:p>
       <w:pPr>
-        <w:pStyle w:val="BodyText"/>
+        <w:pStyle w:val="Bibliography"/>
       </w:pPr>
       <w:ins w:id="262" w:author="Revision" w:date="2026-08-25T00:00:00Z">
         <w:r>
@@ -9540,7 +9540,7 @@
     </w:p>
     <w:p>
       <w:pPr>
-        <w:pStyle w:val="BodyText"/>
+        <w:pStyle w:val="Bibliography"/>
       </w:pPr>
       <w:r>
         <w:t xml:space="preserve">Karan, Maira, Danny Rahal, David M. Almeida, et al. 2021.</w:t>
@@ -9584,7 +9584,7 @@
     </w:p>
     <w:p>
       <w:pPr>
-        <w:pStyle w:val="BodyText"/>
+        <w:pStyle w:val="Bibliography"/>
       </w:pPr>
       <w:r>
         <w:t xml:space="preserve">Macleod, S., C. Sharp, D. Bernardinelli, A. Skipp, and S. Higgins. 2015.</w:t>
@@ -9619,7 +9619,7 @@
     </w:p>
     <w:p>
       <w:pPr>
-        <w:pStyle w:val="BodyText"/>
+        <w:pStyle w:val="Bibliography"/>
       </w:pPr>
       <w:r>
         <w:t xml:space="preserve">Menzies, Loic. 2023.</w:t>
@@ -9663,7 +9663,7 @@
     </w:p>
     <w:p>
       <w:pPr>
-        <w:pStyle w:val="BodyText"/>
+        <w:pStyle w:val="Bibliography"/>
       </w:pPr>
       <w:ins w:id="263" w:author="Revision" w:date="2026-08-25T00:00:00Z">
         <w:r>
@@ -9700,7 +9700,7 @@
     </w:p>
     <w:p>
       <w:pPr>
-        <w:pStyle w:val="BodyText"/>
+        <w:pStyle w:val="Bibliography"/>
       </w:pPr>
       <w:r>
         <w:t xml:space="preserve">Nakagawa, Shinichi, Paul C. D. Johnson, and Holger Schielzeth. 2017.</w:t>
@@ -9744,7 +9744,7 @@
     </w:p>
     <w:p>
       <w:pPr>
-        <w:pStyle w:val="BodyText"/>
+        <w:pStyle w:val="Bibliography"/>
       </w:pPr>
       <w:r>
         <w:t xml:space="preserve">Nakagawa, Shinichi, and Holger Schielzeth. 2013.</w:t>
@@ -9788,7 +9788,7 @@
     </w:p>
     <w:p>
       <w:pPr>
-        <w:pStyle w:val="BodyText"/>
+        <w:pStyle w:val="Bibliography"/>
       </w:pPr>
       <w:r>
         <w:t xml:space="preserve">Nakajima, Sakurako, Yuichiro Otsuka, Osamu Itani, Yoshifumi Kaneko, Masato Suzuki, and Yoshitaka Kaneita. 2024.</w:t>
@@ -9832,7 +9832,7 @@
     </w:p>
     <w:p>
       <w:pPr>
-        <w:pStyle w:val="BodyText"/>
+        <w:pStyle w:val="Bibliography"/>
       </w:pPr>
       <w:r>
         <w:t xml:space="preserve">Otsuka, Yuichiro, Mikiko Tokiya, Issei Saitoh, Osamu Itani, and Yoshitaka Kaneita. 2025.</w:t>
@@ -9876,7 +9876,7 @@
     </w:p>
     <w:p>
       <w:pPr>
-        <w:pStyle w:val="BodyText"/>
+        <w:pStyle w:val="Bibliography"/>
       </w:pPr>
       <w:r>
         <w:t xml:space="preserve">Pereira, Erico F., Claudia Moreno, and Fernando M. Louzada. 2014.</w:t>
@@ -9920,7 +9920,7 @@
     </w:p>
     <w:p>
       <w:pPr>
-        <w:pStyle w:val="BodyText"/>
+        <w:pStyle w:val="Bibliography"/>
       </w:pPr>
       <w:r>
         <w:t xml:space="preserve">Pradhan, Rajesh Kumar, and Nandita Sinha. 2017.</w:t>
@@ -9964,7 +9964,7 @@
     </w:p>
     <w:p>
       <w:pPr>
-        <w:pStyle w:val="BodyText"/>
+        <w:pStyle w:val="Bibliography"/>
       </w:pPr>
       <w:ins w:id="264" w:author="Revision" w:date="2026-08-25T00:00:00Z">
         <w:r>
@@ -10010,7 +10010,7 @@
     </w:p>
     <w:p>
       <w:pPr>
-        <w:pStyle w:val="BodyText"/>
+        <w:pStyle w:val="Bibliography"/>
       </w:pPr>
       <w:r>
         <w:t xml:space="preserve">Riordan, S., M. Jopling, and S. Starr. 2021.</w:t>
@@ -10045,7 +10045,7 @@
     </w:p>
     <w:p>
       <w:pPr>
-        <w:pStyle w:val="BodyText"/>
+        <w:pStyle w:val="Bibliography"/>
       </w:pPr>
       <w:r>
         <w:t xml:space="preserve">Ross, A., C. Lessof, R. Brind-Kantar, R. Khandker, and D. Aitken. 2020.</w:t>
@@ -10080,7 +10080,7 @@
     </w:p>
     <w:p>
       <w:pPr>
-        <w:pStyle w:val="BodyText"/>
+        <w:pStyle w:val="Bibliography"/>
       </w:pPr>
       <w:r>
         <w:t xml:space="preserve">Shah, Kajal B. 2023.</w:t>
@@ -10114,7 +10114,7 @@
     </w:p>
     <w:p>
       <w:pPr>
-        <w:pStyle w:val="BodyText"/>
+        <w:pStyle w:val="Bibliography"/>
       </w:pPr>
       <w:ins w:id="265" w:author="Revision" w:date="2026-08-25T00:00:00Z">
         <w:r>
@@ -10137,7 +10137,7 @@
     </w:p>
     <w:p>
       <w:pPr>
-        <w:pStyle w:val="BodyText"/>
+        <w:pStyle w:val="Bibliography"/>
       </w:pPr>
       <w:r>
         <w:t xml:space="preserve">Snijders, T. A. B. 2012.</w:t>
@@ -10158,7 +10158,7 @@
     </w:p>
     <w:p>
       <w:pPr>
-        <w:pStyle w:val="BodyText"/>
+        <w:pStyle w:val="Bibliography"/>
       </w:pPr>
       <w:r>
         <w:t xml:space="preserve">Stein, Marc L., Julia Burdick-Will, and Jeffrey Grigg. 2021.</w:t>
@@ -10202,7 +10202,7 @@
     </w:p>
     <w:p>
       <w:pPr>
-        <w:pStyle w:val="BodyText"/>
+        <w:pStyle w:val="Bibliography"/>
       </w:pPr>
       <w:r>
         <w:t xml:space="preserve">Stopforth, Sarah, and Vernon Gayle. 2025.</w:t>
@@ -10246,7 +10246,7 @@
     </w:p>
     <w:p>
       <w:pPr>
-        <w:pStyle w:val="BodyText"/>
+        <w:pStyle w:val="Bibliography"/>
       </w:pPr>
       <w:r>
         <w:t xml:space="preserve">Strand, S. 2021.</w:t>
@@ -10281,7 +10281,7 @@
     </w:p>
     <w:p>
       <w:pPr>
-        <w:pStyle w:val="BodyText"/>
+        <w:pStyle w:val="Bibliography"/>
       </w:pPr>
       <w:r>
         <w:t xml:space="preserve">Tan, Josiah, and Adam Dennett. 2025.</w:t>
@@ -10328,7 +10328,7 @@
     </w:p>
     <w:p>
       <w:pPr>
-        <w:pStyle w:val="BodyText"/>
+        <w:pStyle w:val="Bibliography"/>
       </w:pPr>
       <w:ins w:id="266" w:author="Revision" w:date="2026-08-25T00:00:00Z">
         <w:r>
@@ -10351,7 +10351,7 @@
     </w:p>
     <w:p>
       <w:pPr>
-        <w:pStyle w:val="BodyText"/>
+        <w:pStyle w:val="Bibliography"/>
       </w:pPr>
       <w:r>
         <w:t xml:space="preserve">Thomson, Dave. 2023.</w:t>
@@ -10398,7 +10398,7 @@
     </w:p>
     <w:p>
       <w:pPr>
-        <w:pStyle w:val="BodyText"/>
+        <w:pStyle w:val="Bibliography"/>
       </w:pPr>
       <w:r>
         <w:t xml:space="preserve">Tuckett, S., E. Hunt, D. Robinson, and N. Babbini. 2023.</w:t>
@@ -10433,7 +10433,7 @@
     </w:p>
     <w:p>
       <w:pPr>
-        <w:pStyle w:val="BodyText"/>
+        <w:pStyle w:val="Bibliography"/>
       </w:pPr>
       <w:r>
         <w:t xml:space="preserve">Voulgaris, Carole Turley, Michael J. Smart, and Brian D. Taylor. 2019.</w:t>
@@ -10477,7 +10477,7 @@
     </w:p>
     <w:p>
       <w:pPr>
-        <w:pStyle w:val="BodyText"/>
+        <w:pStyle w:val="Bibliography"/>
       </w:pPr>
       <w:ins w:id="267" w:author="Revision" w:date="2026-08-25T00:00:00Z">
         <w:r>
@@ -10523,7 +10523,7 @@
     </w:p>
     <w:p>
       <w:pPr>
-        <w:pStyle w:val="BodyText"/>
+        <w:pStyle w:val="Bibliography"/>
       </w:pPr>
       <w:r>
         <w:t xml:space="preserve">Yeo, Sing Chen, Anna Mini Jos, Christina Erwin, et al. 2019.</w:t>
@@ -10567,7 +10567,7 @@
     </w:p>
     <w:p>
       <w:pPr>
-        <w:pStyle w:val="BodyText"/>
+        <w:pStyle w:val="Bibliography"/>
       </w:pPr>
       <w:r>
         <w:t xml:space="preserve">Zuccollo, J., J. Cardim Dias, E. Jimenez, and N. Braakmann. 2023.</w:t>

--- a/RPE_Paper_tracked_changes.docx
+++ b/RPE_Paper_tracked_changes.docx
@@ -62,7 +62,21 @@
         <w:pStyle w:val="BodyText"/>
       </w:pPr>
       <w:r>
-        <w:t xml:space="preserve">Focusing on the secondary school attainment, this paper argues that the Department for Education’s (DfE) open data provides most of the raw materials needed for such nuanced localised understanding, but a crucial gap exists between data availability and accessible, contextualised intelligence for decision makers. We demonstrate this through an analysis of school-level attainment across England, combined with a case study of Brighton and Hove where a policy direction would be predicted by our model, to potentially do more harm than good.</w:t>
+        <w:t xml:space="preserve">Focusing on</w:t>
+      </w:r>
+      <w:r>
+        <w:t xml:space="preserve"> </w:t>
+      </w:r>
+      <w:del w:id="2" w:author="Revision" w:date="2026-08-25T00:00:00Z">
+        <w:r>
+          <w:delText xml:space="preserve">the</w:delText>
+        </w:r>
+      </w:del>
+      <w:r>
+        <w:t xml:space="preserve"> </w:t>
+      </w:r>
+      <w:r>
+        <w:t xml:space="preserve">secondary school attainment, this paper argues that the Department for Education’s (DfE) open data provides most of the raw materials needed for such nuanced localised understanding, but a crucial gap exists between data availability and accessible, contextualised intelligence for decision makers. We demonstrate this through an analysis of school-level attainment across England, combined with a case study of Brighton and Hove where a policy direction would be predicted by our model, to potentially do more harm than good.</w:t>
       </w:r>
     </w:p>
     <w:p>
@@ -95,7 +109,7 @@
       <w:r>
         <w:t xml:space="preserve"> </w:t>
       </w:r>
-      <w:del w:id="2" w:author="Revision" w:date="2026-08-25T00:00:00Z">
+      <w:del w:id="3" w:author="Revision" w:date="2026-08-25T00:00:00Z">
         <w:r>
           <w:delText xml:space="preserve">that</w:delText>
         </w:r>
@@ -125,12 +139,34 @@
         <w:t xml:space="preserve"> </w:t>
       </w:r>
       <w:r>
-        <w:t xml:space="preserve">Brighton and Hove was already among the highest-performing LEAs nationally for taking students beyond those factors - ranking</w:t>
-      </w:r>
-      <w:r>
-        <w:t xml:space="preserve"> </w:t>
-      </w:r>
-      <w:del w:id="3" w:author="Revision" w:date="2026-08-25T00:00:00Z">
+        <w:t xml:space="preserve">Brighton and Hove was already among the highest-performing LEAs nationally for</w:t>
+      </w:r>
+      <w:r>
+        <w:t xml:space="preserve"> </w:t>
+      </w:r>
+      <w:del w:id="4" w:author="Revision" w:date="2026-08-25T00:00:00Z">
+        <w:r>
+          <w:delText xml:space="preserve">taking students beyond those factors</w:delText>
+        </w:r>
+      </w:del>
+      <w:r>
+        <w:t xml:space="preserve"> </w:t>
+      </w:r>
+      <w:ins w:id="3" w:author="Revision" w:date="2026-08-25T00:00:00Z">
+        <w:r>
+          <w:t xml:space="preserve">contextualised GCSE attainment</w:t>
+        </w:r>
+      </w:ins>
+      <w:r>
+        <w:t xml:space="preserve"> </w:t>
+      </w:r>
+      <w:r>
+        <w:t xml:space="preserve">- ranking</w:t>
+      </w:r>
+      <w:r>
+        <w:t xml:space="preserve"> </w:t>
+      </w:r>
+      <w:del w:id="5" w:author="Revision" w:date="2026-08-25T00:00:00Z">
         <w:r>
           <w:delText xml:space="preserve">7th out</w:delText>
         </w:r>
@@ -138,7 +174,7 @@
       <w:r>
         <w:t xml:space="preserve"> </w:t>
       </w:r>
-      <w:ins w:id="3" w:author="Revision" w:date="2026-08-25T00:00:00Z">
+      <w:ins w:id="4" w:author="Revision" w:date="2026-08-25T00:00:00Z">
         <w:r>
           <w:t xml:space="preserve">15th</w:t>
         </w:r>
@@ -152,7 +188,7 @@
       <w:r>
         <w:t xml:space="preserve"> </w:t>
       </w:r>
-      <w:del w:id="4" w:author="Revision" w:date="2026-08-25T00:00:00Z">
+      <w:del w:id="6" w:author="Revision" w:date="2026-08-25T00:00:00Z">
         <w:r>
           <w:delText xml:space="preserve">152</w:delText>
         </w:r>
@@ -160,7 +196,7 @@
       <w:r>
         <w:t xml:space="preserve"> </w:t>
       </w:r>
-      <w:ins w:id="4" w:author="Revision" w:date="2026-08-25T00:00:00Z">
+      <w:ins w:id="5" w:author="Revision" w:date="2026-08-25T00:00:00Z">
         <w:r>
           <w:t xml:space="preserve">151</w:t>
         </w:r>
@@ -174,7 +210,7 @@
       <w:r>
         <w:t xml:space="preserve"> </w:t>
       </w:r>
-      <w:del w:id="5" w:author="Revision" w:date="2026-08-25T00:00:00Z">
+      <w:del w:id="7" w:author="Revision" w:date="2026-08-25T00:00:00Z">
         <w:r>
           <w:delText xml:space="preserve">5th</w:delText>
         </w:r>
@@ -182,7 +218,7 @@
       <w:r>
         <w:t xml:space="preserve"> </w:t>
       </w:r>
-      <w:ins w:id="5" w:author="Revision" w:date="2026-08-25T00:00:00Z">
+      <w:ins w:id="6" w:author="Revision" w:date="2026-08-25T00:00:00Z">
         <w:r>
           <w:t xml:space="preserve">4th</w:t>
         </w:r>
@@ -196,9 +232,9 @@
       <w:r>
         <w:t xml:space="preserve"> </w:t>
       </w:r>
-      <w:ins w:id="6" w:author="Revision" w:date="2026-08-25T00:00:00Z">
-        <w:r>
-          <w:t xml:space="preserve">As we show later, that conditional ranking is itself a measure of how much the city’s severe absence problem is costing its disadvantaged pupils: set absence aside and the schools look exceptional; leave it in the ledger and the city is ordinary.</w:t>
+      <w:ins w:id="7" w:author="Revision" w:date="2026-08-25T00:00:00Z">
+        <w:r>
+          <w:t xml:space="preserve">As we show later, that conditional ranking is itself a measure of how much the city’s severe absence problem is costing its disadvantaged pupils. If we set absence aside the schools look exceptional, if we factor it in, the city is ordinary.</w:t>
         </w:r>
       </w:ins>
       <w:r>
@@ -234,7 +270,7 @@
       <w:r>
         <w:t xml:space="preserve"> </w:t>
       </w:r>
-      <w:del w:id="6" w:author="Revision" w:date="2026-08-25T00:00:00Z">
+      <w:del w:id="8" w:author="Revision" w:date="2026-08-25T00:00:00Z">
         <w:r>
           <w:delText xml:space="preserve">paper,</w:delText>
         </w:r>
@@ -242,7 +278,7 @@
       <w:r>
         <w:t xml:space="preserve"> </w:t>
       </w:r>
-      <w:ins w:id="7" w:author="Revision" w:date="2026-08-25T00:00:00Z">
+      <w:ins w:id="8" w:author="Revision" w:date="2026-08-25T00:00:00Z">
         <w:r>
           <w:t xml:space="preserve">paper</w:t>
         </w:r>
@@ -273,7 +309,7 @@
       <w:r>
         <w:t xml:space="preserve"> </w:t>
       </w:r>
-      <w:del w:id="7" w:author="Revision" w:date="2026-08-25T00:00:00Z">
+      <w:del w:id="9" w:author="Revision" w:date="2026-08-25T00:00:00Z">
         <w:r>
           <w:delText xml:space="preserve">over</w:delText>
         </w:r>
@@ -281,7 +317,7 @@
       <w:r>
         <w:t xml:space="preserve"> </w:t>
       </w:r>
-      <w:ins w:id="8" w:author="Revision" w:date="2026-08-25T00:00:00Z">
+      <w:ins w:id="9" w:author="Revision" w:date="2026-08-25T00:00:00Z">
         <w:r>
           <w:t xml:space="preserve">close to</w:t>
         </w:r>
@@ -377,7 +413,7 @@
       <w:r>
         <w:t xml:space="preserve"> </w:t>
       </w:r>
-      <w:del w:id="8" w:author="Revision" w:date="2026-08-25T00:00:00Z">
+      <w:del w:id="10" w:author="Revision" w:date="2026-08-25T00:00:00Z">
         <w:r>
           <w:delText xml:space="preserve">attainment.</w:delText>
         </w:r>
@@ -385,7 +421,7 @@
       <w:r>
         <w:t xml:space="preserve"> </w:t>
       </w:r>
-      <w:ins w:id="9" w:author="Revision" w:date="2026-08-25T00:00:00Z">
+      <w:ins w:id="10" w:author="Revision" w:date="2026-08-25T00:00:00Z">
         <w:r>
           <w:t xml:space="preserve">attainment (for wider reviews and evidence syntheses, see e.g. Stopforth and Gayle (2025); Macleod et al. (2015); Tuckett et al. (2023)).</w:t>
         </w:r>
@@ -409,7 +445,7 @@
       <w:r>
         <w:t xml:space="preserve"> </w:t>
       </w:r>
-      <w:del w:id="9" w:author="Revision" w:date="2026-08-25T00:00:00Z">
+      <w:del w:id="11" w:author="Revision" w:date="2026-08-25T00:00:00Z">
         <w:r>
           <w:delText xml:space="preserve">11),</w:delText>
         </w:r>
@@ -417,7 +453,7 @@
       <w:r>
         <w:t xml:space="preserve"> </w:t>
       </w:r>
-      <w:ins w:id="10" w:author="Revision" w:date="2026-08-25T00:00:00Z">
+      <w:ins w:id="11" w:author="Revision" w:date="2026-08-25T00:00:00Z">
         <w:r>
           <w:t xml:space="preserve">11</w:t>
         </w:r>
@@ -489,7 +525,7 @@
       <w:pPr>
         <w:pStyle w:val="BodyText"/>
       </w:pPr>
-      <w:ins w:id="11" w:author="Revision" w:date="2026-08-25T00:00:00Z">
+      <w:ins w:id="12" w:author="Revision" w:date="2026-08-25T00:00:00Z">
         <w:r>
           <w:t xml:space="preserve">How far attendance is amenable to</w:t>
         </w:r>
@@ -544,7 +580,7 @@
       <w:r>
         <w:t xml:space="preserve">Workforce factors including effective leadership (Zuccollo et al. 2023), teaching quality (Burgess et al. </w:t>
       </w:r>
-      <w:del w:id="10" w:author="Revision" w:date="2026-08-25T00:00:00Z">
+      <w:del w:id="12" w:author="Revision" w:date="2026-08-25T00:00:00Z">
         <w:r>
           <w:delText xml:space="preserve">2023, 2022),</w:delText>
         </w:r>
@@ -552,7 +588,7 @@
       <w:r>
         <w:t xml:space="preserve"> </w:t>
       </w:r>
-      <w:ins w:id="12" w:author="Revision" w:date="2026-08-25T00:00:00Z">
+      <w:ins w:id="13" w:author="Revision" w:date="2026-08-25T00:00:00Z">
         <w:r>
           <w:t xml:space="preserve">2023),</w:t>
         </w:r>
@@ -614,7 +650,7 @@
       <w:r>
         <w:t xml:space="preserve"> </w:t>
       </w:r>
-      <w:del w:id="11" w:author="Revision" w:date="2026-08-25T00:00:00Z">
+      <w:del w:id="13" w:author="Revision" w:date="2026-08-25T00:00:00Z">
         <w:r>
           <w:delText xml:space="preserve">material.</w:delText>
         </w:r>
@@ -622,7 +658,7 @@
       <w:r>
         <w:t xml:space="preserve"> </w:t>
       </w:r>
-      <w:ins w:id="13" w:author="Revision" w:date="2026-08-25T00:00:00Z">
+      <w:ins w:id="14" w:author="Revision" w:date="2026-08-25T00:00:00Z">
         <w:r>
           <w:t xml:space="preserve">material.</w:t>
         </w:r>
@@ -654,7 +690,7 @@
       <w:r>
         <w:t xml:space="preserve"> </w:t>
       </w:r>
-      <w:del w:id="12" w:author="Revision" w:date="2026-08-25T00:00:00Z">
+      <w:del w:id="14" w:author="Revision" w:date="2026-08-25T00:00:00Z">
         <w:r>
           <w:delText xml:space="preserve">2024-25),</w:delText>
         </w:r>
@@ -662,7 +698,7 @@
       <w:r>
         <w:t xml:space="preserve"> </w:t>
       </w:r>
-      <w:ins w:id="14" w:author="Revision" w:date="2026-08-25T00:00:00Z">
+      <w:ins w:id="15" w:author="Revision" w:date="2026-08-25T00:00:00Z">
         <w:r>
           <w:t xml:space="preserve">2024-25, together with KS2 prior attainment, which is not published for that year because</w:t>
         </w:r>
@@ -676,7 +712,7 @@
       <w:r>
         <w:t xml:space="preserve"> </w:t>
       </w:r>
-      <w:ins w:id="15" w:author="Revision" w:date="2026-08-25T00:00:00Z">
+      <w:ins w:id="16" w:author="Revision" w:date="2026-08-25T00:00:00Z">
         <w:r>
           <w:t xml:space="preserve">relevant cohort’s primary assessments were cancelled during the pandemic - see section 3.2</w:t>
         </w:r>
@@ -717,7 +753,7 @@
       <w:r>
         <w:t xml:space="preserve"> </w:t>
       </w:r>
-      <w:ins w:id="16" w:author="Revision" w:date="2026-08-25T00:00:00Z">
+      <w:ins w:id="17" w:author="Revision" w:date="2026-08-25T00:00:00Z">
         <w:r>
           <w:t xml:space="preserve">We should be clear that the log transformation is</w:t>
         </w:r>
@@ -1072,7 +1108,7 @@
       <w:r>
         <w:t xml:space="preserve"> </w:t>
       </w:r>
-      <w:del w:id="13" w:author="Revision" w:date="2026-08-25T00:00:00Z">
+      <w:del w:id="15" w:author="Revision" w:date="2026-08-25T00:00:00Z">
         <w:r>
           <w:delText xml:space="preserve">% low</w:delText>
         </w:r>
@@ -1080,7 +1116,7 @@
       <w:r>
         <w:t xml:space="preserve"> </w:t>
       </w:r>
-      <w:ins w:id="17" w:author="Revision" w:date="2026-08-25T00:00:00Z">
+      <w:ins w:id="18" w:author="Revision" w:date="2026-08-25T00:00:00Z">
         <w:r>
           <w:t xml:space="preserve">mean KS2</w:t>
         </w:r>
@@ -1094,7 +1130,7 @@
       <w:r>
         <w:t xml:space="preserve"> </w:t>
       </w:r>
-      <w:ins w:id="18" w:author="Revision" w:date="2026-08-25T00:00:00Z">
+      <w:ins w:id="19" w:author="Revision" w:date="2026-08-25T00:00:00Z">
         <w:r>
           <w:t xml:space="preserve">(the cohort’s average KS2 scaled score, centred</w:t>
         </w:r>
@@ -1108,7 +1144,7 @@
       <w:r>
         <w:t xml:space="preserve"> </w:t>
       </w:r>
-      <w:del w:id="14" w:author="Revision" w:date="2026-08-25T00:00:00Z">
+      <w:del w:id="16" w:author="Revision" w:date="2026-08-25T00:00:00Z">
         <w:r>
           <w:delText xml:space="preserve">KS2,</w:delText>
         </w:r>
@@ -1116,7 +1152,7 @@
       <w:r>
         <w:t xml:space="preserve"> </w:t>
       </w:r>
-      <w:ins w:id="19" w:author="Revision" w:date="2026-08-25T00:00:00Z">
+      <w:ins w:id="20" w:author="Revision" w:date="2026-08-25T00:00:00Z">
         <w:r>
           <w:t xml:space="preserve">the national standard of 100),</w:t>
         </w:r>
@@ -1130,7 +1166,7 @@
       <w:r>
         <w:t xml:space="preserve"> </w:t>
       </w:r>
-      <w:del w:id="15" w:author="Revision" w:date="2026-08-25T00:00:00Z">
+      <w:del w:id="17" w:author="Revision" w:date="2026-08-25T00:00:00Z">
         <w:r>
           <w:delText xml:space="preserve">Variable selection was informed by the literature review and by the policy narrative in Brighton and Hove, where segregation featured prominently in the council justification. Full details of the variables and the full analysis panel can be found in the supplementary material .</w:delText>
         </w:r>
@@ -1140,9 +1176,39 @@
       <w:pPr>
         <w:pStyle w:val="BodyText"/>
       </w:pPr>
-      <w:ins w:id="20" w:author="Revision" w:date="2026-08-25T00:00:00Z">
-        <w:r>
-          <w:t xml:space="preserve">The selective-admissions variable is the DfE’s own performance-tables admissions classification, and within our state-funded sample it distinguishes three groups: wholly</w:t>
+      <w:del w:id="18" w:author="Revision" w:date="2026-08-25T00:00:00Z">
+        <w:r>
+          <w:delText xml:space="preserve">We fit separate models for overall Attainment 8, disadvantaged-pupil Attainment 8, and non-disadvantaged-pupil Attainment 8, as both panel models (all four years)</w:delText>
+        </w:r>
+      </w:del>
+      <w:r>
+        <w:t xml:space="preserve"> </w:t>
+      </w:r>
+      <w:ins w:id="21" w:author="Revision" w:date="2026-08-25T00:00:00Z">
+        <w:r>
+          <w:t xml:space="preserve">The selective-admissions variable is the DfE’s own performance-tables admissions classification,</w:t>
+        </w:r>
+      </w:ins>
+      <w:r>
+        <w:t xml:space="preserve"> </w:t>
+      </w:r>
+      <w:r>
+        <w:t xml:space="preserve">and</w:t>
+      </w:r>
+      <w:r>
+        <w:t xml:space="preserve"> </w:t>
+      </w:r>
+      <w:del w:id="19" w:author="Revision" w:date="2026-08-25T00:00:00Z">
+        <w:r>
+          <w:delText xml:space="preserve">individual year models. Models were estimated using</w:delText>
+        </w:r>
+      </w:del>
+      <w:r>
+        <w:t xml:space="preserve"> </w:t>
+      </w:r>
+      <w:ins w:id="22" w:author="Revision" w:date="2026-08-25T00:00:00Z">
+        <w:r>
+          <w:t xml:space="preserve">within our state-funded sample it distinguishes three groups: wholly</w:t>
         </w:r>
         <w:r>
           <w:t xml:space="preserve"> </w:t>
@@ -1158,7 +1224,82 @@
           <w:t xml:space="preserve"> </w:t>
         </w:r>
         <w:r>
-          <w:t xml:space="preserve">state grammar schools that admit by an entrance test (166 schools, 4.8% of the sample); non-selective schools located in otherwise selective areas (234 schools, the reference category - we note for those not familiar with the English system that following reforms some decades ago, only some LEAs in England still have selective grammar schools); and all other non-selective schools (the remaining ~88%). The estimate we report is therefore the effect of</w:t>
+          <w:t xml:space="preserve">state grammar schools that admit by an entrance test (166 schools, 4.8% of</w:t>
+        </w:r>
+      </w:ins>
+      <w:r>
+        <w:t xml:space="preserve"> </w:t>
+      </w:r>
+      <w:r>
+        <w:t xml:space="preserve">the</w:t>
+      </w:r>
+      <w:r>
+        <w:t xml:space="preserve"> </w:t>
+      </w:r>
+      <w:del w:id="20" w:author="Revision" w:date="2026-08-25T00:00:00Z">
+        <w:r>
+          <w:rPr>
+            <w:rStyle w:val="VerbatimChar"/>
+          </w:rPr>
+          <w:delText xml:space="preserve">lme4</w:delText>
+        </w:r>
+        <w:r>
+          <w:delText xml:space="preserve"> </w:delText>
+        </w:r>
+        <w:r>
+          <w:delText xml:space="preserve">package</w:delText>
+        </w:r>
+      </w:del>
+      <w:r>
+        <w:t xml:space="preserve"> </w:t>
+      </w:r>
+      <w:ins w:id="23" w:author="Revision" w:date="2026-08-25T00:00:00Z">
+        <w:r>
+          <w:t xml:space="preserve">sample); non-selective schools located</w:t>
+        </w:r>
+      </w:ins>
+      <w:r>
+        <w:t xml:space="preserve"> </w:t>
+      </w:r>
+      <w:r>
+        <w:t xml:space="preserve">in</w:t>
+      </w:r>
+      <w:r>
+        <w:t xml:space="preserve"> </w:t>
+      </w:r>
+      <w:del w:id="21" w:author="Revision" w:date="2026-08-25T00:00:00Z">
+        <w:r>
+          <w:delText xml:space="preserve">R</w:delText>
+        </w:r>
+      </w:del>
+      <w:r>
+        <w:t xml:space="preserve"> </w:t>
+      </w:r>
+      <w:ins w:id="24" w:author="Revision" w:date="2026-08-25T00:00:00Z">
+        <w:r>
+          <w:t xml:space="preserve">otherwise selective areas (234 schools, the reference category - we note for those not familiar</w:t>
+        </w:r>
+      </w:ins>
+      <w:r>
+        <w:t xml:space="preserve"> </w:t>
+      </w:r>
+      <w:r>
+        <w:t xml:space="preserve">with</w:t>
+      </w:r>
+      <w:r>
+        <w:t xml:space="preserve"> </w:t>
+      </w:r>
+      <w:del w:id="22" w:author="Revision" w:date="2026-08-25T00:00:00Z">
+        <w:r>
+          <w:delText xml:space="preserve">Restricted Maximum Likelihood estimation.</w:delText>
+        </w:r>
+      </w:del>
+      <w:r>
+        <w:t xml:space="preserve"> </w:t>
+      </w:r>
+      <w:ins w:id="25" w:author="Revision" w:date="2026-08-25T00:00:00Z">
+        <w:r>
+          <w:t xml:space="preserve">the English system that following reforms some decades ago, only some LEAs in England still have selective grammar schools); and all other non-selective schools (the remaining ~88%). The estimate we report is therefore the effect of</w:t>
         </w:r>
         <w:r>
           <w:t xml:space="preserve"> </w:t>
@@ -1194,7 +1335,7 @@
       <w:pPr>
         <w:pStyle w:val="BodyText"/>
       </w:pPr>
-      <w:ins w:id="21" w:author="Revision" w:date="2026-08-25T00:00:00Z">
+      <w:ins w:id="26" w:author="Revision" w:date="2026-08-25T00:00:00Z">
         <w:r>
           <w:t xml:space="preserve">There are two points relating to the prior-attainment variable that need highlighting. Firstly, we control for prior attainment using the cohort’s</w:t>
         </w:r>
@@ -1241,58 +1382,24 @@
       <w:pPr>
         <w:pStyle w:val="BodyText"/>
       </w:pPr>
-      <w:ins w:id="22" w:author="Revision" w:date="2026-08-25T00:00:00Z">
-        <w:r>
-          <w:t xml:space="preserve">Our reasons for preferring the mean score to the more commonly reported share of pupils arriving with</w:t>
+      <w:ins w:id="27" w:author="Revision" w:date="2026-08-25T00:00:00Z">
+        <w:r>
+          <w:t xml:space="preserve">We fit separate models for overall Attainment 8, disadvantaged-pupil Attainment 8, and non-disadvantaged-pupil Attainment 8, as both panel models (all four years) and individual year models. Models were estimated using the</w:t>
         </w:r>
         <w:r>
           <w:t xml:space="preserve"> </w:t>
         </w:r>
         <w:r>
           <w:rPr>
-            <w:i/>
-            <w:iCs/>
+            <w:rStyle w:val="VerbatimChar"/>
           </w:rPr>
-          <w:t xml:space="preserve">low</w:t>
+          <w:t xml:space="preserve">lme4</w:t>
         </w:r>
         <w:r>
           <w:t xml:space="preserve"> </w:t>
         </w:r>
         <w:r>
-          <w:t xml:space="preserve">prior attainment are set out in section 4.2, alongside the results.</w:t>
-        </w:r>
-      </w:ins>
-    </w:p>
-    <w:p>
-      <w:pPr>
-        <w:pStyle w:val="BodyText"/>
-      </w:pPr>
-      <w:r>
-        <w:t xml:space="preserve">We fit separate models for overall Attainment 8, disadvantaged-pupil Attainment 8, and non-disadvantaged-pupil Attainment 8, as both panel models (all four years) and individual year models. Models were estimated using the</w:t>
-      </w:r>
-      <w:r>
-        <w:t xml:space="preserve"> </w:t>
-      </w:r>
-      <w:r>
-        <w:rPr>
-          <w:rStyle w:val="VerbatimChar"/>
-        </w:rPr>
-        <w:t xml:space="preserve">lme4</w:t>
-      </w:r>
-      <w:r>
-        <w:t xml:space="preserve"> </w:t>
-      </w:r>
-      <w:r>
-        <w:t xml:space="preserve">package in R with Restricted Maximum Likelihood estimation.</w:t>
-      </w:r>
-    </w:p>
-    <w:p>
-      <w:pPr>
-        <w:pStyle w:val="BodyText"/>
-      </w:pPr>
-      <w:ins w:id="23" w:author="Revision" w:date="2026-08-25T00:00:00Z">
-        <w:r>
-          <w:t xml:space="preserve">Variable selection was informed by the literature review and by the policy narrative in Brighton and Hove, where segregation featured prominently in the council justification. Full details of the variables and the full analysis panel can be found in the supplementary material</w:t>
+          <w:t xml:space="preserve">package in R with Restricted Maximum Likelihood estimation. Variable selection was informed by the literature review and by the policy narrative in Brighton and Hove, where segregation featured prominently in the council justification. Full details of the variables and the full analysis panel can be found in the supplementary material</w:t>
         </w:r>
         <w:r>
           <w:t xml:space="preserve"> </w:t>
@@ -1310,7 +1417,7 @@
     </w:p>
     <w:bookmarkEnd w:id="36"/>
     <w:bookmarkEnd w:id="37"/>
-    <w:bookmarkStart w:id="45" w:name="results"/>
+    <w:bookmarkStart w:id="47" w:name="results"/>
     <w:p>
       <w:pPr>
         <w:pStyle w:val="Heading1"/>
@@ -1338,7 +1445,7 @@
       <w:r>
         <w:t xml:space="preserve"> </w:t>
       </w:r>
-      <w:del w:id="16" w:author="Revision" w:date="2026-08-25T00:00:00Z">
+      <w:del w:id="23" w:author="Revision" w:date="2026-08-25T00:00:00Z">
         <w:r>
           <w:delText xml:space="preserve">general to</w:delText>
         </w:r>
@@ -1369,7 +1476,7 @@
       <w:r>
         <w:t xml:space="preserve"> </w:t>
       </w:r>
-      <w:del w:id="17" w:author="Revision" w:date="2026-08-25T00:00:00Z">
+      <w:del w:id="24" w:author="Revision" w:date="2026-08-25T00:00:00Z">
         <w:r>
           <w:delText xml:space="preserve">values.</w:delText>
         </w:r>
@@ -1377,7 +1484,7 @@
       <w:r>
         <w:t xml:space="preserve"> </w:t>
       </w:r>
-      <w:ins w:id="24" w:author="Revision" w:date="2026-08-25T00:00:00Z">
+      <w:ins w:id="28" w:author="Revision" w:date="2026-08-25T00:00:00Z">
         <w:r>
           <w:t xml:space="preserve">values proxying the proportion of Attainment 8 variance explained by each model.</w:t>
         </w:r>
@@ -1414,7 +1521,7 @@
       <w:r>
         <w:t xml:space="preserve"> </w:t>
       </w:r>
-      <w:del w:id="18" w:author="Revision" w:date="2026-08-25T00:00:00Z">
+      <w:del w:id="25" w:author="Revision" w:date="2026-08-25T00:00:00Z">
         <w:r>
           <w:delText xml:space="preserve">0.77,</w:delText>
         </w:r>
@@ -1422,7 +1529,7 @@
       <w:r>
         <w:t xml:space="preserve"> </w:t>
       </w:r>
-      <w:ins w:id="25" w:author="Revision" w:date="2026-08-25T00:00:00Z">
+      <w:ins w:id="29" w:author="Revision" w:date="2026-08-25T00:00:00Z">
         <w:r>
           <w:t xml:space="preserve">0.78,</w:t>
         </w:r>
@@ -1459,7 +1566,7 @@
       <w:r>
         <w:t xml:space="preserve"> </w:t>
       </w:r>
-      <w:del w:id="19" w:author="Revision" w:date="2026-08-25T00:00:00Z">
+      <w:del w:id="26" w:author="Revision" w:date="2026-08-25T00:00:00Z">
         <w:r>
           <w:delText xml:space="preserve">0.63.</w:delText>
         </w:r>
@@ -1467,7 +1574,7 @@
       <w:r>
         <w:t xml:space="preserve"> </w:t>
       </w:r>
-      <w:ins w:id="26" w:author="Revision" w:date="2026-08-25T00:00:00Z">
+      <w:ins w:id="30" w:author="Revision" w:date="2026-08-25T00:00:00Z">
         <w:r>
           <w:t xml:space="preserve">0.65.</w:t>
         </w:r>
@@ -1504,7 +1611,7 @@
       <w:r>
         <w:t xml:space="preserve"> </w:t>
       </w:r>
-      <w:del w:id="20" w:author="Revision" w:date="2026-08-25T00:00:00Z">
+      <w:del w:id="27" w:author="Revision" w:date="2026-08-25T00:00:00Z">
         <w:r>
           <w:delText xml:space="preserve">0.79.</w:delText>
         </w:r>
@@ -1512,7 +1619,7 @@
       <w:r>
         <w:t xml:space="preserve"> </w:t>
       </w:r>
-      <w:ins w:id="27" w:author="Revision" w:date="2026-08-25T00:00:00Z">
+      <w:ins w:id="31" w:author="Revision" w:date="2026-08-25T00:00:00Z">
         <w:r>
           <w:t xml:space="preserve">0.8.</w:t>
         </w:r>
@@ -1573,7 +1680,7 @@
       <w:r>
         <w:t xml:space="preserve"> </w:t>
       </w:r>
-      <w:del w:id="21" w:author="Revision" w:date="2026-08-25T00:00:00Z">
+      <w:del w:id="28" w:author="Revision" w:date="2026-08-25T00:00:00Z">
         <w:r>
           <w:delText xml:space="preserve">absorbs much of the</w:delText>
         </w:r>
@@ -1581,7 +1688,7 @@
       <w:r>
         <w:t xml:space="preserve"> </w:t>
       </w:r>
-      <w:ins w:id="28" w:author="Revision" w:date="2026-08-25T00:00:00Z">
+      <w:ins w:id="32" w:author="Revision" w:date="2026-08-25T00:00:00Z">
         <w:r>
           <w:t xml:space="preserve">shares</w:t>
         </w:r>
@@ -1595,7 +1702,7 @@
       <w:r>
         <w:t xml:space="preserve"> </w:t>
       </w:r>
-      <w:del w:id="22" w:author="Revision" w:date="2026-08-25T00:00:00Z">
+      <w:del w:id="29" w:author="Revision" w:date="2026-08-25T00:00:00Z">
         <w:r>
           <w:delText xml:space="preserve">previously</w:delText>
         </w:r>
@@ -1609,7 +1716,7 @@
       <w:r>
         <w:t xml:space="preserve"> </w:t>
       </w:r>
-      <w:del w:id="23" w:author="Revision" w:date="2026-08-25T00:00:00Z">
+      <w:del w:id="30" w:author="Revision" w:date="2026-08-25T00:00:00Z">
         <w:r>
           <w:delText xml:space="preserve">although</w:delText>
         </w:r>
@@ -1617,7 +1724,7 @@
       <w:r>
         <w:t xml:space="preserve"> </w:t>
       </w:r>
-      <w:ins w:id="29" w:author="Revision" w:date="2026-08-25T00:00:00Z">
+      <w:ins w:id="33" w:author="Revision" w:date="2026-08-25T00:00:00Z">
         <w:r>
           <w:t xml:space="preserve">reducing the coefficient of %FSM, and adds further explanation,</w:t>
         </w:r>
@@ -1631,7 +1738,7 @@
       <w:r>
         <w:t xml:space="preserve"> </w:t>
       </w:r>
-      <w:del w:id="24" w:author="Revision" w:date="2026-08-25T00:00:00Z">
+      <w:del w:id="31" w:author="Revision" w:date="2026-08-25T00:00:00Z">
         <w:r>
           <w:delText xml:space="preserve">approximately two-thirds</w:delText>
         </w:r>
@@ -1639,7 +1746,7 @@
       <w:r>
         <w:t xml:space="preserve"> </w:t>
       </w:r>
-      <w:ins w:id="30" w:author="Revision" w:date="2026-08-25T00:00:00Z">
+      <w:ins w:id="34" w:author="Revision" w:date="2026-08-25T00:00:00Z">
         <w:r>
           <w:t xml:space="preserve">close to 70%</w:t>
         </w:r>
@@ -1653,7 +1760,7 @@
       <w:r>
         <w:t xml:space="preserve"> </w:t>
       </w:r>
-      <w:del w:id="25" w:author="Revision" w:date="2026-08-25T00:00:00Z">
+      <w:del w:id="32" w:author="Revision" w:date="2026-08-25T00:00:00Z">
         <w:r>
           <w:delText xml:space="preserve">explained, with the t-values (in some respects a standardised version of the coefficients allowing for a degree of relative comparison) showing that % absence (t = -65.28) is the most important variable, % of pupils with low prior attainment (t = -45.75) the next most important and % FSM the least influential (t = -33.46).</w:delText>
         </w:r>
@@ -1661,7 +1768,7 @@
       <w:r>
         <w:t xml:space="preserve"> </w:t>
       </w:r>
-      <w:ins w:id="31" w:author="Revision" w:date="2026-08-25T00:00:00Z">
+      <w:ins w:id="35" w:author="Revision" w:date="2026-08-25T00:00:00Z">
         <w:r>
           <w:t xml:space="preserve">explained.</w:t>
         </w:r>
@@ -1671,39 +1778,39 @@
       <w:pPr>
         <w:pStyle w:val="BodyText"/>
       </w:pPr>
-      <w:del w:id="26" w:author="Revision" w:date="2026-08-25T00:00:00Z">
-        <w:r>
-          <w:delText xml:space="preserve">Model 4 adds additional fixed effects including EAL proportions, selective admissions, workforce variables</w:delText>
-        </w:r>
-      </w:del>
-      <w:r>
-        <w:t xml:space="preserve"> </w:t>
-      </w:r>
-      <w:ins w:id="32" w:author="Revision" w:date="2026-08-25T00:00:00Z">
-        <w:r>
-          <w:t xml:space="preserve">Ranking these three predictors by importance needs more care than it might appear,</w:t>
-        </w:r>
-      </w:ins>
-      <w:r>
-        <w:t xml:space="preserve"> </w:t>
-      </w:r>
-      <w:r>
-        <w:t xml:space="preserve">and</w:t>
-      </w:r>
-      <w:r>
-        <w:t xml:space="preserve"> </w:t>
-      </w:r>
-      <w:del w:id="27" w:author="Revision" w:date="2026-08-25T00:00:00Z">
-        <w:r>
-          <w:delText xml:space="preserve">the Gorard Segregation Index.</w:delText>
-        </w:r>
-      </w:del>
-      <w:r>
-        <w:t xml:space="preserve"> </w:t>
-      </w:r>
-      <w:ins w:id="33" w:author="Revision" w:date="2026-08-25T00:00:00Z">
-        <w:r>
-          <w:t xml:space="preserve">it is worth being explicit about why. The t-values in</w:t>
+      <w:del w:id="33" w:author="Revision" w:date="2026-08-25T00:00:00Z">
+        <w:r>
+          <w:delText xml:space="preserve">Model 4 adds additional fixed effects including EAL proportions, selective admissions, workforce variables and</w:delText>
+        </w:r>
+      </w:del>
+      <w:r>
+        <w:t xml:space="preserve"> </w:t>
+      </w:r>
+      <w:ins w:id="36" w:author="Revision" w:date="2026-08-25T00:00:00Z">
+        <w:r>
+          <w:t xml:space="preserve">Ranking these three predictors in terms of their importance is not quite as simple as examining</w:t>
+        </w:r>
+      </w:ins>
+      <w:r>
+        <w:t xml:space="preserve"> </w:t>
+      </w:r>
+      <w:r>
+        <w:t xml:space="preserve">the</w:t>
+      </w:r>
+      <w:r>
+        <w:t xml:space="preserve"> </w:t>
+      </w:r>
+      <w:del w:id="34" w:author="Revision" w:date="2026-08-25T00:00:00Z">
+        <w:r>
+          <w:delText xml:space="preserve">Gorard Segregation Index.</w:delText>
+        </w:r>
+      </w:del>
+      <w:r>
+        <w:t xml:space="preserve"> </w:t>
+      </w:r>
+      <w:ins w:id="37" w:author="Revision" w:date="2026-08-25T00:00:00Z">
+        <w:r>
+          <w:t xml:space="preserve">t-values in</w:t>
         </w:r>
       </w:ins>
       <w:r>
@@ -1715,7 +1822,7 @@
       <w:r>
         <w:t xml:space="preserve"> </w:t>
       </w:r>
-      <w:del w:id="28" w:author="Revision" w:date="2026-08-25T00:00:00Z">
+      <w:del w:id="35" w:author="Revision" w:date="2026-08-25T00:00:00Z">
         <w:r>
           <w:delText xml:space="preserve">5 adds random effects for year, Ofsted rating, region and LEA nested within region, lifting</w:delText>
         </w:r>
@@ -1723,9 +1830,9 @@
       <w:r>
         <w:t xml:space="preserve"> </w:t>
       </w:r>
-      <w:ins w:id="34" w:author="Revision" w:date="2026-08-25T00:00:00Z">
-        <w:r>
-          <w:t xml:space="preserve">3 (% absence -60.5, mean KS2 58.2, % FSM -21.0) describe how precisely each coefficient is estimated once</w:t>
+      <w:ins w:id="38" w:author="Revision" w:date="2026-08-25T00:00:00Z">
+        <w:r>
+          <w:t xml:space="preserve">3 (% absence -60.5, mean KS2 58.2, % FSM -21.0). T-values get you close as they standardise each coefficient in</w:t>
         </w:r>
       </w:ins>
       <w:r>
@@ -1737,7 +1844,7 @@
       <w:r>
         <w:t xml:space="preserve"> </w:t>
       </w:r>
-      <w:del w:id="29" w:author="Revision" w:date="2026-08-25T00:00:00Z">
+      <w:del w:id="36" w:author="Revision" w:date="2026-08-25T00:00:00Z">
         <w:r>
           <w:delText xml:space="preserve">conditional</w:delText>
         </w:r>
@@ -1762,37 +1869,37 @@
           <w:delText xml:space="preserve"> </w:delText>
         </w:r>
         <w:r>
-          <w:delText xml:space="preserve">from 0.63 (marginal) to approximately 0.77, indicating</w:delText>
-        </w:r>
-      </w:del>
-      <w:r>
-        <w:t xml:space="preserve"> </w:t>
-      </w:r>
-      <w:ins w:id="35" w:author="Revision" w:date="2026-08-25T00:00:00Z">
-        <w:r>
-          <w:t xml:space="preserve">other two are held constant —</w:t>
-        </w:r>
-      </w:ins>
-      <w:r>
-        <w:t xml:space="preserve"> </w:t>
-      </w:r>
-      <w:r>
-        <w:t xml:space="preserve">that</w:t>
-      </w:r>
-      <w:r>
-        <w:t xml:space="preserve"> </w:t>
-      </w:r>
-      <w:del w:id="30" w:author="Revision" w:date="2026-08-25T00:00:00Z">
-        <w:r>
-          <w:delText xml:space="preserve">14%</w:delText>
-        </w:r>
-      </w:del>
-      <w:r>
-        <w:t xml:space="preserve"> </w:t>
-      </w:r>
-      <w:ins w:id="36" w:author="Revision" w:date="2026-08-25T00:00:00Z">
-        <w:r>
-          <w:t xml:space="preserve">is, each variable’s</w:t>
+          <w:delText xml:space="preserve">from 0.63 (marginal) to approximately 0.77, indicating that 14%</w:delText>
+        </w:r>
+      </w:del>
+      <w:r>
+        <w:t xml:space="preserve"> </w:t>
+      </w:r>
+      <w:ins w:id="39" w:author="Revision" w:date="2026-08-25T00:00:00Z">
+        <w:r>
+          <w:t xml:space="preserve">presence</w:t>
+        </w:r>
+      </w:ins>
+      <w:r>
+        <w:t xml:space="preserve"> </w:t>
+      </w:r>
+      <w:r>
+        <w:t xml:space="preserve">of</w:t>
+      </w:r>
+      <w:r>
+        <w:t xml:space="preserve"> </w:t>
+      </w:r>
+      <w:del w:id="37" w:author="Revision" w:date="2026-08-25T00:00:00Z">
+        <w:r>
+          <w:delText xml:space="preserve">attainment</w:delText>
+        </w:r>
+      </w:del>
+      <w:r>
+        <w:t xml:space="preserve"> </w:t>
+      </w:r>
+      <w:ins w:id="40" w:author="Revision" w:date="2026-08-25T00:00:00Z">
+        <w:r>
+          <w:t xml:space="preserve">the others - an indication of each variable’s</w:t>
         </w:r>
         <w:r>
           <w:t xml:space="preserve"> </w:t>
@@ -1808,7 +1915,337 @@
           <w:t xml:space="preserve"> </w:t>
         </w:r>
         <w:r>
-          <w:t xml:space="preserve">contribution. But these three variables are strongly correlated with one another (% FSM with mean KS2 at -0.69, % absence with mean KS2 at -0.59), so a great deal</w:t>
+          <w:t xml:space="preserve">contribution. But the issue is, these three variables are strongly correlated with one another (% FSM with mean KS2 at -0.69, % absence with mean KS2 at -0.59), so a great deal of the</w:t>
+        </w:r>
+      </w:ins>
+      <w:r>
+        <w:t xml:space="preserve"> </w:t>
+      </w:r>
+      <w:r>
+        <w:t xml:space="preserve">variance</w:t>
+      </w:r>
+      <w:r>
+        <w:t xml:space="preserve"> </w:t>
+      </w:r>
+      <w:ins w:id="41" w:author="Revision" w:date="2026-08-25T00:00:00Z">
+        <w:r>
+          <w:t xml:space="preserve">they explain</w:t>
+        </w:r>
+      </w:ins>
+      <w:r>
+        <w:t xml:space="preserve"> </w:t>
+      </w:r>
+      <w:r>
+        <w:t xml:space="preserve">is</w:t>
+      </w:r>
+      <w:r>
+        <w:t xml:space="preserve"> </w:t>
+      </w:r>
+      <w:del w:id="38" w:author="Revision" w:date="2026-08-25T00:00:00Z">
+        <w:r>
+          <w:delText xml:space="preserve">tied</w:delText>
+        </w:r>
+      </w:del>
+      <w:r>
+        <w:t xml:space="preserve"> </w:t>
+      </w:r>
+      <w:ins w:id="42" w:author="Revision" w:date="2026-08-25T00:00:00Z">
+        <w:r>
+          <w:rPr>
+            <w:i/>
+            <w:iCs/>
+          </w:rPr>
+          <w:t xml:space="preserve">shared</w:t>
+        </w:r>
+        <w:r>
+          <w:t xml:space="preserve"> </w:t>
+        </w:r>
+        <w:r>
+          <w:t xml:space="preserve">between them rather than belonging</w:t>
+        </w:r>
+      </w:ins>
+      <w:r>
+        <w:t xml:space="preserve"> </w:t>
+      </w:r>
+      <w:r>
+        <w:t xml:space="preserve">to</w:t>
+      </w:r>
+      <w:r>
+        <w:t xml:space="preserve"> </w:t>
+      </w:r>
+      <w:del w:id="39" w:author="Revision" w:date="2026-08-25T00:00:00Z">
+        <w:r>
+          <w:delText xml:space="preserve">these grouping factors — capturing unmeasured factors</w:delText>
+        </w:r>
+      </w:del>
+      <w:r>
+        <w:t xml:space="preserve"> </w:t>
+      </w:r>
+      <w:ins w:id="43" w:author="Revision" w:date="2026-08-25T00:00:00Z">
+        <w:r>
+          <w:t xml:space="preserve">any one. A variable that shares heavily with the others will have an apparently small t-value even where it accounts for a large share of attainment on its own. As</w:t>
+        </w:r>
+      </w:ins>
+      <w:r>
+        <w:t xml:space="preserve"> </w:t>
+      </w:r>
+      <w:r>
+        <w:t xml:space="preserve">such</w:t>
+      </w:r>
+      <w:r>
+        <w:t xml:space="preserve"> </w:t>
+      </w:r>
+      <w:del w:id="40" w:author="Revision" w:date="2026-08-25T00:00:00Z">
+        <w:r>
+          <w:delText xml:space="preserve">as school culture, leadership quality, local authority support services, and community characteristics.</w:delText>
+        </w:r>
+      </w:del>
+      <w:r>
+        <w:t xml:space="preserve"> </w:t>
+      </w:r>
+      <w:ins w:id="44" w:author="Revision" w:date="2026-08-25T00:00:00Z">
+        <w:r>
+          <w:t xml:space="preserve">we can’t rely on t-values on their own to decide which factor matters most.</w:t>
+        </w:r>
+      </w:ins>
+    </w:p>
+    <w:p>
+      <w:pPr>
+        <w:pStyle w:val="BodyText"/>
+      </w:pPr>
+      <w:del w:id="41" w:author="Revision" w:date="2026-08-25T00:00:00Z">
+        <w:r>
+          <w:delText xml:space="preserve">The Gorard Segregation Index is not statistically significant</w:delText>
+        </w:r>
+      </w:del>
+      <w:r>
+        <w:t xml:space="preserve"> </w:t>
+      </w:r>
+      <w:ins w:id="45" w:author="Revision" w:date="2026-08-25T00:00:00Z">
+        <w:r>
+          <w:t xml:space="preserve">Taking each variable on their own, mean KS2 explains 59% of the variation</w:t>
+        </w:r>
+      </w:ins>
+      <w:r>
+        <w:t xml:space="preserve"> </w:t>
+      </w:r>
+      <w:r>
+        <w:t xml:space="preserve">in</w:t>
+      </w:r>
+      <w:r>
+        <w:t xml:space="preserve"> </w:t>
+      </w:r>
+      <w:del w:id="42" w:author="Revision" w:date="2026-08-25T00:00:00Z">
+        <w:r>
+          <w:delText xml:space="preserve">Models 4 or 5. Once a school’s own FSM levels, attendance, prior attainment</w:delText>
+        </w:r>
+      </w:del>
+      <w:r>
+        <w:t xml:space="preserve"> </w:t>
+      </w:r>
+      <w:ins w:id="46" w:author="Revision" w:date="2026-08-25T00:00:00Z">
+        <w:r>
+          <w:t xml:space="preserve">Attainment 8, absence 50%</w:t>
+        </w:r>
+      </w:ins>
+      <w:r>
+        <w:t xml:space="preserve"> </w:t>
+      </w:r>
+      <w:r>
+        <w:t xml:space="preserve">and</w:t>
+      </w:r>
+      <w:r>
+        <w:t xml:space="preserve"> </w:t>
+      </w:r>
+      <w:del w:id="43" w:author="Revision" w:date="2026-08-25T00:00:00Z">
+        <w:r>
+          <w:delText xml:space="preserve">geographic location are accounted for,</w:delText>
+        </w:r>
+      </w:del>
+      <w:r>
+        <w:t xml:space="preserve"> </w:t>
+      </w:r>
+      <w:ins w:id="47" w:author="Revision" w:date="2026-08-25T00:00:00Z">
+        <w:r>
+          <w:t xml:space="preserve">% FSM 39%. However, we can apportion</w:t>
+        </w:r>
+      </w:ins>
+      <w:r>
+        <w:t xml:space="preserve"> </w:t>
+      </w:r>
+      <w:r>
+        <w:t xml:space="preserve">the</w:t>
+      </w:r>
+      <w:r>
+        <w:t xml:space="preserve"> </w:t>
+      </w:r>
+      <w:del w:id="44" w:author="Revision" w:date="2026-08-25T00:00:00Z">
+        <w:r>
+          <w:delText xml:space="preserve">distribution of disadvantaged students across schools within an LEA adds no predictive power. Any harm that segregation causes is fully mediated</w:delText>
+        </w:r>
+      </w:del>
+      <w:r>
+        <w:t xml:space="preserve"> </w:t>
+      </w:r>
+      <w:ins w:id="48" w:author="Revision" w:date="2026-08-25T00:00:00Z">
+        <w:r>
+          <w:t xml:space="preserve">shared variance more formally,</w:t>
+        </w:r>
+      </w:ins>
+      <w:r>
+        <w:t xml:space="preserve"> </w:t>
+      </w:r>
+      <w:r>
+        <w:t xml:space="preserve">by</w:t>
+      </w:r>
+      <w:r>
+        <w:t xml:space="preserve"> </w:t>
+      </w:r>
+      <w:del w:id="45" w:author="Revision" w:date="2026-08-25T00:00:00Z">
+        <w:r>
+          <w:delText xml:space="preserve">the variables already</w:delText>
+        </w:r>
+      </w:del>
+      <w:r>
+        <w:t xml:space="preserve"> </w:t>
+      </w:r>
+      <w:ins w:id="49" w:author="Revision" w:date="2026-08-25T00:00:00Z">
+        <w:r>
+          <w:t xml:space="preserve">averaging each variable’s contribution across every possible order</w:t>
+        </w:r>
+      </w:ins>
+      <w:r>
+        <w:t xml:space="preserve"> </w:t>
+      </w:r>
+      <w:r>
+        <w:t xml:space="preserve">in</w:t>
+      </w:r>
+      <w:r>
+        <w:t xml:space="preserve"> </w:t>
+      </w:r>
+      <w:ins w:id="50" w:author="Revision" w:date="2026-08-25T00:00:00Z">
+        <w:r>
+          <w:t xml:space="preserve">which</w:t>
+        </w:r>
+      </w:ins>
+      <w:r>
+        <w:t xml:space="preserve"> </w:t>
+      </w:r>
+      <w:r>
+        <w:t xml:space="preserve">the</w:t>
+      </w:r>
+      <w:r>
+        <w:t xml:space="preserve"> </w:t>
+      </w:r>
+      <w:ins w:id="51" w:author="Revision" w:date="2026-08-25T00:00:00Z">
+        <w:r>
+          <w:t xml:space="preserve">three could enter the</w:t>
+        </w:r>
+      </w:ins>
+      <w:r>
+        <w:t xml:space="preserve"> </w:t>
+      </w:r>
+      <w:r>
+        <w:t xml:space="preserve">model.</w:t>
+      </w:r>
+      <w:r>
+        <w:t xml:space="preserve"> </w:t>
+      </w:r>
+      <w:del w:id="46" w:author="Revision" w:date="2026-08-25T00:00:00Z">
+        <w:r>
+          <w:delText xml:space="preserve">We include it because segregation arguments formed much of</w:delText>
+        </w:r>
+      </w:del>
+      <w:r>
+        <w:t xml:space="preserve"> </w:t>
+      </w:r>
+      <w:ins w:id="52" w:author="Revision" w:date="2026-08-25T00:00:00Z">
+        <w:r>
+          <w:t xml:space="preserve">This is know as</w:t>
+        </w:r>
+      </w:ins>
+      <w:r>
+        <w:t xml:space="preserve"> </w:t>
+      </w:r>
+      <w:r>
+        <w:t xml:space="preserve">the</w:t>
+      </w:r>
+      <w:r>
+        <w:t xml:space="preserve"> </w:t>
+      </w:r>
+      <w:del w:id="47" w:author="Revision" w:date="2026-08-25T00:00:00Z">
+        <w:r>
+          <w:delText xml:space="preserve">justification for</w:delText>
+        </w:r>
+      </w:del>
+      <w:r>
+        <w:t xml:space="preserve"> </w:t>
+      </w:r>
+      <w:ins w:id="53" w:author="Revision" w:date="2026-08-25T00:00:00Z">
+        <w:r>
+          <w:t xml:space="preserve">Shapley value (Shapley 1953) or</w:t>
+        </w:r>
+      </w:ins>
+      <w:r>
+        <w:t xml:space="preserve"> </w:t>
+      </w:r>
+      <w:r>
+        <w:t xml:space="preserve">the</w:t>
+      </w:r>
+      <w:r>
+        <w:t xml:space="preserve"> </w:t>
+      </w:r>
+      <w:del w:id="48" w:author="Revision" w:date="2026-08-25T00:00:00Z">
+        <w:r>
+          <w:delText xml:space="preserve">Brighton</w:delText>
+        </w:r>
+      </w:del>
+      <w:r>
+        <w:t xml:space="preserve"> </w:t>
+      </w:r>
+      <w:ins w:id="54" w:author="Revision" w:date="2026-08-25T00:00:00Z">
+        <w:r>
+          <w:t xml:space="preserve">LMG decomposition after Lindeman et al. (1980); see Grömping (2007)). This gives mean KS2 prior attainment 42% of the explained variance, absence 36%</w:t>
+        </w:r>
+      </w:ins>
+      <w:r>
+        <w:t xml:space="preserve"> </w:t>
+      </w:r>
+      <w:r>
+        <w:t xml:space="preserve">and</w:t>
+      </w:r>
+      <w:r>
+        <w:t xml:space="preserve"> </w:t>
+      </w:r>
+      <w:del w:id="49" w:author="Revision" w:date="2026-08-25T00:00:00Z">
+        <w:r>
+          <w:delText xml:space="preserve">Hove admissions proposals.</w:delText>
+        </w:r>
+      </w:del>
+      <w:r>
+        <w:t xml:space="preserve"> </w:t>
+      </w:r>
+      <w:ins w:id="55" w:author="Revision" w:date="2026-08-25T00:00:00Z">
+        <w:r>
+          <w:t xml:space="preserve">% FSM 23% (for all Pupils).</w:t>
+        </w:r>
+      </w:ins>
+    </w:p>
+    <w:p>
+      <w:pPr>
+        <w:pStyle w:val="BodyText"/>
+      </w:pPr>
+      <w:del w:id="50" w:author="Revision" w:date="2026-08-25T00:00:00Z">
+        <w:r>
+          <w:delText xml:space="preserve">A crucial feature</w:delText>
+        </w:r>
+      </w:del>
+      <w:r>
+        <w:t xml:space="preserve"> </w:t>
+      </w:r>
+      <w:ins w:id="56" w:author="Revision" w:date="2026-08-25T00:00:00Z">
+        <w:r>
+          <w:t xml:space="preserve">Prior attainment, then, is the largest single source</w:t>
         </w:r>
       </w:ins>
       <w:r>
@@ -1820,31 +2257,17 @@
       <w:r>
         <w:t xml:space="preserve"> </w:t>
       </w:r>
-      <w:del w:id="31" w:author="Revision" w:date="2026-08-25T00:00:00Z">
-        <w:r>
-          <w:delText xml:space="preserve">attainment</w:delText>
-        </w:r>
-      </w:del>
-      <w:r>
-        <w:t xml:space="preserve"> </w:t>
-      </w:r>
-      <w:ins w:id="37" w:author="Revision" w:date="2026-08-25T00:00:00Z">
-        <w:r>
-          <w:t xml:space="preserve">the</w:t>
-        </w:r>
-      </w:ins>
-      <w:r>
-        <w:t xml:space="preserve"> </w:t>
-      </w:r>
-      <w:r>
-        <w:t xml:space="preserve">variance</w:t>
-      </w:r>
-      <w:r>
-        <w:t xml:space="preserve"> </w:t>
-      </w:r>
-      <w:ins w:id="38" w:author="Revision" w:date="2026-08-25T00:00:00Z">
-        <w:r>
-          <w:t xml:space="preserve">they explain</w:t>
+      <w:del w:id="51" w:author="Revision" w:date="2026-08-25T00:00:00Z">
+        <w:r>
+          <w:delText xml:space="preserve">these models</w:delText>
+        </w:r>
+      </w:del>
+      <w:r>
+        <w:t xml:space="preserve"> </w:t>
+      </w:r>
+      <w:ins w:id="57" w:author="Revision" w:date="2026-08-25T00:00:00Z">
+        <w:r>
+          <w:t xml:space="preserve">variation in school-level attainment, with absence close behind - this</w:t>
         </w:r>
       </w:ins>
       <w:r>
@@ -1856,17 +2279,171 @@
       <w:r>
         <w:t xml:space="preserve"> </w:t>
       </w:r>
-      <w:del w:id="32" w:author="Revision" w:date="2026-08-25T00:00:00Z">
-        <w:r>
-          <w:delText xml:space="preserve">tied</w:delText>
-        </w:r>
-      </w:del>
-      <w:r>
-        <w:t xml:space="preserve"> </w:t>
-      </w:r>
-      <w:ins w:id="39" w:author="Revision" w:date="2026-08-25T00:00:00Z">
-        <w:r>
-          <w:t xml:space="preserve">shared between them rather than belonging</w:t>
+      <w:del w:id="52" w:author="Revision" w:date="2026-08-25T00:00:00Z">
+        <w:r>
+          <w:delText xml:space="preserve">that</w:delText>
+        </w:r>
+      </w:del>
+      <w:r>
+        <w:t xml:space="preserve"> </w:t>
+      </w:r>
+      <w:ins w:id="58" w:author="Revision" w:date="2026-08-25T00:00:00Z">
+        <w:r>
+          <w:t xml:space="preserve">consistent with</w:t>
+        </w:r>
+      </w:ins>
+      <w:r>
+        <w:t xml:space="preserve"> </w:t>
+      </w:r>
+      <w:r>
+        <w:t xml:space="preserve">the</w:t>
+      </w:r>
+      <w:r>
+        <w:t xml:space="preserve"> </w:t>
+      </w:r>
+      <w:del w:id="53" w:author="Revision" w:date="2026-08-25T00:00:00Z">
+        <w:r>
+          <w:delText xml:space="preserve">log-transformed variables encode non-linear relationships.</w:delText>
+        </w:r>
+      </w:del>
+      <w:r>
+        <w:t xml:space="preserve"> </w:t>
+      </w:r>
+      <w:ins w:id="59" w:author="Revision" w:date="2026-08-25T00:00:00Z">
+        <w:r>
+          <w:t xml:space="preserve">standardised coefficients we report in section 4.3.</w:t>
+        </w:r>
+      </w:ins>
+      <w:r>
+        <w:t xml:space="preserve"> </w:t>
+      </w:r>
+      <w:r>
+        <w:t xml:space="preserve">The</w:t>
+      </w:r>
+      <w:r>
+        <w:t xml:space="preserve"> </w:t>
+      </w:r>
+      <w:del w:id="54" w:author="Revision" w:date="2026-08-25T00:00:00Z">
+        <w:r>
+          <w:delText xml:space="preserve">same percentage-point change produces different effects depending on where a school starts. For concentrations of disadvantage,</w:delText>
+        </w:r>
+      </w:del>
+      <w:r>
+        <w:t xml:space="preserve"> </w:t>
+      </w:r>
+      <w:ins w:id="60" w:author="Revision" w:date="2026-08-25T00:00:00Z">
+        <w:r>
+          <w:t xml:space="preserve">point that matters for</w:t>
+        </w:r>
+      </w:ins>
+      <w:r>
+        <w:t xml:space="preserve"> </w:t>
+      </w:r>
+      <w:r>
+        <w:t xml:space="preserve">the</w:t>
+      </w:r>
+      <w:r>
+        <w:t xml:space="preserve"> </w:t>
+      </w:r>
+      <w:del w:id="55" w:author="Revision" w:date="2026-08-25T00:00:00Z">
+        <w:r>
+          <w:delText xml:space="preserve">relationship between FSM</w:delText>
+        </w:r>
+      </w:del>
+      <w:r>
+        <w:t xml:space="preserve"> </w:t>
+      </w:r>
+      <w:ins w:id="61" w:author="Revision" w:date="2026-08-25T00:00:00Z">
+        <w:r>
+          <w:t xml:space="preserve">Brighton</w:t>
+        </w:r>
+      </w:ins>
+      <w:r>
+        <w:t xml:space="preserve"> </w:t>
+      </w:r>
+      <w:r>
+        <w:t xml:space="preserve">and</w:t>
+      </w:r>
+      <w:r>
+        <w:t xml:space="preserve"> </w:t>
+      </w:r>
+      <w:del w:id="56" w:author="Revision" w:date="2026-08-25T00:00:00Z">
+        <w:r>
+          <w:delText xml:space="preserve">attainment flattens above about 20% FSM — further increases in disadvantage do not correlate with noticeable further declines. Most</w:delText>
+        </w:r>
+      </w:del>
+      <w:r>
+        <w:t xml:space="preserve"> </w:t>
+      </w:r>
+      <w:ins w:id="62" w:author="Revision" w:date="2026-08-25T00:00:00Z">
+        <w:r>
+          <w:t xml:space="preserve">Hove policy discussion is that concentrations</w:t>
+        </w:r>
+      </w:ins>
+      <w:r>
+        <w:t xml:space="preserve"> </w:t>
+      </w:r>
+      <w:r>
+        <w:t xml:space="preserve">of</w:t>
+      </w:r>
+      <w:r>
+        <w:t xml:space="preserve"> </w:t>
+      </w:r>
+      <w:del w:id="57" w:author="Revision" w:date="2026-08-25T00:00:00Z">
+        <w:r>
+          <w:delText xml:space="preserve">the strong effect appears below 15%, where further reductions</w:delText>
+        </w:r>
+      </w:del>
+      <w:r>
+        <w:t xml:space="preserve"> </w:t>
+      </w:r>
+      <w:ins w:id="63" w:author="Revision" w:date="2026-08-25T00:00:00Z">
+        <w:r>
+          <w:t xml:space="preserve">disadvantage</w:t>
+        </w:r>
+      </w:ins>
+      <w:r>
+        <w:t xml:space="preserve"> </w:t>
+      </w:r>
+      <w:r>
+        <w:t xml:space="preserve">are</w:t>
+      </w:r>
+      <w:r>
+        <w:t xml:space="preserve"> </w:t>
+      </w:r>
+      <w:del w:id="58" w:author="Revision" w:date="2026-08-25T00:00:00Z">
+        <w:r>
+          <w:delText xml:space="preserve">correlated with much steeper attainment increases. This non-linearity has direct policy consequences: individual LEAs need to consider carefully where each school sits on</w:delText>
+        </w:r>
+      </w:del>
+      <w:r>
+        <w:t xml:space="preserve"> </w:t>
+      </w:r>
+      <w:ins w:id="64" w:author="Revision" w:date="2026-08-25T00:00:00Z">
+        <w:r>
+          <w:t xml:space="preserve">least</w:t>
+        </w:r>
+      </w:ins>
+      <w:r>
+        <w:t xml:space="preserve"> </w:t>
+      </w:r>
+      <w:r>
+        <w:t xml:space="preserve">the</w:t>
+      </w:r>
+      <w:r>
+        <w:t xml:space="preserve"> </w:t>
+      </w:r>
+      <w:del w:id="59" w:author="Revision" w:date="2026-08-25T00:00:00Z">
+        <w:r>
+          <w:delText xml:space="preserve">distribution</w:delText>
+        </w:r>
+      </w:del>
+      <w:r>
+        <w:t xml:space="preserve"> </w:t>
+      </w:r>
+      <w:ins w:id="65" w:author="Revision" w:date="2026-08-25T00:00:00Z">
+        <w:r>
+          <w:t xml:space="preserve">least important of the three whether judged by unique contribution, by explanatory power alone, or by apportioned share. We will return</w:t>
         </w:r>
       </w:ins>
       <w:r>
@@ -1878,39 +2455,17 @@
       <w:r>
         <w:t xml:space="preserve"> </w:t>
       </w:r>
-      <w:del w:id="33" w:author="Revision" w:date="2026-08-25T00:00:00Z">
-        <w:r>
-          <w:delText xml:space="preserve">these grouping factors — capturing unmeasured factors such as school culture, leadership quality, local authority support services,</w:delText>
-        </w:r>
-      </w:del>
-      <w:r>
-        <w:t xml:space="preserve"> </w:t>
-      </w:r>
-      <w:ins w:id="40" w:author="Revision" w:date="2026-08-25T00:00:00Z">
-        <w:r>
-          <w:t xml:space="preserve">any one. A variable that shares heavily with the others will have a modest t-value even where it accounts for a large share of attainment on its own,</w:t>
-        </w:r>
-      </w:ins>
-      <w:r>
-        <w:t xml:space="preserve"> </w:t>
-      </w:r>
-      <w:r>
-        <w:t xml:space="preserve">and</w:t>
-      </w:r>
-      <w:r>
-        <w:t xml:space="preserve"> </w:t>
-      </w:r>
-      <w:del w:id="34" w:author="Revision" w:date="2026-08-25T00:00:00Z">
-        <w:r>
-          <w:delText xml:space="preserve">community characteristics.</w:delText>
-        </w:r>
-      </w:del>
-      <w:r>
-        <w:t xml:space="preserve"> </w:t>
-      </w:r>
-      <w:ins w:id="41" w:author="Revision" w:date="2026-08-25T00:00:00Z">
-        <w:r>
-          <w:t xml:space="preserve">t-values therefore cannot settle which factor matters most.</w:t>
+      <w:del w:id="60" w:author="Revision" w:date="2026-08-25T00:00:00Z">
+        <w:r>
+          <w:delText xml:space="preserve">appreciate what changes might realistically achieve.</w:delText>
+        </w:r>
+      </w:del>
+      <w:r>
+        <w:t xml:space="preserve"> </w:t>
+      </w:r>
+      <w:ins w:id="66" w:author="Revision" w:date="2026-08-25T00:00:00Z">
+        <w:r>
+          <w:t xml:space="preserve">this in section 4.3.</w:t>
         </w:r>
       </w:ins>
     </w:p>
@@ -1918,439 +2473,9 @@
       <w:pPr>
         <w:pStyle w:val="BodyText"/>
       </w:pPr>
-      <w:del w:id="35" w:author="Revision" w:date="2026-08-25T00:00:00Z">
-        <w:r>
-          <w:delText xml:space="preserve">The Gorard Segregation Index is not statistically significant</w:delText>
-        </w:r>
-      </w:del>
-      <w:r>
-        <w:t xml:space="preserve"> </w:t>
-      </w:r>
-      <w:ins w:id="42" w:author="Revision" w:date="2026-08-25T00:00:00Z">
-        <w:r>
-          <w:t xml:space="preserve">Two measures that can apportion the shared variance point the same way as each other. Taken on its own, mean KS2 explains 59% of the variation</w:t>
-        </w:r>
-      </w:ins>
-      <w:r>
-        <w:t xml:space="preserve"> </w:t>
-      </w:r>
-      <w:r>
-        <w:t xml:space="preserve">in</w:t>
-      </w:r>
-      <w:r>
-        <w:t xml:space="preserve"> </w:t>
-      </w:r>
-      <w:del w:id="36" w:author="Revision" w:date="2026-08-25T00:00:00Z">
-        <w:r>
-          <w:delText xml:space="preserve">Models 4 or 5. Once a school’s own FSM levels, attendance, prior attainment</w:delText>
-        </w:r>
-      </w:del>
-      <w:r>
-        <w:t xml:space="preserve"> </w:t>
-      </w:r>
-      <w:ins w:id="43" w:author="Revision" w:date="2026-08-25T00:00:00Z">
-        <w:r>
-          <w:t xml:space="preserve">Attainment 8, absence 50%</w:t>
-        </w:r>
-      </w:ins>
-      <w:r>
-        <w:t xml:space="preserve"> </w:t>
-      </w:r>
-      <w:r>
-        <w:t xml:space="preserve">and</w:t>
-      </w:r>
-      <w:r>
-        <w:t xml:space="preserve"> </w:t>
-      </w:r>
-      <w:del w:id="37" w:author="Revision" w:date="2026-08-25T00:00:00Z">
-        <w:r>
-          <w:delText xml:space="preserve">geographic location are accounted for,</w:delText>
-        </w:r>
-      </w:del>
-      <w:r>
-        <w:t xml:space="preserve"> </w:t>
-      </w:r>
-      <w:ins w:id="44" w:author="Revision" w:date="2026-08-25T00:00:00Z">
-        <w:r>
-          <w:t xml:space="preserve">% FSM 39%. Apportioning</w:t>
-        </w:r>
-      </w:ins>
-      <w:r>
-        <w:t xml:space="preserve"> </w:t>
-      </w:r>
-      <w:r>
-        <w:t xml:space="preserve">the</w:t>
-      </w:r>
-      <w:r>
-        <w:t xml:space="preserve"> </w:t>
-      </w:r>
-      <w:del w:id="38" w:author="Revision" w:date="2026-08-25T00:00:00Z">
-        <w:r>
-          <w:delText xml:space="preserve">distribution of disadvantaged students across schools within an LEA adds no predictive power. Any harm that segregation causes is fully mediated</w:delText>
-        </w:r>
-      </w:del>
-      <w:r>
-        <w:t xml:space="preserve"> </w:t>
-      </w:r>
-      <w:ins w:id="45" w:author="Revision" w:date="2026-08-25T00:00:00Z">
-        <w:r>
-          <w:t xml:space="preserve">shared variance more formally,</w:t>
-        </w:r>
-      </w:ins>
-      <w:r>
-        <w:t xml:space="preserve"> </w:t>
-      </w:r>
-      <w:r>
-        <w:t xml:space="preserve">by</w:t>
-      </w:r>
-      <w:r>
-        <w:t xml:space="preserve"> </w:t>
-      </w:r>
-      <w:del w:id="39" w:author="Revision" w:date="2026-08-25T00:00:00Z">
-        <w:r>
-          <w:delText xml:space="preserve">the variables already</w:delText>
-        </w:r>
-      </w:del>
-      <w:r>
-        <w:t xml:space="preserve"> </w:t>
-      </w:r>
-      <w:ins w:id="46" w:author="Revision" w:date="2026-08-25T00:00:00Z">
-        <w:r>
-          <w:t xml:space="preserve">averaging each variable’s contribution across every possible order</w:t>
-        </w:r>
-      </w:ins>
-      <w:r>
-        <w:t xml:space="preserve"> </w:t>
-      </w:r>
-      <w:r>
-        <w:t xml:space="preserve">in</w:t>
-      </w:r>
-      <w:r>
-        <w:t xml:space="preserve"> </w:t>
-      </w:r>
-      <w:ins w:id="47" w:author="Revision" w:date="2026-08-25T00:00:00Z">
-        <w:r>
-          <w:t xml:space="preserve">which</w:t>
-        </w:r>
-      </w:ins>
-      <w:r>
-        <w:t xml:space="preserve"> </w:t>
-      </w:r>
-      <w:r>
-        <w:t xml:space="preserve">the</w:t>
-      </w:r>
-      <w:r>
-        <w:t xml:space="preserve"> </w:t>
-      </w:r>
-      <w:del w:id="40" w:author="Revision" w:date="2026-08-25T00:00:00Z">
-        <w:r>
-          <w:delText xml:space="preserve">model. We include it because segregation arguments formed much of</w:delText>
-        </w:r>
-      </w:del>
-      <w:r>
-        <w:t xml:space="preserve"> </w:t>
-      </w:r>
-      <w:ins w:id="48" w:author="Revision" w:date="2026-08-25T00:00:00Z">
-        <w:r>
-          <w:t xml:space="preserve">three could enter</w:t>
-        </w:r>
-      </w:ins>
-      <w:r>
-        <w:t xml:space="preserve"> </w:t>
-      </w:r>
-      <w:r>
-        <w:t xml:space="preserve">the</w:t>
-      </w:r>
-      <w:r>
-        <w:t xml:space="preserve"> </w:t>
-      </w:r>
-      <w:del w:id="41" w:author="Revision" w:date="2026-08-25T00:00:00Z">
-        <w:r>
-          <w:delText xml:space="preserve">justification for</w:delText>
-        </w:r>
-      </w:del>
-      <w:r>
-        <w:t xml:space="preserve"> </w:t>
-      </w:r>
-      <w:ins w:id="49" w:author="Revision" w:date="2026-08-25T00:00:00Z">
-        <w:r>
-          <w:t xml:space="preserve">model (the Shapley or LMG decomposition (Grömping 2007)), gives mean KS2 42% of</w:t>
-        </w:r>
-      </w:ins>
-      <w:r>
-        <w:t xml:space="preserve"> </w:t>
-      </w:r>
-      <w:r>
-        <w:t xml:space="preserve">the</w:t>
-      </w:r>
-      <w:r>
-        <w:t xml:space="preserve"> </w:t>
-      </w:r>
-      <w:del w:id="42" w:author="Revision" w:date="2026-08-25T00:00:00Z">
-        <w:r>
-          <w:delText xml:space="preserve">Brighton</w:delText>
-        </w:r>
-      </w:del>
-      <w:r>
-        <w:t xml:space="preserve"> </w:t>
-      </w:r>
-      <w:ins w:id="50" w:author="Revision" w:date="2026-08-25T00:00:00Z">
-        <w:r>
-          <w:t xml:space="preserve">explained variance, absence 36%</w:t>
-        </w:r>
-      </w:ins>
-      <w:r>
-        <w:t xml:space="preserve"> </w:t>
-      </w:r>
-      <w:r>
-        <w:t xml:space="preserve">and</w:t>
-      </w:r>
-      <w:r>
-        <w:t xml:space="preserve"> </w:t>
-      </w:r>
-      <w:del w:id="43" w:author="Revision" w:date="2026-08-25T00:00:00Z">
-        <w:r>
-          <w:delText xml:space="preserve">Hove admissions proposals.</w:delText>
-        </w:r>
-      </w:del>
-      <w:r>
-        <w:t xml:space="preserve"> </w:t>
-      </w:r>
-      <w:ins w:id="51" w:author="Revision" w:date="2026-08-25T00:00:00Z">
-        <w:r>
-          <w:t xml:space="preserve">% FSM 23%.</w:t>
-        </w:r>
-      </w:ins>
-    </w:p>
-    <w:p>
-      <w:pPr>
-        <w:pStyle w:val="BodyText"/>
-      </w:pPr>
-      <w:del w:id="44" w:author="Revision" w:date="2026-08-25T00:00:00Z">
-        <w:r>
-          <w:delText xml:space="preserve">A crucial feature of these models</w:delText>
-        </w:r>
-      </w:del>
-      <w:r>
-        <w:t xml:space="preserve"> </w:t>
-      </w:r>
-      <w:ins w:id="52" w:author="Revision" w:date="2026-08-25T00:00:00Z">
-        <w:r>
-          <w:t xml:space="preserve">Prior attainment, then,</w:t>
-        </w:r>
-      </w:ins>
-      <w:r>
-        <w:t xml:space="preserve"> </w:t>
-      </w:r>
-      <w:r>
-        <w:t xml:space="preserve">is</w:t>
-      </w:r>
-      <w:r>
-        <w:t xml:space="preserve"> </w:t>
-      </w:r>
-      <w:del w:id="45" w:author="Revision" w:date="2026-08-25T00:00:00Z">
-        <w:r>
-          <w:delText xml:space="preserve">that</w:delText>
-        </w:r>
-      </w:del>
-      <w:r>
-        <w:t xml:space="preserve"> </w:t>
-      </w:r>
-      <w:r>
-        <w:t xml:space="preserve">the</w:t>
-      </w:r>
-      <w:r>
-        <w:t xml:space="preserve"> </w:t>
-      </w:r>
-      <w:del w:id="46" w:author="Revision" w:date="2026-08-25T00:00:00Z">
-        <w:r>
-          <w:delText xml:space="preserve">log-transformed variables encode non-linear relationships. The same percentage-point change produces different effects depending on where a school starts. For concentrations</w:delText>
-        </w:r>
-      </w:del>
-      <w:r>
-        <w:t xml:space="preserve"> </w:t>
-      </w:r>
-      <w:ins w:id="53" w:author="Revision" w:date="2026-08-25T00:00:00Z">
-        <w:r>
-          <w:t xml:space="preserve">largest single source</w:t>
-        </w:r>
-      </w:ins>
-      <w:r>
-        <w:t xml:space="preserve"> </w:t>
-      </w:r>
-      <w:r>
-        <w:t xml:space="preserve">of</w:t>
-      </w:r>
-      <w:r>
-        <w:t xml:space="preserve"> </w:t>
-      </w:r>
-      <w:del w:id="47" w:author="Revision" w:date="2026-08-25T00:00:00Z">
-        <w:r>
-          <w:delText xml:space="preserve">disadvantage, the relationship between FSM and attainment flattens above about 20% FSM — further increases</w:delText>
-        </w:r>
-      </w:del>
-      <w:r>
-        <w:t xml:space="preserve"> </w:t>
-      </w:r>
-      <w:ins w:id="54" w:author="Revision" w:date="2026-08-25T00:00:00Z">
-        <w:r>
-          <w:t xml:space="preserve">variation</w:t>
-        </w:r>
-      </w:ins>
-      <w:r>
-        <w:t xml:space="preserve"> </w:t>
-      </w:r>
-      <w:r>
-        <w:t xml:space="preserve">in</w:t>
-      </w:r>
-      <w:r>
-        <w:t xml:space="preserve"> </w:t>
-      </w:r>
-      <w:del w:id="48" w:author="Revision" w:date="2026-08-25T00:00:00Z">
-        <w:r>
-          <w:delText xml:space="preserve">disadvantage do not correlate</w:delText>
-        </w:r>
-      </w:del>
-      <w:r>
-        <w:t xml:space="preserve"> </w:t>
-      </w:r>
-      <w:ins w:id="55" w:author="Revision" w:date="2026-08-25T00:00:00Z">
-        <w:r>
-          <w:t xml:space="preserve">school-level attainment,</w:t>
-        </w:r>
-      </w:ins>
-      <w:r>
-        <w:t xml:space="preserve"> </w:t>
-      </w:r>
-      <w:r>
-        <w:t xml:space="preserve">with</w:t>
-      </w:r>
-      <w:r>
-        <w:t xml:space="preserve"> </w:t>
-      </w:r>
-      <w:del w:id="49" w:author="Revision" w:date="2026-08-25T00:00:00Z">
-        <w:r>
-          <w:delText xml:space="preserve">noticeable further declines. Most of the strong effect appears below 15%, where further reductions are correlated</w:delText>
-        </w:r>
-      </w:del>
-      <w:r>
-        <w:t xml:space="preserve"> </w:t>
-      </w:r>
-      <w:ins w:id="56" w:author="Revision" w:date="2026-08-25T00:00:00Z">
-        <w:r>
-          <w:t xml:space="preserve">absence close behind — consistent</w:t>
-        </w:r>
-      </w:ins>
-      <w:r>
-        <w:t xml:space="preserve"> </w:t>
-      </w:r>
-      <w:r>
-        <w:t xml:space="preserve">with</w:t>
-      </w:r>
-      <w:r>
-        <w:t xml:space="preserve"> </w:t>
-      </w:r>
-      <w:del w:id="50" w:author="Revision" w:date="2026-08-25T00:00:00Z">
-        <w:r>
-          <w:delText xml:space="preserve">much steeper attainment increases. This non-linearity has direct</w:delText>
-        </w:r>
-      </w:del>
-      <w:r>
-        <w:t xml:space="preserve"> </w:t>
-      </w:r>
-      <w:ins w:id="57" w:author="Revision" w:date="2026-08-25T00:00:00Z">
-        <w:r>
-          <w:t xml:space="preserve">the standardised coefficients we report in section 4.3. The point that matters for</w:t>
-        </w:r>
-      </w:ins>
-      <w:r>
-        <w:t xml:space="preserve"> </w:t>
-      </w:r>
-      <w:r>
-        <w:t xml:space="preserve">policy</w:t>
-      </w:r>
-      <w:r>
-        <w:t xml:space="preserve"> </w:t>
-      </w:r>
-      <w:del w:id="51" w:author="Revision" w:date="2026-08-25T00:00:00Z">
-        <w:r>
-          <w:delText xml:space="preserve">consequences: individual LEAs need to consider carefully where each school sits</w:delText>
-        </w:r>
-      </w:del>
-      <w:r>
-        <w:t xml:space="preserve"> </w:t>
-      </w:r>
-      <w:ins w:id="58" w:author="Revision" w:date="2026-08-25T00:00:00Z">
-        <w:r>
-          <w:t xml:space="preserve">survives every one of these measures: **concentrations of disadvantage come last</w:t>
-        </w:r>
-      </w:ins>
-      <w:r>
-        <w:t xml:space="preserve"> </w:t>
-      </w:r>
-      <w:r>
-        <w:t xml:space="preserve">on</w:t>
-      </w:r>
-      <w:r>
-        <w:t xml:space="preserve"> </w:t>
-      </w:r>
-      <w:del w:id="52" w:author="Revision" w:date="2026-08-25T00:00:00Z">
-        <w:r>
-          <w:delText xml:space="preserve">the distribution</w:delText>
-        </w:r>
-      </w:del>
-      <w:r>
-        <w:t xml:space="preserve"> </w:t>
-      </w:r>
-      <w:ins w:id="59" w:author="Revision" w:date="2026-08-25T00:00:00Z">
-        <w:r>
-          <w:t xml:space="preserve">all three**, whether judged by unique contribution, by explanatory power alone, or by apportioned share. We return in section 4.3</w:t>
-        </w:r>
-      </w:ins>
-      <w:r>
-        <w:t xml:space="preserve"> </w:t>
-      </w:r>
-      <w:r>
-        <w:t xml:space="preserve">to</w:t>
-      </w:r>
-      <w:r>
-        <w:t xml:space="preserve"> </w:t>
-      </w:r>
-      <w:del w:id="53" w:author="Revision" w:date="2026-08-25T00:00:00Z">
-        <w:r>
-          <w:delText xml:space="preserve">appreciate</w:delText>
-        </w:r>
-      </w:del>
-      <w:r>
-        <w:t xml:space="preserve"> </w:t>
-      </w:r>
-      <w:r>
-        <w:t xml:space="preserve">what</w:t>
-      </w:r>
-      <w:r>
-        <w:t xml:space="preserve"> </w:t>
-      </w:r>
-      <w:del w:id="54" w:author="Revision" w:date="2026-08-25T00:00:00Z">
-        <w:r>
-          <w:delText xml:space="preserve">changes might realistically achieve.</w:delText>
-        </w:r>
-      </w:del>
-      <w:r>
-        <w:t xml:space="preserve"> </w:t>
-      </w:r>
-      <w:ins w:id="60" w:author="Revision" w:date="2026-08-25T00:00:00Z">
-        <w:r>
-          <w:t xml:space="preserve">follows from this, and in particular to the distinction between a factor that is large and a factor that can be acted upon.</w:t>
-        </w:r>
-      </w:ins>
-    </w:p>
-    <w:p>
-      <w:pPr>
-        <w:pStyle w:val="BodyText"/>
-      </w:pPr>
-      <w:ins w:id="61" w:author="Revision" w:date="2026-08-25T00:00:00Z">
-        <w:r>
-          <w:t xml:space="preserve">Before we get to Model 4, it is worth setting out why prior attainment enters as the cohort’s</w:t>
+      <w:ins w:id="67" w:author="Revision" w:date="2026-08-25T00:00:00Z">
+        <w:r>
+          <w:t xml:space="preserve">Before we get to Model 4, it is worth explaining why prior attainment comes into the model as</w:t>
         </w:r>
         <w:r>
           <w:t xml:space="preserve"> </w:t>
@@ -2366,20 +2491,7 @@
           <w:t xml:space="preserve"> </w:t>
         </w:r>
         <w:r>
-          <w:t xml:space="preserve">KS2 score rather than as the share of pupils arriving with low prior attainment, which is the measure more often reported. The low-attainment share describes only the bottom of a school’s intake distribution: it records how many pupils arrived already behind, but says nothing about how many arrived ahead. Two schools with identical proportions of low prior attainers can have very different intakes across the rest of the attainment spectrum, and a model controlling only for the low-attainment share cannot distinguish them, so it systematically under-adjusts for schools whose advantage lies at the</w:t>
-        </w:r>
-        <w:r>
-          <w:t xml:space="preserve"> </w:t>
-        </w:r>
-        <w:r>
-          <w:rPr>
-            <w:i/>
-            <w:iCs/>
-          </w:rPr>
-          <w:t xml:space="preserve">top</w:t>
-        </w:r>
-        <w:r>
-          <w:t xml:space="preserve">. Selective schools are the clearest case: their share of low prior attainers is close to zero and cannot fall further, so the measure is unable to register how selective their intake actually is. Mean KS2, by contrast, reflects both tails. It produces a substantially better fit (a reduction in AIC of over 500 for the all-pupil model), and once it is included the low-attainment share adds nothing further (</w:t>
+          <w:t xml:space="preserve">KS2 score rather than as the share of pupils arriving with low prior attainment, which is the measure more often reported (and used in an earlier iteration of this work). The low-attainment share describes only the bottom of a school’s intake distribution: it records how many pupils arrived already behind, but says nothing about how many arrived ahead. Two schools with identical proportions of low prior attainers can have very different intakes across the rest of the attainment spectrum. Therefore a model controlling only for the low-attainment share systematically under-adjusts for schools who have an advantage through more pupils arriving in year 7 at the top of the prior attainment distribution. Selective schools are the clearest case of this: their share of low prior attainers is close to zero and cannot fall further, so just looking at low prior attainment means we can’t disentangle how selective their intake actually is. Mean KS2, by contrast, reflects both tails of the distribution. It produces a substantially better fit (a reduction in AIC of over 500 for the all-pupil model), and once it is included the low-attainment variable adds nothing further (</w:t>
         </w:r>
         <w:r>
           <w:rPr>
@@ -2400,9 +2512,9 @@
       <w:pPr>
         <w:pStyle w:val="BodyText"/>
       </w:pPr>
-      <w:ins w:id="62" w:author="Revision" w:date="2026-08-25T00:00:00Z">
-        <w:r>
-          <w:t xml:space="preserve">The choice has consequences for the intake coefficients. A control that sees only one tail leaves part of the intake difference between high- and low-FSM schools unmeasured, and the disadvantage variable absorbs what is left over: under the low-attainment share, the coefficient on concentrations of disadvantage is around a quarter larger than it should be. The absence coefficient, by contrast, is barely affected either way - under 3% in either pupil group. The practical lesson for modelling KS4 outcomes is that it is not sufficient to ask how many pupils arrived behind; how many arrived ahead matters just as much, and a control that sees only the lower tail quietly credits schools for intake advantages they did not create. A fuller comparison of the two measures, and of both together, is given in the supplementary material.</w:t>
+      <w:ins w:id="68" w:author="Revision" w:date="2026-08-25T00:00:00Z">
+        <w:r>
+          <w:t xml:space="preserve">The choice has consequences for the other intake-related coefficients. A low prior attainment control leaves part of the intake difference between high- and low-FSM schools unmeasured, and the disadvantage variable absorbs what is left over. The result is under the low-attainment share, the coefficient on concentrations of disadvantage is around a quarter larger than it should be. The absence coefficient, by contrast, is barely affected either way - under 3% in either pupil group. What this means for modelling KS4 outcomes is that we can’t just ask how many pupils arrived behind, as how many arrived ahead matters just as much. A model just incorporating the lower tail quietly credits schools for intake advantages they did not create. A detailed comparison of the two measures, and of both together, is given in the supplementary material.</w:t>
         </w:r>
       </w:ins>
     </w:p>
@@ -2410,25 +2522,19 @@
       <w:pPr>
         <w:pStyle w:val="BodyText"/>
       </w:pPr>
-      <w:ins w:id="63" w:author="Revision" w:date="2026-08-25T00:00:00Z">
-        <w:r>
-          <w:t xml:space="preserve">We should add a note of caution relating to interpretations following this improvement. Prior attainment at Key Stage 2 is not independent of disadvantage: a large chunk of prior attainment actually reflects the inequalities a child has already experienced before secondary school ever begins (Stopforth and Gayle 2025; Gorard and Siddiqui 2019). A variable that captures the whole intake distribution therefore absorbs correspondingly more of the poverty signal than one that captures just the low attainment tail - which is precisely why the disadvantage coefficient is smaller under this control than under one that sees only the lower tail. The coefficient that survives this control should not, then, be read as an estimate of how much poverty matters to attainment. It is a</w:t>
-        </w:r>
-        <w:r>
-          <w:t xml:space="preserve"> </w:t>
-        </w:r>
-        <w:r>
-          <w:rPr>
-            <w:i/>
-            <w:iCs/>
-          </w:rPr>
-          <w:t xml:space="preserve">within-intake</w:t>
-        </w:r>
-        <w:r>
-          <w:t xml:space="preserve"> </w:t>
-        </w:r>
-        <w:r>
-          <w:t xml:space="preserve">comparison: what remains once schools receiving similar cohorts are set alongside one another. The total contribution of disadvantage to attainment is substantially larger than that residual coefficient implies, and nothing in our analysis should be taken to suggest otherwise. What our models do identify is the marginal association with the</w:t>
+      <w:ins w:id="69" w:author="Revision" w:date="2026-08-25T00:00:00Z">
+        <w:r>
+          <w:t xml:space="preserve">We should add a note of caution relating to interpretations following this improvement. Prior attainment at Key Stage 2 is not independent of disadvantage: a large chunk of prior attainment actually reflects the inequalities a child has already experienced before secondary school ever begins (Stopforth and Gayle 2025; Gorard and Siddiqui 2019). A variable that captures the whole intake distribution therefore absorbs correspondingly more of the poverty signal than one that captures just the low attainment tail - which is precisely why the disadvantage coefficient is smaller under mean KS2 than low KS2 attainment.</w:t>
+        </w:r>
+      </w:ins>
+    </w:p>
+    <w:p>
+      <w:pPr>
+        <w:pStyle w:val="BodyText"/>
+      </w:pPr>
+      <w:ins w:id="70" w:author="Revision" w:date="2026-08-25T00:00:00Z">
+        <w:r>
+          <w:t xml:space="preserve">Where we still have a significant FSM coefficient after controlling for prior attainment, it should not be interpreted as an estimate of how much poverty matters to attainment. Instead it is what remains once schools receiving similar cohorts are set alongside one another - the total contribution of disadvantage to attainment is substantially larger than that residual coefficient implies. What our models do identify is the marginal association with the</w:t>
         </w:r>
         <w:r>
           <w:t xml:space="preserve"> </w:t>
@@ -2444,7 +2550,7 @@
           <w:t xml:space="preserve"> </w:t>
         </w:r>
         <w:r>
-          <w:t xml:space="preserve">of disadvantage at school level, holding intake constant - a much narrower quantity, and the one the 2023 (FSM priority) and 2024 (increased mixing) Brighton and Hove policy propositions actually turned on.</w:t>
+          <w:t xml:space="preserve">of disadvantage at school level, holding intake constant - a much narrower quantity. However it is also the quantity the 2023 (FSM priority) and 2024 (increased mixing) Brighton and Hove policy propositions actually turned on.</w:t>
         </w:r>
       </w:ins>
     </w:p>
@@ -2452,7 +2558,7 @@
       <w:pPr>
         <w:pStyle w:val="BodyText"/>
       </w:pPr>
-      <w:ins w:id="64" w:author="Revision" w:date="2026-08-25T00:00:00Z">
+      <w:ins w:id="71" w:author="Revision" w:date="2026-08-25T00:00:00Z">
         <w:r>
           <w:t xml:space="preserve">Prior attainment carries an additional structural meaning due to Ofqual’s</w:t>
         </w:r>
@@ -2474,9 +2580,9 @@
       <w:pPr>
         <w:pStyle w:val="BodyText"/>
       </w:pPr>
-      <w:ins w:id="65" w:author="Revision" w:date="2026-08-25T00:00:00Z">
-        <w:r>
-          <w:t xml:space="preserve">Returning to the stepwise decomposition, Model 4 adds additional fixed effects including EAL proportions, selective admissions, workforce variables and the Gorard Segregation Index. Model 5 adds random effects for year, Ofsted rating, region and LEA nested within region, lifting the</w:t>
+      <w:ins w:id="72" w:author="Revision" w:date="2026-08-25T00:00:00Z">
+        <w:r>
+          <w:t xml:space="preserve">Returning to the stepwise decomposition, Model 4 adds additional fixed effects including EAL (English as an Additional Language) proportions, selective admissions, workforce variables and the Gorard Segregation Index. Model 5 adds random effects for year, Ofsted rating, region and LEA nested within region, lifting the</w:t>
         </w:r>
         <w:r>
           <w:t xml:space="preserve"> </w:t>
@@ -2547,7 +2653,7 @@
       <w:pPr>
         <w:pStyle w:val="BodyText"/>
       </w:pPr>
-      <w:ins w:id="66" w:author="Revision" w:date="2026-08-25T00:00:00Z">
+      <w:ins w:id="73" w:author="Revision" w:date="2026-08-25T00:00:00Z">
         <w:r>
           <w:t xml:space="preserve">Ofsted rating has only four ordered categories, fewer than would ordinarily be modelled as a random effect. We include it as a grouping factor for partial pooling and consistency with the other contextual groupings, but we have verified that treating it instead as a categorical fixed effect leaves every other coefficient unchanged to three or four significant figures and does not move Brighton and Hove’s rank (supplementary material</w:t>
         </w:r>
@@ -2630,7 +2736,7 @@
       <w:pPr>
         <w:pStyle w:val="BodyText"/>
       </w:pPr>
-      <w:ins w:id="67" w:author="Revision" w:date="2026-08-25T00:00:00Z">
+      <w:ins w:id="74" w:author="Revision" w:date="2026-08-25T00:00:00Z">
         <w:r>
           <w:t xml:space="preserve">The Gorard Segregation Index is not statistically significant in Models 4 or 5. Once a school’s own FSM levels, attendance, prior attainment and geographic location are accounted for, the distribution of disadvantaged students across schools within an LEA adds no predictive power. Any harm that segregation causes is fully accounted for by the variables already in the model. We include it because segregation arguments formed much of the justification for the Brighton and Hove admissions proposals.</w:t>
         </w:r>
@@ -2640,7 +2746,7 @@
       <w:pPr>
         <w:pStyle w:val="BodyText"/>
       </w:pPr>
-      <w:ins w:id="68" w:author="Revision" w:date="2026-08-25T00:00:00Z">
+      <w:ins w:id="75" w:author="Revision" w:date="2026-08-25T00:00:00Z">
         <w:r>
           <w:t xml:space="preserve">A crucial feature of these models is that the log-transformed variables encode non-linear relationships. The same percentage-point change produces different effects depending on where a school starts. For concentrations of disadvantage, the relationship between FSM and attainment flattens above about 20% FSM - further increases in disadvantage do not correlate with noticeable further declines. Most of the strong effect appears below 15%, where further reductions are correlated with much steeper attainment increases. This non-linearity has direct policy consequences: individual LEAs need to consider carefully where each school sits on the distribution to appreciate what changes might realistically achieve. We make the practical magnitude concrete in section 5.3 (</w:t>
         </w:r>
@@ -2658,7 +2764,7 @@
       </w:ins>
     </w:p>
     <w:bookmarkEnd w:id="40"/>
-    <w:bookmarkStart w:id="44" w:name="relative-variable-importance"/>
+    <w:bookmarkStart w:id="46" w:name="relative-variable-importance"/>
     <w:p>
       <w:pPr>
         <w:pStyle w:val="Heading2"/>
@@ -2676,7 +2782,7 @@
           <w:i/>
           <w:iCs/>
         </w:rPr>
-        <w:t xml:space="preserve">[Figure 1: Standardised coefficients showing relative variable importance across pupil groups. Bars show the change in log(ATT8) associated with a one-SD shift in each predictor. — about here]</w:t>
+        <w:t xml:space="preserve">[Figure 1: Relative importance of each predictor of school-level Attainment 8, by pupil group. The left panel gives the standardised coefficient from the multilevel model, which carries the direction of each association but only its unique contribution. The right panel gives the Shapley share of explained variance, which apportions the variance predictors share but has no sign. Predictors are ordered by Shapley share for all pupils. The two measures answer different questions - one about unique contribution, the other about total contribution with the shared variance divided between predictors - but they agree on the leading pair in every pupil group: mean KS2 prior attainment leads for all pupils and for non-disadvantaged pupils, and overall absence leads for disadvantaged pupils. Disadvantage concentration ranks third on both panels for all pupils and for non-disadvantaged pupils, and fifth for disadvantaged pupils. — about here]</w:t>
       </w:r>
     </w:p>
     <w:p>
@@ -2694,13 +2800,21 @@
       <w:r>
         <w:t xml:space="preserve"> </w:t>
       </w:r>
+      <w:ins w:id="76" w:author="Revision" w:date="2026-08-25T00:00:00Z">
+        <w:r>
+          <w:t xml:space="preserve">(left panel)</w:t>
+        </w:r>
+      </w:ins>
+      <w:r>
+        <w:t xml:space="preserve"> </w:t>
+      </w:r>
       <w:r>
         <w:t xml:space="preserve">compares the standardised</w:t>
       </w:r>
       <w:r>
         <w:t xml:space="preserve"> </w:t>
       </w:r>
-      <w:del w:id="55" w:author="Revision" w:date="2026-08-25T00:00:00Z">
+      <w:del w:id="61" w:author="Revision" w:date="2026-08-25T00:00:00Z">
         <w:r>
           <w:delText xml:space="preserve">coefficients</w:delText>
         </w:r>
@@ -2708,7 +2822,7 @@
       <w:r>
         <w:t xml:space="preserve"> </w:t>
       </w:r>
-      <w:ins w:id="69" w:author="Revision" w:date="2026-08-25T00:00:00Z">
+      <w:ins w:id="77" w:author="Revision" w:date="2026-08-25T00:00:00Z">
         <w:r>
           <w:t xml:space="preserve">coefficients</w:t>
         </w:r>
@@ -2728,7 +2842,7 @@
       <w:r>
         <w:t xml:space="preserve"> </w:t>
       </w:r>
-      <w:del w:id="56" w:author="Revision" w:date="2026-08-25T00:00:00Z">
+      <w:del w:id="62" w:author="Revision" w:date="2026-08-25T00:00:00Z">
         <w:r>
           <w:delText xml:space="preserve">materials). Absence is</w:delText>
         </w:r>
@@ -2736,7 +2850,7 @@
       <w:r>
         <w:t xml:space="preserve"> </w:t>
       </w:r>
-      <w:ins w:id="70" w:author="Revision" w:date="2026-08-25T00:00:00Z">
+      <w:ins w:id="78" w:author="Revision" w:date="2026-08-25T00:00:00Z">
         <w:r>
           <w:t xml:space="preserve">materials</w:t>
         </w:r>
@@ -2747,7 +2861,7 @@
           <w:footnoteReference w:id="42"/>
         </w:r>
         <w:r>
-          <w:t xml:space="preserve">). Two predictors stand well clear of</w:t>
+          <w:t xml:space="preserve">) alongside</w:t>
         </w:r>
       </w:ins>
       <w:r>
@@ -2759,31 +2873,54 @@
       <w:r>
         <w:t xml:space="preserve"> </w:t>
       </w:r>
-      <w:del w:id="57" w:author="Revision" w:date="2026-08-25T00:00:00Z">
-        <w:r>
-          <w:delText xml:space="preserve">dominant predictor across</w:delText>
-        </w:r>
-      </w:del>
-      <w:r>
-        <w:t xml:space="preserve"> </w:t>
-      </w:r>
-      <w:ins w:id="71" w:author="Revision" w:date="2026-08-25T00:00:00Z">
-        <w:r>
-          <w:t xml:space="preserve">rest, and which of them leads depends on the pupil group. Mean KS2 prior attainment has the largest standardised coefficient for</w:t>
-        </w:r>
-      </w:ins>
-      <w:r>
-        <w:t xml:space="preserve"> </w:t>
-      </w:r>
-      <w:r>
-        <w:t xml:space="preserve">all</w:t>
-      </w:r>
-      <w:r>
-        <w:t xml:space="preserve"> </w:t>
-      </w:r>
-      <w:del w:id="58" w:author="Revision" w:date="2026-08-25T00:00:00Z">
-        <w:r>
-          <w:delText xml:space="preserve">groups, but it is</w:delText>
+      <w:del w:id="63" w:author="Revision" w:date="2026-08-25T00:00:00Z">
+        <w:r>
+          <w:delText xml:space="preserve">dominant predictor across all groups,</w:delText>
+        </w:r>
+      </w:del>
+      <w:r>
+        <w:t xml:space="preserve"> </w:t>
+      </w:r>
+      <w:ins w:id="79" w:author="Revision" w:date="2026-08-25T00:00:00Z">
+        <w:r>
+          <w:t xml:space="preserve">apportioned share of the variance in the model (the Shapley</w:t>
+        </w:r>
+        <w:r>
+          <w:t xml:space="preserve"> </w:t>
+        </w:r>
+        <m:oMath>
+          <m:sSup>
+            <m:e>
+              <m:r>
+                <m:t>R</m:t>
+              </m:r>
+            </m:e>
+            <m:sup>
+              <m:r>
+                <m:t>2</m:t>
+              </m:r>
+            </m:sup>
+          </m:sSup>
+        </m:oMath>
+        <w:r>
+          <w:t xml:space="preserve"> </w:t>
+        </w:r>
+        <w:r>
+          <w:t xml:space="preserve">after Shapley (1953), also known as the LMG decomposition after Lindeman et al. (1980) and set out for regression by Grömping (2007)) each variable claims (right panel). Two predictors stand out,</w:t>
+        </w:r>
+      </w:ins>
+      <w:r>
+        <w:t xml:space="preserve"> </w:t>
+      </w:r>
+      <w:r>
+        <w:t xml:space="preserve">but</w:t>
+      </w:r>
+      <w:r>
+        <w:t xml:space="preserve"> </w:t>
+      </w:r>
+      <w:del w:id="64" w:author="Revision" w:date="2026-08-25T00:00:00Z">
+        <w:r>
+          <w:delText xml:space="preserve">it is</w:delText>
         </w:r>
         <w:r>
           <w:delText xml:space="preserve"> </w:delText>
@@ -2805,10 +2942,27 @@
       <w:r>
         <w:t xml:space="preserve"> </w:t>
       </w:r>
-      <w:ins w:id="72" w:author="Revision" w:date="2026-08-25T00:00:00Z">
-        <w:r>
-          <w:t xml:space="preserve">pupils and</w:t>
-        </w:r>
+      <w:ins w:id="80" w:author="Revision" w:date="2026-08-25T00:00:00Z">
+        <w:r>
+          <w:t xml:space="preserve">their ranked importance depends on the pupil group. Mean KS2 prior attainment has the largest standardised coefficient and Shapley</w:t>
+        </w:r>
+        <w:r>
+          <w:t xml:space="preserve"> </w:t>
+        </w:r>
+        <m:oMath>
+          <m:sSup>
+            <m:e>
+              <m:r>
+                <m:t>R</m:t>
+              </m:r>
+            </m:e>
+            <m:sup>
+              <m:r>
+                <m:t>2</m:t>
+              </m:r>
+            </m:sup>
+          </m:sSup>
+        </m:oMath>
       </w:ins>
       <w:r>
         <w:t xml:space="preserve"> </w:t>
@@ -2819,31 +2973,31 @@
       <w:r>
         <w:t xml:space="preserve"> </w:t>
       </w:r>
-      <w:ins w:id="73" w:author="Revision" w:date="2026-08-25T00:00:00Z">
-        <w:r>
-          <w:t xml:space="preserve">non-disadvantaged pupils; for</w:t>
-        </w:r>
-      </w:ins>
-      <w:r>
-        <w:t xml:space="preserve"> </w:t>
-      </w:r>
-      <w:r>
-        <w:t xml:space="preserve">disadvantaged</w:t>
-      </w:r>
-      <w:r>
-        <w:t xml:space="preserve"> </w:t>
-      </w:r>
-      <w:del w:id="59" w:author="Revision" w:date="2026-08-25T00:00:00Z">
-        <w:r>
-          <w:delText xml:space="preserve">pupils</w:delText>
-        </w:r>
-      </w:del>
-      <w:r>
-        <w:t xml:space="preserve"> </w:t>
-      </w:r>
-      <w:ins w:id="74" w:author="Revision" w:date="2026-08-25T00:00:00Z">
-        <w:r>
-          <w:t xml:space="preserve">pupils, absence is larger. Prior attainment enters with a</w:t>
+      <w:del w:id="65" w:author="Revision" w:date="2026-08-25T00:00:00Z">
+        <w:r>
+          <w:delText xml:space="preserve">disadvantaged</w:delText>
+        </w:r>
+      </w:del>
+      <w:r>
+        <w:t xml:space="preserve"> </w:t>
+      </w:r>
+      <w:ins w:id="81" w:author="Revision" w:date="2026-08-25T00:00:00Z">
+        <w:r>
+          <w:t xml:space="preserve">all</w:t>
+        </w:r>
+      </w:ins>
+      <w:r>
+        <w:t xml:space="preserve"> </w:t>
+      </w:r>
+      <w:r>
+        <w:t xml:space="preserve">pupils</w:t>
+      </w:r>
+      <w:r>
+        <w:t xml:space="preserve"> </w:t>
+      </w:r>
+      <w:ins w:id="82" w:author="Revision" w:date="2026-08-25T00:00:00Z">
+        <w:r>
+          <w:t xml:space="preserve">and non-disadvantaged pupils; for disadvantaged pupils, absence is larger. Prior attainment has a</w:t>
         </w:r>
         <w:r>
           <w:t xml:space="preserve"> </w:t>
@@ -2859,7 +3013,7 @@
           <w:t xml:space="preserve"> </w:t>
         </w:r>
         <w:r>
-          <w:t xml:space="preserve">sign</w:t>
+          <w:t xml:space="preserve">association</w:t>
         </w:r>
       </w:ins>
       <w:r>
@@ -2871,7 +3025,7 @@
       <w:r>
         <w:t xml:space="preserve"> </w:t>
       </w:r>
-      <w:del w:id="60" w:author="Revision" w:date="2026-08-25T00:00:00Z">
+      <w:del w:id="66" w:author="Revision" w:date="2026-08-25T00:00:00Z">
         <w:r>
           <w:delText xml:space="preserve">nearly half of</w:delText>
         </w:r>
@@ -2879,9 +3033,9 @@
       <w:r>
         <w:t xml:space="preserve"> </w:t>
       </w:r>
-      <w:ins w:id="75" w:author="Revision" w:date="2026-08-25T00:00:00Z">
-        <w:r>
-          <w:t xml:space="preserve">cohorts arriving from primary school with higher average KS2 scores go on to higher Attainment 8 - and its prominence is unsurprising, since it is</w:t>
+      <w:ins w:id="83" w:author="Revision" w:date="2026-08-25T00:00:00Z">
+        <w:r>
+          <w:t xml:space="preserve">cohorts arriving from primary school with higher average KS2 scores go on to higher Attainment 8 - and it is</w:t>
         </w:r>
       </w:ins>
       <w:r>
@@ -2893,7 +3047,7 @@
       <w:r>
         <w:t xml:space="preserve"> </w:t>
       </w:r>
-      <w:del w:id="61" w:author="Revision" w:date="2026-08-25T00:00:00Z">
+      <w:del w:id="67" w:author="Revision" w:date="2026-08-25T00:00:00Z">
         <w:r>
           <w:delText xml:space="preserve">variation</w:delText>
         </w:r>
@@ -2901,7 +3055,7 @@
       <w:r>
         <w:t xml:space="preserve"> </w:t>
       </w:r>
-      <w:ins w:id="76" w:author="Revision" w:date="2026-08-25T00:00:00Z">
+      <w:ins w:id="84" w:author="Revision" w:date="2026-08-25T00:00:00Z">
         <w:r>
           <w:t xml:space="preserve">closest thing</w:t>
         </w:r>
@@ -2915,7 +3069,7 @@
       <w:r>
         <w:t xml:space="preserve"> </w:t>
       </w:r>
-      <w:del w:id="62" w:author="Revision" w:date="2026-08-25T00:00:00Z">
+      <w:del w:id="68" w:author="Revision" w:date="2026-08-25T00:00:00Z">
         <w:r>
           <w:delText xml:space="preserve">school-level performance for this group is explained by attendance alone.</w:delText>
         </w:r>
@@ -2923,7 +3077,7 @@
       <w:r>
         <w:t xml:space="preserve"> </w:t>
       </w:r>
-      <w:ins w:id="77" w:author="Revision" w:date="2026-08-25T00:00:00Z">
+      <w:ins w:id="85" w:author="Revision" w:date="2026-08-25T00:00:00Z">
         <w:r>
           <w:t xml:space="preserve">the model to a direct measure of the intake a school receives.</w:t>
         </w:r>
@@ -2933,67 +3087,17 @@
       <w:pPr>
         <w:pStyle w:val="BodyText"/>
       </w:pPr>
-      <w:r>
-        <w:t xml:space="preserve">The</w:t>
-      </w:r>
-      <w:r>
-        <w:t xml:space="preserve"> </w:t>
-      </w:r>
-      <w:del w:id="63" w:author="Revision" w:date="2026-08-25T00:00:00Z">
-        <w:r>
-          <w:delText xml:space="preserve">most contentious finding in our analysis concerns concentrations of disadvantage (contentious</w:delText>
-        </w:r>
-      </w:del>
-      <w:r>
-        <w:t xml:space="preserve"> </w:t>
-      </w:r>
-      <w:ins w:id="78" w:author="Revision" w:date="2026-08-25T00:00:00Z">
-        <w:r>
-          <w:t xml:space="preserve">distinction that matters for policy is that these two variables are not equally available to act on. Prior attainment is inherited: for a cohort already</w:t>
-        </w:r>
-      </w:ins>
-      <w:r>
-        <w:t xml:space="preserve"> </w:t>
-      </w:r>
-      <w:r>
-        <w:t xml:space="preserve">in</w:t>
-      </w:r>
-      <w:r>
-        <w:t xml:space="preserve"> </w:t>
-      </w:r>
-      <w:del w:id="64" w:author="Revision" w:date="2026-08-25T00:00:00Z">
-        <w:r>
-          <w:delText xml:space="preserve">Brighton</w:delText>
-        </w:r>
-      </w:del>
-      <w:r>
-        <w:t xml:space="preserve"> </w:t>
-      </w:r>
-      <w:ins w:id="79" w:author="Revision" w:date="2026-08-25T00:00:00Z">
-        <w:r>
-          <w:t xml:space="preserve">secondary school it is fixed,</w:t>
-        </w:r>
-      </w:ins>
-      <w:r>
-        <w:t xml:space="preserve"> </w:t>
-      </w:r>
-      <w:r>
-        <w:t xml:space="preserve">and</w:t>
-      </w:r>
-      <w:r>
-        <w:t xml:space="preserve"> </w:t>
-      </w:r>
-      <w:del w:id="65" w:author="Revision" w:date="2026-08-25T00:00:00Z">
-        <w:r>
-          <w:delText xml:space="preserve">Hove - although the findings echo</w:delText>
-        </w:r>
-      </w:del>
-      <w:r>
-        <w:t xml:space="preserve"> </w:t>
-      </w:r>
-      <w:ins w:id="80" w:author="Revision" w:date="2026-08-25T00:00:00Z">
-        <w:r>
-          <w:t xml:space="preserve">no admissions or improvement decision taken by a local authority can alter it. It belongs in</w:t>
+      <w:del w:id="69" w:author="Revision" w:date="2026-08-25T00:00:00Z">
+        <w:r>
+          <w:delText xml:space="preserve">The most contentious finding in our analysis concerns concentrations of disadvantage (contentious in Brighton and Hove - although the findings echo</w:delText>
+        </w:r>
+      </w:del>
+      <w:r>
+        <w:t xml:space="preserve"> </w:t>
+      </w:r>
+      <w:ins w:id="86" w:author="Revision" w:date="2026-08-25T00:00:00Z">
+        <w:r>
+          <w:t xml:space="preserve">Addressing</w:t>
         </w:r>
       </w:ins>
       <w:r>
@@ -3005,103 +3109,53 @@
       <w:r>
         <w:t xml:space="preserve"> </w:t>
       </w:r>
-      <w:del w:id="66" w:author="Revision" w:date="2026-08-25T00:00:00Z">
-        <w:r>
-          <w:delText xml:space="preserve">analysis of Macleod et al. (2015)</w:delText>
-        </w:r>
-      </w:del>
-      <w:r>
-        <w:t xml:space="preserve"> </w:t>
-      </w:r>
-      <w:ins w:id="81" w:author="Revision" w:date="2026-08-25T00:00:00Z">
-        <w:r>
-          <w:t xml:space="preserve">model as</w:t>
-        </w:r>
-      </w:ins>
-      <w:r>
-        <w:t xml:space="preserve"> </w:t>
-      </w:r>
-      <w:r>
-        <w:t xml:space="preserve">a</w:t>
-      </w:r>
-      <w:r>
-        <w:t xml:space="preserve"> </w:t>
-      </w:r>
-      <w:del w:id="67" w:author="Revision" w:date="2026-08-25T00:00:00Z">
-        <w:r>
-          <w:delText xml:space="preserve">decade ago). For non-disadvantaged pupils, higher FSM proportions are associated with lower attainment. But</w:delText>
-        </w:r>
-      </w:del>
-      <w:r>
-        <w:t xml:space="preserve"> </w:t>
-      </w:r>
-      <w:ins w:id="82" w:author="Revision" w:date="2026-08-25T00:00:00Z">
-        <w:r>
-          <w:t xml:space="preserve">control</w:t>
-        </w:r>
-      </w:ins>
-      <w:r>
-        <w:t xml:space="preserve"> </w:t>
-      </w:r>
-      <w:r>
-        <w:t xml:space="preserve">for</w:t>
-      </w:r>
-      <w:r>
-        <w:t xml:space="preserve"> </w:t>
-      </w:r>
-      <w:ins w:id="83" w:author="Revision" w:date="2026-08-25T00:00:00Z">
-        <w:r>
-          <w:t xml:space="preserve">intake, not as a lever. Absence, by contrast, is at least partly open to intervention, and it is the largest such factor for every pupil group. It is also markedly more important for</w:t>
-        </w:r>
-      </w:ins>
-      <w:r>
-        <w:t xml:space="preserve"> </w:t>
-      </w:r>
-      <w:r>
-        <w:t xml:space="preserve">disadvantaged</w:t>
-      </w:r>
-      <w:r>
-        <w:t xml:space="preserve"> </w:t>
-      </w:r>
-      <w:del w:id="68" w:author="Revision" w:date="2026-08-25T00:00:00Z">
-        <w:r>
-          <w:delText xml:space="preserve">pupils,</w:delText>
-        </w:r>
-      </w:del>
-      <w:r>
-        <w:t xml:space="preserve"> </w:t>
-      </w:r>
-      <w:ins w:id="84" w:author="Revision" w:date="2026-08-25T00:00:00Z">
-        <w:r>
-          <w:t xml:space="preserve">pupils; for this group,</w:t>
-        </w:r>
-      </w:ins>
-      <w:r>
-        <w:t xml:space="preserve"> </w:t>
-      </w:r>
-      <w:r>
-        <w:t xml:space="preserve">the</w:t>
-      </w:r>
-      <w:r>
-        <w:t xml:space="preserve"> </w:t>
-      </w:r>
-      <w:ins w:id="85" w:author="Revision" w:date="2026-08-25T00:00:00Z">
-        <w:r>
-          <w:t xml:space="preserve">standardised</w:t>
-        </w:r>
-      </w:ins>
-      <w:r>
-        <w:t xml:space="preserve"> </w:t>
-      </w:r>
-      <w:r>
-        <w:t xml:space="preserve">coefficient</w:t>
-      </w:r>
-      <w:r>
-        <w:t xml:space="preserve"> </w:t>
-      </w:r>
-      <w:del w:id="69" w:author="Revision" w:date="2026-08-25T00:00:00Z">
-        <w:r>
-          <w:delText xml:space="preserve">is</w:delText>
+      <w:del w:id="70" w:author="Revision" w:date="2026-08-25T00:00:00Z">
+        <w:r>
+          <w:delText xml:space="preserve">analysis</w:delText>
+        </w:r>
+      </w:del>
+      <w:r>
+        <w:t xml:space="preserve"> </w:t>
+      </w:r>
+      <w:ins w:id="87" w:author="Revision" w:date="2026-08-25T00:00:00Z">
+        <w:r>
+          <w:t xml:space="preserve">challenges</w:t>
+        </w:r>
+      </w:ins>
+      <w:r>
+        <w:t xml:space="preserve"> </w:t>
+      </w:r>
+      <w:r>
+        <w:t xml:space="preserve">of</w:t>
+      </w:r>
+      <w:r>
+        <w:t xml:space="preserve"> </w:t>
+      </w:r>
+      <w:del w:id="71" w:author="Revision" w:date="2026-08-25T00:00:00Z">
+        <w:r>
+          <w:delText xml:space="preserve">Macleod et al. (2015) a decade ago). For non-disadvantaged pupils, higher FSM proportions are associated with lower attainment. But</w:delText>
+        </w:r>
+      </w:del>
+      <w:r>
+        <w:t xml:space="preserve"> </w:t>
+      </w:r>
+      <w:ins w:id="88" w:author="Revision" w:date="2026-08-25T00:00:00Z">
+        <w:r>
+          <w:t xml:space="preserve">prior attainment and absence require very different policy responses from LEAs and schools. However, what is clear is absence is markedly more important</w:t>
+        </w:r>
+      </w:ins>
+      <w:r>
+        <w:t xml:space="preserve"> </w:t>
+      </w:r>
+      <w:r>
+        <w:t xml:space="preserve">for disadvantaged</w:t>
+      </w:r>
+      <w:r>
+        <w:t xml:space="preserve"> </w:t>
+      </w:r>
+      <w:del w:id="72" w:author="Revision" w:date="2026-08-25T00:00:00Z">
+        <w:r>
+          <w:delText xml:space="preserve">pupils, the coefficient is</w:delText>
         </w:r>
         <w:r>
           <w:delText xml:space="preserve"> </w:delText>
@@ -3123,73 +3177,161 @@
       <w:r>
         <w:t xml:space="preserve"> </w:t>
       </w:r>
-      <w:r>
-        <w:t xml:space="preserve">for absence</w:t>
-      </w:r>
-      <w:r>
-        <w:t xml:space="preserve"> </w:t>
-      </w:r>
-      <w:del w:id="70" w:author="Revision" w:date="2026-08-25T00:00:00Z">
-        <w:r>
-          <w:delText xml:space="preserve">and low prior attainment, disadvantaged pupils perform slightly better in schools with higher concentrations of other disadvantaged pupils. This finding</w:delText>
-        </w:r>
-      </w:del>
-      <w:r>
-        <w:t xml:space="preserve"> </w:t>
-      </w:r>
-      <w:r>
-        <w:t xml:space="preserve">is</w:t>
-      </w:r>
-      <w:r>
-        <w:t xml:space="preserve"> </w:t>
-      </w:r>
-      <w:del w:id="71" w:author="Revision" w:date="2026-08-25T00:00:00Z">
-        <w:r>
-          <w:delText xml:space="preserve">robust across individual year models and alternative specifications of disadvantaged attainment and disadvantage measures. In</w:delText>
-        </w:r>
-      </w:del>
-      <w:r>
-        <w:t xml:space="preserve"> </w:t>
-      </w:r>
-      <w:ins w:id="86" w:author="Revision" w:date="2026-08-25T00:00:00Z">
-        <w:r>
-          <w:t xml:space="preserve">roughly a third larger than</w:t>
-        </w:r>
-      </w:ins>
-      <w:r>
-        <w:t xml:space="preserve"> </w:t>
-      </w:r>
-      <w:r>
-        <w:t xml:space="preserve">the</w:t>
-      </w:r>
-      <w:r>
-        <w:t xml:space="preserve"> </w:t>
-      </w:r>
-      <w:del w:id="72" w:author="Revision" w:date="2026-08-25T00:00:00Z">
-        <w:r>
-          <w:delText xml:space="preserve">full multilevel model, this positive coefficient shrinks substantially, suggesting</w:delText>
-        </w:r>
-      </w:del>
-      <w:r>
-        <w:t xml:space="preserve"> </w:t>
-      </w:r>
-      <w:ins w:id="87" w:author="Revision" w:date="2026-08-25T00:00:00Z">
-        <w:r>
-          <w:t xml:space="preserve">next most impactful predictor, whereas for non-disadvantaged pupils, prior attainment is</w:t>
-        </w:r>
-      </w:ins>
-      <w:r>
-        <w:t xml:space="preserve"> </w:t>
-      </w:r>
-      <w:r>
-        <w:t xml:space="preserve">the</w:t>
+      <w:ins w:id="89" w:author="Revision" w:date="2026-08-25T00:00:00Z">
+        <w:r>
+          <w:t xml:space="preserve">pupils;</w:t>
+        </w:r>
+      </w:ins>
+      <w:r>
+        <w:t xml:space="preserve"> </w:t>
+      </w:r>
+      <w:r>
+        <w:t xml:space="preserve">for</w:t>
+      </w:r>
+      <w:r>
+        <w:t xml:space="preserve"> </w:t>
+      </w:r>
+      <w:ins w:id="90" w:author="Revision" w:date="2026-08-25T00:00:00Z">
+        <w:r>
+          <w:t xml:space="preserve">this group,</w:t>
+        </w:r>
+      </w:ins>
+      <w:r>
+        <w:t xml:space="preserve"> </w:t>
+      </w:r>
+      <w:r>
+        <w:t xml:space="preserve">absence</w:t>
       </w:r>
       <w:r>
         <w:t xml:space="preserve"> </w:t>
       </w:r>
       <w:del w:id="73" w:author="Revision" w:date="2026-08-25T00:00:00Z">
         <w:r>
-          <w:delText xml:space="preserve">effect operates through LEA-level and Ofsted-level factors rather than concentration</w:delText>
+          <w:delText xml:space="preserve">and low</w:delText>
+        </w:r>
+      </w:del>
+      <w:r>
+        <w:t xml:space="preserve"> </w:t>
+      </w:r>
+      <w:ins w:id="91" w:author="Revision" w:date="2026-08-25T00:00:00Z">
+        <w:r>
+          <w:t xml:space="preserve">has the largest standardised coefficient of any predictor, ahead of mean KS2</w:t>
+        </w:r>
+      </w:ins>
+      <w:r>
+        <w:t xml:space="preserve"> </w:t>
+      </w:r>
+      <w:r>
+        <w:t xml:space="preserve">prior attainment,</w:t>
+      </w:r>
+      <w:r>
+        <w:t xml:space="preserve"> </w:t>
+      </w:r>
+      <w:del w:id="74" w:author="Revision" w:date="2026-08-25T00:00:00Z">
+        <w:r>
+          <w:delText xml:space="preserve">disadvantaged</w:delText>
+        </w:r>
+      </w:del>
+      <w:r>
+        <w:t xml:space="preserve"> </w:t>
+      </w:r>
+      <w:ins w:id="92" w:author="Revision" w:date="2026-08-25T00:00:00Z">
+        <w:r>
+          <w:t xml:space="preserve">whereas for non-disadvantaged</w:t>
+        </w:r>
+      </w:ins>
+      <w:r>
+        <w:t xml:space="preserve"> </w:t>
+      </w:r>
+      <w:r>
+        <w:t xml:space="preserve">pupils</w:t>
+      </w:r>
+      <w:r>
+        <w:t xml:space="preserve"> </w:t>
+      </w:r>
+      <w:del w:id="75" w:author="Revision" w:date="2026-08-25T00:00:00Z">
+        <w:r>
+          <w:delText xml:space="preserve">perform slightly better in schools with higher concentrations of other disadvantaged pupils. This finding is robust across individual year models and alternative specifications of disadvantaged</w:delText>
+        </w:r>
+      </w:del>
+      <w:r>
+        <w:t xml:space="preserve"> </w:t>
+      </w:r>
+      <w:ins w:id="93" w:author="Revision" w:date="2026-08-25T00:00:00Z">
+        <w:r>
+          <w:t xml:space="preserve">prior</w:t>
+        </w:r>
+      </w:ins>
+      <w:r>
+        <w:t xml:space="preserve"> </w:t>
+      </w:r>
+      <w:r>
+        <w:t xml:space="preserve">attainment</w:t>
+      </w:r>
+      <w:r>
+        <w:t xml:space="preserve"> </w:t>
+      </w:r>
+      <w:ins w:id="94" w:author="Revision" w:date="2026-08-25T00:00:00Z">
+        <w:r>
+          <w:t xml:space="preserve">is clearly dominant</w:t>
+        </w:r>
+      </w:ins>
+      <w:r>
+        <w:t xml:space="preserve"> </w:t>
+      </w:r>
+      <w:r>
+        <w:t xml:space="preserve">and</w:t>
+      </w:r>
+      <w:r>
+        <w:t xml:space="preserve"> </w:t>
+      </w:r>
+      <w:del w:id="76" w:author="Revision" w:date="2026-08-25T00:00:00Z">
+        <w:r>
+          <w:delText xml:space="preserve">disadvantage measures. In the full multilevel model, this positive</w:delText>
+        </w:r>
+      </w:del>
+      <w:r>
+        <w:t xml:space="preserve"> </w:t>
+      </w:r>
+      <w:ins w:id="95" w:author="Revision" w:date="2026-08-25T00:00:00Z">
+        <w:r>
+          <w:t xml:space="preserve">its standardised</w:t>
+        </w:r>
+      </w:ins>
+      <w:r>
+        <w:t xml:space="preserve"> </w:t>
+      </w:r>
+      <w:r>
+        <w:t xml:space="preserve">coefficient</w:t>
+      </w:r>
+      <w:r>
+        <w:t xml:space="preserve"> </w:t>
+      </w:r>
+      <w:del w:id="77" w:author="Revision" w:date="2026-08-25T00:00:00Z">
+        <w:r>
+          <w:delText xml:space="preserve">shrinks substantially, suggesting the effect operates through LEA-level and Ofsted-level factors rather</w:delText>
+        </w:r>
+      </w:del>
+      <w:r>
+        <w:t xml:space="preserve"> </w:t>
+      </w:r>
+      <w:ins w:id="96" w:author="Revision" w:date="2026-08-25T00:00:00Z">
+        <w:r>
+          <w:t xml:space="preserve">is over 70% larger</w:t>
+        </w:r>
+      </w:ins>
+      <w:r>
+        <w:t xml:space="preserve"> </w:t>
+      </w:r>
+      <w:r>
+        <w:t xml:space="preserve">than</w:t>
+      </w:r>
+      <w:r>
+        <w:t xml:space="preserve"> </w:t>
+      </w:r>
+      <w:del w:id="78" w:author="Revision" w:date="2026-08-25T00:00:00Z">
+        <w:r>
+          <w:delText xml:space="preserve">concentration</w:delText>
         </w:r>
         <w:r>
           <w:delText xml:space="preserve"> </w:delText>
@@ -3205,15 +3347,37 @@
           <w:delText xml:space="preserve"> </w:delText>
         </w:r>
         <w:r>
-          <w:delText xml:space="preserve">— schools with higher FSM proportions in certain LEAs appear to have developed effective support systems, possibly through targeted use of Pupil Premium funding and other specialisations.</w:delText>
-        </w:r>
-      </w:del>
-      <w:r>
-        <w:t xml:space="preserve"> </w:t>
-      </w:r>
-      <w:ins w:id="88" w:author="Revision" w:date="2026-08-25T00:00:00Z">
-        <w:r>
-          <w:t xml:space="preserve">dominant factor.</w:t>
+          <w:delText xml:space="preserve">— schools with higher FSM proportions in certain LEAs appear to have developed effective support systems, possibly through targeted use</w:delText>
+        </w:r>
+      </w:del>
+      <w:r>
+        <w:t xml:space="preserve"> </w:t>
+      </w:r>
+      <w:ins w:id="97" w:author="Revision" w:date="2026-08-25T00:00:00Z">
+        <w:r>
+          <w:t xml:space="preserve">that</w:t>
+        </w:r>
+      </w:ins>
+      <w:r>
+        <w:t xml:space="preserve"> </w:t>
+      </w:r>
+      <w:r>
+        <w:t xml:space="preserve">of</w:t>
+      </w:r>
+      <w:r>
+        <w:t xml:space="preserve"> </w:t>
+      </w:r>
+      <w:del w:id="79" w:author="Revision" w:date="2026-08-25T00:00:00Z">
+        <w:r>
+          <w:delText xml:space="preserve">Pupil Premium funding and other specialisations.</w:delText>
+        </w:r>
+      </w:del>
+      <w:r>
+        <w:t xml:space="preserve"> </w:t>
+      </w:r>
+      <w:ins w:id="98" w:author="Revision" w:date="2026-08-25T00:00:00Z">
+        <w:r>
+          <w:t xml:space="preserve">absence.</w:t>
         </w:r>
       </w:ins>
     </w:p>
@@ -3221,7 +3385,7 @@
       <w:pPr>
         <w:pStyle w:val="BodyText"/>
       </w:pPr>
-      <w:ins w:id="89" w:author="Revision" w:date="2026-08-25T00:00:00Z">
+      <w:ins w:id="99" w:author="Revision" w:date="2026-08-25T00:00:00Z">
         <w:hyperlink w:anchor="fig-standardised-coefficients">
           <w:r>
             <w:rPr>
@@ -3234,7 +3398,7 @@
           <w:t xml:space="preserve"> </w:t>
         </w:r>
         <w:r>
-          <w:t xml:space="preserve">makes the relative importance of the predictors explicit, and the ordering is the main empirical take-home message of the paper. Putting prior attainment to one side - as it describes the intake rather than anything a school or authority can change - school absence is the dominant lever by a clear margin; and the concentration of disadvantage - the variable around which the Brighton and Hove policy was built - is a distant contributor whose sign (direction of effect), as we discuss next, actually depends on the pupil group. Recognising this ordering matters, because a policy debate anchored on disadvantage concentration is, on this evidence, anchored on one of the weakest of the levers available.</w:t>
+          <w:t xml:space="preserve">makes the relative importance of the predictors explicit, and the ordering is the main empirical take-home message of the paper. Policies that could be implemented to mitigate the worst impacts of low prior attainment or to directly address low levels of attendance are likely to have the most impact on attainment. Policies focusing on concentrations of disadvantage (%FSM) - the focus in Brighton and Hove - are on this evidence likely to have much less impact. But not only would such policies be anchored on one of the weaker of the levers available, the effect itself runs in the opposite direction to the one such policies assume.</w:t>
         </w:r>
       </w:ins>
     </w:p>
@@ -3242,9 +3406,59 @@
       <w:pPr>
         <w:pStyle w:val="BodyText"/>
       </w:pPr>
-      <w:ins w:id="90" w:author="Revision" w:date="2026-08-25T00:00:00Z">
-        <w:r>
-          <w:t xml:space="preserve">The most contentious finding in our analysis concerns concentrations of disadvantage (contentious in Brighton and Hove - although the findings echo the analysis of Macleod et al. (2015) a decade ago). For non-disadvantaged pupils, higher FSM proportions are associated with lower attainment. But for disadvantaged pupils, the coefficient is</w:t>
+      <w:ins w:id="100" w:author="Revision" w:date="2026-08-25T00:00:00Z">
+        <w:r>
+          <w:t xml:space="preserve">This is likely to be the most contentious finding in our analysis - contentious in Brighton and Hove as it runs counter to statements made by the council during the 2024 consultation that</w:t>
+        </w:r>
+        <w:r>
+          <w:t xml:space="preserve"> </w:t>
+        </w:r>
+        <w:r>
+          <w:rPr>
+            <w:i/>
+            <w:iCs/>
+          </w:rPr>
+          <w:t xml:space="preserve">“children from disadvantaged homes are less likely to do well at school and that can be made worse when more disadvantaged children all go to school together</w:t>
+        </w:r>
+        <w:r>
+          <w:rPr>
+            <w:rStyle w:val="FootnoteReference"/>
+          </w:rPr>
+          <w:footnoteReference w:id="43"/>
+        </w:r>
+        <w:r>
+          <w:rPr>
+            <w:i/>
+            <w:iCs/>
+          </w:rPr>
+          <w:t xml:space="preserve">”</w:t>
+        </w:r>
+        <w:r>
+          <w:t xml:space="preserve"> </w:t>
+        </w:r>
+        <w:r>
+          <w:t xml:space="preserve">- although the findings echo the analysis of Macleod et al. (2015) a decade ago.</w:t>
+        </w:r>
+      </w:ins>
+    </w:p>
+    <w:p>
+      <w:pPr>
+        <w:pStyle w:val="BodyText"/>
+      </w:pPr>
+      <w:ins w:id="101" w:author="Revision" w:date="2026-08-25T00:00:00Z">
+        <w:hyperlink w:anchor="fig-standardised-coefficients">
+          <w:r>
+            <w:rPr>
+              <w:rStyle w:val="Hyperlink"/>
+            </w:rPr>
+            <w:t xml:space="preserve">Figure 1</w:t>
+          </w:r>
+        </w:hyperlink>
+        <w:r>
+          <w:t xml:space="preserve"> </w:t>
+        </w:r>
+        <w:r>
+          <w:t xml:space="preserve">shows that for non-disadvantaged pupils, higher FSM proportions are associated with lower attainment. But for disadvantaged pupils, the coefficient is</w:t>
         </w:r>
         <w:r>
           <w:t xml:space="preserve"> </w:t>
@@ -3257,16 +3471,29 @@
           <w:t xml:space="preserve">positive</w:t>
         </w:r>
         <w:r>
+          <w:t xml:space="preserve">. After controlling for absence and mean KS2 prior attainment, disadvantaged pupils perform slightly</w:t>
+        </w:r>
+        <w:r>
           <w:t xml:space="preserve"> </w:t>
         </w:r>
         <w:r>
-          <w:t xml:space="preserve">- after controlling for absence and mean KS2 prior attainment, disadvantaged pupils perform slightly better in schools with higher concentrations of other disadvantaged pupils. This finding is robust across individual year models and alternative specifications of disadvantaged attainment and disadvantage measures.</w:t>
+          <w:rPr>
+            <w:i/>
+            <w:iCs/>
+          </w:rPr>
+          <w:t xml:space="preserve">better</w:t>
+        </w:r>
+        <w:r>
+          <w:t xml:space="preserve"> </w:t>
+        </w:r>
+        <w:r>
+          <w:t xml:space="preserve">in schools with higher concentrations of other disadvantaged pupils. This finding is robust across individual year models and alternative specifications of disadvantaged attainment and disadvantage measures.</w:t>
         </w:r>
         <w:r>
           <w:rPr>
             <w:rStyle w:val="FootnoteReference"/>
           </w:rPr>
-          <w:footnoteReference w:id="43"/>
+          <w:footnoteReference w:id="45"/>
         </w:r>
         <w:r>
           <w:t xml:space="preserve"> </w:t>
@@ -3296,7 +3523,7 @@
       <w:pPr>
         <w:pStyle w:val="BodyText"/>
       </w:pPr>
-      <w:ins w:id="91" w:author="Revision" w:date="2026-08-25T00:00:00Z">
+      <w:ins w:id="102" w:author="Revision" w:date="2026-08-25T00:00:00Z">
         <w:r>
           <w:t xml:space="preserve">We should be careful about the interpretation of this positive coefficient. One reading is that equivalent disadvantaged pupils do genuinely better in higher-concentration schools (</w:t>
         </w:r>
@@ -3310,7 +3537,7 @@
           <w:t xml:space="preserve">‘differing pupils’</w:t>
         </w:r>
         <w:r>
-          <w:t xml:space="preserve">). With school-level data this is impossible to unpick definitively. However, the consistency of the result across multiple operationalisations of both disadvantage and disadvantaged attainment makes a pure measurement artefact less likely, and the stronger positive association we observe on the vocational/technical component of Attainment 8 (supplementary material) is at least suggestive of a genuine specialisation mechanism rather than pure composition. But the composition interpretation cannot be excluded, and distinguishing the two would require pupil-level data with disadvantage histories. Importantly, our policy argument does not depend on which interpretation holds: under either, there is no evidence that concentrating disadvantaged pupils</w:t>
+          <w:t xml:space="preserve">). With school-level data this is impossible to unpick definitively. However, the consistency of the result across multiple operationalisations of both disadvantage and disadvantaged attainment makes a pure measurement artefact less likely, and the stronger positive association we observe on the vocational/technical component of Attainment 8 (supplementary material) is at least suggestive of a genuine specialisation mechanism rather than pure composition. But the composition interpretation cannot be excluded, and distinguishing the two would require pupil-level data with disadvantage histories. Importantly, our policy argument does not depend on which interpretation is correct as under either, there is no evidence that concentrating disadvantaged pupils</w:t>
         </w:r>
         <w:r>
           <w:t xml:space="preserve"> </w:t>
@@ -3376,7 +3603,7 @@
       <w:r>
         <w:t xml:space="preserve"> </w:t>
       </w:r>
-      <w:ins w:id="92" w:author="Revision" w:date="2026-08-25T00:00:00Z">
+      <w:ins w:id="103" w:author="Revision" w:date="2026-08-25T00:00:00Z">
         <w:r>
           <w:t xml:space="preserve">modifiable</w:t>
         </w:r>
@@ -3390,7 +3617,7 @@
       <w:r>
         <w:t xml:space="preserve"> </w:t>
       </w:r>
-      <w:del w:id="74" w:author="Revision" w:date="2026-08-25T00:00:00Z">
+      <w:del w:id="80" w:author="Revision" w:date="2026-08-25T00:00:00Z">
         <w:r>
           <w:delText xml:space="preserve">even</w:delText>
         </w:r>
@@ -3404,7 +3631,7 @@
       <w:r>
         <w:t xml:space="preserve"> </w:t>
       </w:r>
-      <w:ins w:id="93" w:author="Revision" w:date="2026-08-25T00:00:00Z">
+      <w:ins w:id="104" w:author="Revision" w:date="2026-08-25T00:00:00Z">
         <w:r>
           <w:t xml:space="preserve">still</w:t>
         </w:r>
@@ -3418,7 +3645,7 @@
       <w:r>
         <w:t xml:space="preserve"> </w:t>
       </w:r>
-      <w:del w:id="75" w:author="Revision" w:date="2026-08-25T00:00:00Z">
+      <w:del w:id="81" w:author="Revision" w:date="2026-08-25T00:00:00Z">
         <w:r>
           <w:delText xml:space="preserve">nearly half</w:delText>
         </w:r>
@@ -3426,7 +3653,7 @@
       <w:r>
         <w:t xml:space="preserve"> </w:t>
       </w:r>
-      <w:ins w:id="94" w:author="Revision" w:date="2026-08-25T00:00:00Z">
+      <w:ins w:id="105" w:author="Revision" w:date="2026-08-25T00:00:00Z">
         <w:r>
           <w:t xml:space="preserve">it accounts for roughly a third</w:t>
         </w:r>
@@ -3440,7 +3667,7 @@
       <w:r>
         <w:t xml:space="preserve"> </w:t>
       </w:r>
-      <w:del w:id="76" w:author="Revision" w:date="2026-08-25T00:00:00Z">
+      <w:del w:id="82" w:author="Revision" w:date="2026-08-25T00:00:00Z">
         <w:r>
           <w:delText xml:space="preserve">school-level variation</w:delText>
         </w:r>
@@ -3448,7 +3675,7 @@
       <w:r>
         <w:t xml:space="preserve"> </w:t>
       </w:r>
-      <w:ins w:id="95" w:author="Revision" w:date="2026-08-25T00:00:00Z">
+      <w:ins w:id="106" w:author="Revision" w:date="2026-08-25T00:00:00Z">
         <w:r>
           <w:t xml:space="preserve">combined standardised effect of every predictor</w:t>
         </w:r>
@@ -3462,7 +3689,7 @@
       <w:r>
         <w:t xml:space="preserve"> </w:t>
       </w:r>
-      <w:del w:id="77" w:author="Revision" w:date="2026-08-25T00:00:00Z">
+      <w:del w:id="83" w:author="Revision" w:date="2026-08-25T00:00:00Z">
         <w:r>
           <w:delText xml:space="preserve">performance is explained by attendance alone.</w:delText>
         </w:r>
@@ -3470,7 +3697,7 @@
       <w:r>
         <w:t xml:space="preserve"> </w:t>
       </w:r>
-      <w:ins w:id="96" w:author="Revision" w:date="2026-08-25T00:00:00Z">
+      <w:ins w:id="107" w:author="Revision" w:date="2026-08-25T00:00:00Z">
         <w:r>
           <w:t xml:space="preserve">the model.</w:t>
         </w:r>
@@ -3482,9 +3709,9 @@
         <w:t xml:space="preserve">Disadvantaged pupils may lack the safety net of engaged parents, private tutors or revision resources that some peers have, making classroom instruction more critical. Attendance, in this sense, is the ultimate equity lever. We do not advocate concentrating disadvantaged pupils, but the evidence does not support deconcentration policies premised on the assumption that disadvantaged pupils inevitably fare worse in higher-disadvantage schools. Where such policies require longer journeys that risk increasing absence (Thomson 2023), they could be actively counter-productive.</w:t>
       </w:r>
     </w:p>
-    <w:bookmarkEnd w:id="44"/>
-    <w:bookmarkEnd w:id="45"/>
-    <w:bookmarkStart w:id="59" w:name="brighton-and-hove-case-study"/>
+    <w:bookmarkEnd w:id="46"/>
+    <w:bookmarkEnd w:id="47"/>
+    <w:bookmarkStart w:id="60" w:name="brighton-and-hove-case-study"/>
     <w:p>
       <w:pPr>
         <w:pStyle w:val="Heading1"/>
@@ -3493,7 +3720,7 @@
         <w:t xml:space="preserve">5. Brighton and Hove case study</w:t>
       </w:r>
     </w:p>
-    <w:bookmarkStart w:id="53" w:name="local-context"/>
+    <w:bookmarkStart w:id="54" w:name="local-context"/>
     <w:p>
       <w:pPr>
         <w:pStyle w:val="Heading2"/>
@@ -3531,7 +3758,7 @@
       <w:r>
         <w:t xml:space="preserve"> </w:t>
       </w:r>
-      <w:del w:id="78" w:author="Revision" w:date="2026-08-25T00:00:00Z">
+      <w:del w:id="84" w:author="Revision" w:date="2026-08-25T00:00:00Z">
         <w:r>
           <w:delText xml:space="preserve">papers</w:delText>
         </w:r>
@@ -3539,7 +3766,7 @@
       <w:r>
         <w:t xml:space="preserve"> </w:t>
       </w:r>
-      <w:ins w:id="97" w:author="Revision" w:date="2026-08-25T00:00:00Z">
+      <w:ins w:id="108" w:author="Revision" w:date="2026-08-25T00:00:00Z">
         <w:r>
           <w:t xml:space="preserve">papers</w:t>
         </w:r>
@@ -3547,7 +3774,7 @@
           <w:rPr>
             <w:rStyle w:val="FootnoteReference"/>
           </w:rPr>
-          <w:footnoteReference w:id="46"/>
+          <w:footnoteReference w:id="48"/>
         </w:r>
       </w:ins>
       <w:r>
@@ -3665,7 +3892,7 @@
       <w:r>
         <w:t xml:space="preserve"> </w:t>
       </w:r>
-      <w:del w:id="79" w:author="Revision" w:date="2026-08-25T00:00:00Z">
+      <w:del w:id="85" w:author="Revision" w:date="2026-08-25T00:00:00Z">
         <w:r>
           <w:delText xml:space="preserve">appendix</w:delText>
         </w:r>
@@ -3673,43 +3900,43 @@
       <w:r>
         <w:t xml:space="preserve"> </w:t>
       </w:r>
-      <w:ins w:id="98" w:author="Revision" w:date="2026-08-25T00:00:00Z">
+      <w:ins w:id="109" w:author="Revision" w:date="2026-08-25T00:00:00Z">
         <w:r>
           <w:t xml:space="preserve">appendix</w:t>
-        </w:r>
-        <w:r>
-          <w:rPr>
-            <w:rStyle w:val="FootnoteReference"/>
-          </w:rPr>
-          <w:footnoteReference w:id="49"/>
-        </w:r>
-      </w:ins>
-      <w:r>
-        <w:t xml:space="preserve"> </w:t>
-      </w:r>
-      <w:r>
-        <w:t xml:space="preserve">reports approximately £606,000 already spent each year on supported bus routes and bus passes, with further travel-assistance spending likely to support new pupil flows generated by the admissions changes. Notably, the previous administration’s comprehensive strategy for tackling educational</w:t>
-      </w:r>
-      <w:r>
-        <w:t xml:space="preserve"> </w:t>
-      </w:r>
-      <w:del w:id="80" w:author="Revision" w:date="2026-08-25T00:00:00Z">
-        <w:r>
-          <w:delText xml:space="preserve">disadvantage</w:delText>
-        </w:r>
-      </w:del>
-      <w:r>
-        <w:t xml:space="preserve"> </w:t>
-      </w:r>
-      <w:ins w:id="99" w:author="Revision" w:date="2026-08-25T00:00:00Z">
-        <w:r>
-          <w:t xml:space="preserve">disadvantage</w:t>
         </w:r>
         <w:r>
           <w:rPr>
             <w:rStyle w:val="FootnoteReference"/>
           </w:rPr>
           <w:footnoteReference w:id="51"/>
+        </w:r>
+      </w:ins>
+      <w:r>
+        <w:t xml:space="preserve"> </w:t>
+      </w:r>
+      <w:r>
+        <w:t xml:space="preserve">reports approximately £606,000 already spent each year on supported bus routes and bus passes, with further travel-assistance spending likely to support new pupil flows generated by the admissions changes. Notably, the previous administration’s comprehensive strategy for tackling educational</w:t>
+      </w:r>
+      <w:r>
+        <w:t xml:space="preserve"> </w:t>
+      </w:r>
+      <w:del w:id="86" w:author="Revision" w:date="2026-08-25T00:00:00Z">
+        <w:r>
+          <w:delText xml:space="preserve">disadvantage</w:delText>
+        </w:r>
+      </w:del>
+      <w:r>
+        <w:t xml:space="preserve"> </w:t>
+      </w:r>
+      <w:ins w:id="110" w:author="Revision" w:date="2026-08-25T00:00:00Z">
+        <w:r>
+          <w:t xml:space="preserve">disadvantage</w:t>
+        </w:r>
+        <w:r>
+          <w:rPr>
+            <w:rStyle w:val="FootnoteReference"/>
+          </w:rPr>
+          <w:footnoteReference w:id="52"/>
         </w:r>
       </w:ins>
       <w:r>
@@ -3739,8 +3966,8 @@
         <w:t xml:space="preserve">[Figure 2: Brighton and Hove secondary schools with 2025/26 catchment boundaries. — about here]</w:t>
       </w:r>
     </w:p>
-    <w:bookmarkEnd w:id="53"/>
-    <w:bookmarkStart w:id="54" w:name="local-authority-effects"/>
+    <w:bookmarkEnd w:id="54"/>
+    <w:bookmarkStart w:id="55" w:name="local-authority-effects"/>
     <w:p>
       <w:pPr>
         <w:pStyle w:val="Heading2"/>
@@ -3782,7 +4009,7 @@
       <w:r>
         <w:t xml:space="preserve"> </w:t>
       </w:r>
-      <w:del w:id="81" w:author="Revision" w:date="2026-08-25T00:00:00Z">
+      <w:del w:id="87" w:author="Revision" w:date="2026-08-25T00:00:00Z">
         <w:r>
           <w:delText xml:space="preserve">that Brighton and Hove ranks 7th out of 152 LEAs</w:delText>
         </w:r>
@@ -3790,7 +4017,7 @@
       <w:r>
         <w:t xml:space="preserve"> </w:t>
       </w:r>
-      <w:ins w:id="100" w:author="Revision" w:date="2026-08-25T00:00:00Z">
+      <w:ins w:id="111" w:author="Revision" w:date="2026-08-25T00:00:00Z">
         <w:r>
           <w:t xml:space="preserve">the local-authority random intercepts</w:t>
         </w:r>
@@ -3804,7 +4031,7 @@
       <w:r>
         <w:t xml:space="preserve"> </w:t>
       </w:r>
-      <w:del w:id="82" w:author="Revision" w:date="2026-08-25T00:00:00Z">
+      <w:del w:id="88" w:author="Revision" w:date="2026-08-25T00:00:00Z">
         <w:r>
           <w:delText xml:space="preserve">disadvantaged attainment once</w:delText>
         </w:r>
@@ -3812,7 +4039,7 @@
       <w:r>
         <w:t xml:space="preserve"> </w:t>
       </w:r>
-      <w:ins w:id="101" w:author="Revision" w:date="2026-08-25T00:00:00Z">
+      <w:ins w:id="112" w:author="Revision" w:date="2026-08-25T00:00:00Z">
         <w:r>
           <w:t xml:space="preserve">disadvantaged-pupil attainment. Conditional on the</w:t>
         </w:r>
@@ -3826,7 +4053,7 @@
       <w:r>
         <w:t xml:space="preserve"> </w:t>
       </w:r>
-      <w:del w:id="83" w:author="Revision" w:date="2026-08-25T00:00:00Z">
+      <w:del w:id="89" w:author="Revision" w:date="2026-08-25T00:00:00Z">
         <w:r>
           <w:delText xml:space="preserve">are accounted for</w:delText>
         </w:r>
@@ -3840,7 +4067,7 @@
       <w:r>
         <w:t xml:space="preserve"> </w:t>
       </w:r>
-      <w:del w:id="84" w:author="Revision" w:date="2026-08-25T00:00:00Z">
+      <w:del w:id="90" w:author="Revision" w:date="2026-08-25T00:00:00Z">
         <w:r>
           <w:delText xml:space="preserve">multilevel</w:delText>
         </w:r>
@@ -3854,7 +4081,7 @@
       <w:r>
         <w:t xml:space="preserve"> </w:t>
       </w:r>
-      <w:del w:id="85" w:author="Revision" w:date="2026-08-25T00:00:00Z">
+      <w:del w:id="91" w:author="Revision" w:date="2026-08-25T00:00:00Z">
         <w:r>
           <w:delText xml:space="preserve">presented earlier. For non-disadvantaged pupils it</w:delText>
         </w:r>
@@ -3862,7 +4089,7 @@
       <w:r>
         <w:t xml:space="preserve"> </w:t>
       </w:r>
-      <w:ins w:id="102" w:author="Revision" w:date="2026-08-25T00:00:00Z">
+      <w:ins w:id="113" w:author="Revision" w:date="2026-08-25T00:00:00Z">
         <w:r>
           <w:t xml:space="preserve">- including school absence - Brighton and Hove</w:t>
         </w:r>
@@ -3876,7 +4103,7 @@
       <w:r>
         <w:t xml:space="preserve"> </w:t>
       </w:r>
-      <w:del w:id="86" w:author="Revision" w:date="2026-08-25T00:00:00Z">
+      <w:del w:id="92" w:author="Revision" w:date="2026-08-25T00:00:00Z">
         <w:r>
           <w:delText xml:space="preserve">5th; for all pupils, 4th. The</w:delText>
         </w:r>
@@ -3884,7 +4111,7 @@
       <w:r>
         <w:t xml:space="preserve"> </w:t>
       </w:r>
-      <w:ins w:id="103" w:author="Revision" w:date="2026-08-25T00:00:00Z">
+      <w:ins w:id="114" w:author="Revision" w:date="2026-08-25T00:00:00Z">
         <w:r>
           <w:t xml:space="preserve">15th of 151 local authorities (top 10%), a</w:t>
         </w:r>
@@ -3898,7 +4125,7 @@
       <w:r>
         <w:t xml:space="preserve"> </w:t>
       </w:r>
-      <w:del w:id="87" w:author="Revision" w:date="2026-08-25T00:00:00Z">
+      <w:del w:id="93" w:author="Revision" w:date="2026-08-25T00:00:00Z">
         <w:r>
           <w:delText xml:space="preserve">of approximately +0.06 translates</w:delText>
         </w:r>
@@ -3906,7 +4133,7 @@
       <w:r>
         <w:t xml:space="preserve"> </w:t>
       </w:r>
-      <w:ins w:id="104" w:author="Revision" w:date="2026-08-25T00:00:00Z">
+      <w:ins w:id="115" w:author="Revision" w:date="2026-08-25T00:00:00Z">
         <w:r>
           <w:t xml:space="preserve">equivalent</w:t>
         </w:r>
@@ -3920,7 +4147,7 @@
       <w:r>
         <w:t xml:space="preserve"> </w:t>
       </w:r>
-      <w:del w:id="88" w:author="Revision" w:date="2026-08-25T00:00:00Z">
+      <w:del w:id="94" w:author="Revision" w:date="2026-08-25T00:00:00Z">
         <w:r>
           <w:delText xml:space="preserve">around a 6% uplift in</w:delText>
         </w:r>
@@ -3928,7 +4155,7 @@
       <w:r>
         <w:t xml:space="preserve"> </w:t>
       </w:r>
-      <w:ins w:id="105" w:author="Revision" w:date="2026-08-25T00:00:00Z">
+      <w:ins w:id="116" w:author="Revision" w:date="2026-08-25T00:00:00Z">
         <w:r>
           <w:t xml:space="preserve">roughly +1.6</w:t>
         </w:r>
@@ -3942,7 +4169,7 @@
       <w:r>
         <w:t xml:space="preserve"> </w:t>
       </w:r>
-      <w:del w:id="89" w:author="Revision" w:date="2026-08-25T00:00:00Z">
+      <w:del w:id="95" w:author="Revision" w:date="2026-08-25T00:00:00Z">
         <w:r>
           <w:delText xml:space="preserve">— roughly 2 GCSE</w:delText>
         </w:r>
@@ -3956,7 +4183,7 @@
       <w:r>
         <w:t xml:space="preserve"> </w:t>
       </w:r>
-      <w:del w:id="90" w:author="Revision" w:date="2026-08-25T00:00:00Z">
+      <w:del w:id="96" w:author="Revision" w:date="2026-08-25T00:00:00Z">
         <w:r>
           <w:delText xml:space="preserve">structural</w:delText>
         </w:r>
@@ -3964,7 +4191,7 @@
       <w:r>
         <w:t xml:space="preserve"> </w:t>
       </w:r>
-      <w:ins w:id="106" w:author="Revision" w:date="2026-08-25T00:00:00Z">
+      <w:ins w:id="117" w:author="Revision" w:date="2026-08-25T00:00:00Z">
         <w:r>
           <w:t xml:space="preserve">those</w:t>
         </w:r>
@@ -3978,7 +4205,7 @@
       <w:r>
         <w:t xml:space="preserve"> </w:t>
       </w:r>
-      <w:ins w:id="107" w:author="Revision" w:date="2026-08-25T00:00:00Z">
+      <w:ins w:id="118" w:author="Revision" w:date="2026-08-25T00:00:00Z">
         <w:r>
           <w:t xml:space="preserve">On the same conditional basis the city ranks 4th for non-disadvantaged pupils and 5th for all pupils.</w:t>
         </w:r>
@@ -3992,7 +4219,7 @@
       <w:r>
         <w:t xml:space="preserve"> </w:t>
       </w:r>
-      <w:del w:id="91" w:author="Revision" w:date="2026-08-25T00:00:00Z">
+      <w:del w:id="97" w:author="Revision" w:date="2026-08-25T00:00:00Z">
         <w:r>
           <w:delText xml:space="preserve">the</w:delText>
         </w:r>
@@ -4000,7 +4227,7 @@
       <w:r>
         <w:t xml:space="preserve"> </w:t>
       </w:r>
-      <w:ins w:id="108" w:author="Revision" w:date="2026-08-25T00:00:00Z">
+      <w:ins w:id="119" w:author="Revision" w:date="2026-08-25T00:00:00Z">
         <w:r>
           <w:t xml:space="preserve">a</w:t>
         </w:r>
@@ -4014,7 +4241,7 @@
       <w:r>
         <w:t xml:space="preserve"> </w:t>
       </w:r>
-      <w:del w:id="92" w:author="Revision" w:date="2026-08-25T00:00:00Z">
+      <w:del w:id="98" w:author="Revision" w:date="2026-08-25T00:00:00Z">
         <w:r>
           <w:delText xml:space="preserve">narrative, which was</w:delText>
         </w:r>
@@ -4022,7 +4249,7 @@
       <w:r>
         <w:t xml:space="preserve"> </w:t>
       </w:r>
-      <w:ins w:id="109" w:author="Revision" w:date="2026-08-25T00:00:00Z">
+      <w:ins w:id="120" w:author="Revision" w:date="2026-08-25T00:00:00Z">
         <w:r>
           <w:t xml:space="preserve">narrative</w:t>
         </w:r>
@@ -4036,7 +4263,7 @@
       <w:r>
         <w:t xml:space="preserve"> </w:t>
       </w:r>
-      <w:del w:id="93" w:author="Revision" w:date="2026-08-25T00:00:00Z">
+      <w:del w:id="99" w:author="Revision" w:date="2026-08-25T00:00:00Z">
         <w:r>
           <w:delText xml:space="preserve">a premise of failure, based on</w:delText>
         </w:r>
@@ -4050,7 +4277,7 @@
       <w:r>
         <w:t xml:space="preserve"> </w:t>
       </w:r>
-      <w:del w:id="94" w:author="Revision" w:date="2026-08-25T00:00:00Z">
+      <w:del w:id="100" w:author="Revision" w:date="2026-08-25T00:00:00Z">
         <w:r>
           <w:delText xml:space="preserve">only.</w:delText>
         </w:r>
@@ -4058,7 +4285,7 @@
       <w:r>
         <w:t xml:space="preserve"> </w:t>
       </w:r>
-      <w:ins w:id="110" w:author="Revision" w:date="2026-08-25T00:00:00Z">
+      <w:ins w:id="121" w:author="Revision" w:date="2026-08-25T00:00:00Z">
         <w:r>
           <w:t xml:space="preserve">alone.</w:t>
         </w:r>
@@ -4068,9 +4295,9 @@
       <w:pPr>
         <w:pStyle w:val="BodyText"/>
       </w:pPr>
-      <w:ins w:id="111" w:author="Revision" w:date="2026-08-25T00:00:00Z">
-        <w:r>
-          <w:t xml:space="preserve">That conditional ranking, however, depends on a modelling choice that turns out to carry most of the result. Controlling for absence estimates the city’s performance</w:t>
+      <w:ins w:id="122" w:author="Revision" w:date="2026-08-25T00:00:00Z">
+        <w:r>
+          <w:t xml:space="preserve">That conditional ranking, however, depends the variables we include or exclude from our model. Controlling for absence estimates the city’s performance</w:t>
         </w:r>
         <w:r>
           <w:t xml:space="preserve"> </w:t>
@@ -4103,7 +4330,7 @@
           <w:t xml:space="preserve"> </w:t>
         </w:r>
         <w:r>
-          <w:t xml:space="preserve">reports the disadvantaged-attainment effect with and without that control. Without any absence term, the city falls from 15th to 69th of 151 and its effect is no longer statistically distinguishable from the national average. The city’s apparent excellence for disadvantaged pupils is, in this precise sense, conditional on setting its attendance problem aside.</w:t>
+          <w:t xml:space="preserve">reports the disadvantaged-attainment effect with and without that control. Without any absence term, the city falls from 15th to 69th of 151 and its effect is no longer statistically distinguishable from the national average. The city’s apparent excellence for disadvantaged pupils is, in this precise sense, conditional on putting the absence problems for these children to one side.</w:t>
         </w:r>
       </w:ins>
     </w:p>
@@ -4111,7 +4338,7 @@
       <w:pPr>
         <w:pStyle w:val="BodyText"/>
       </w:pPr>
-      <w:ins w:id="112" w:author="Revision" w:date="2026-08-25T00:00:00Z">
+      <w:ins w:id="123" w:author="Revision" w:date="2026-08-25T00:00:00Z">
         <w:r>
           <w:rPr>
             <w:i/>
@@ -4125,7 +4352,7 @@
       <w:pPr>
         <w:pStyle w:val="BodyText"/>
       </w:pPr>
-      <w:ins w:id="113" w:author="Revision" w:date="2026-08-25T00:00:00Z">
+      <w:ins w:id="124" w:author="Revision" w:date="2026-08-25T00:00:00Z">
         <w:r>
           <w:t xml:space="preserve">This is not an artefact peculiar to Brighton and Hove: controlling for absence reshuffles the whole distribution of local-authority effects, and 8 authorities that appear significantly above average once absence is controlled are indistinguishable from average without it. Absence does a great deal of work in any model of attainment, and where an authority sits on it materially changes how its schools appear to perform. But the shift is unusually consequential for Brighton and Hove precisely because its attendance is so extreme.</w:t>
         </w:r>
@@ -4135,7 +4362,7 @@
       <w:pPr>
         <w:pStyle w:val="BodyText"/>
       </w:pPr>
-      <w:ins w:id="114" w:author="Revision" w:date="2026-08-25T00:00:00Z">
+      <w:ins w:id="125" w:author="Revision" w:date="2026-08-25T00:00:00Z">
         <w:r>
           <w:t xml:space="preserve">The distance between these two numbers is the important finding, rather than either number alone. Once we account for the absence its pupils experience, Brighton and Hove’s schools sit within the strongest 10% of local education authorities in England for disadvantaged attainment; if we don’t account for this, they are unremarkable. The gap between the two - about 1.4 Attainment 8 points per disadvantaged pupil - is a direct measure of what the city’s attendance problem costs its most disadvantaged children. It is not a reason to discount the schools’ underlying effectiveness; it is a reason to treat attendance as the single most valuable lever available to the city, a point we develop in section 5.5 and quantify through the accelerating-returns analysis below. (For all pupils the city’s advantage is more robust to this choice, remaining significantly positive without an absence control at 69th; it is specifically the disadvantaged-pupil result that rests on it.)</w:t>
         </w:r>
@@ -4145,7 +4372,7 @@
       <w:pPr>
         <w:pStyle w:val="BodyText"/>
       </w:pPr>
-      <w:ins w:id="115" w:author="Revision" w:date="2026-08-25T00:00:00Z">
+      <w:ins w:id="126" w:author="Revision" w:date="2026-08-25T00:00:00Z">
         <w:r>
           <w:t xml:space="preserve">Two features of the city’s absence confirm that this is a local problem rather than an inevitability of its intake. First, Brighton and Hove’s disadvantage is unexceptional: its mean school-level free-school-meal rate (25.2%) is slightly</w:t>
         </w:r>
@@ -4167,8 +4394,8 @@
         </w:r>
       </w:ins>
     </w:p>
-    <w:bookmarkEnd w:id="54"/>
-    <w:bookmarkStart w:id="55" w:name="X2c44da290b91186546cdc06847184f26ab3e331"/>
+    <w:bookmarkEnd w:id="55"/>
+    <w:bookmarkStart w:id="56" w:name="X2c44da290b91186546cdc06847184f26ab3e331"/>
     <w:p>
       <w:pPr>
         <w:pStyle w:val="Heading2"/>
@@ -4264,7 +4491,7 @@
       <w:r>
         <w:t xml:space="preserve"> </w:t>
       </w:r>
-      <w:del w:id="95" w:author="Revision" w:date="2026-08-25T00:00:00Z">
+      <w:del w:id="101" w:author="Revision" w:date="2026-08-25T00:00:00Z">
         <w:r>
           <w:delText xml:space="preserve">2.6</w:delText>
         </w:r>
@@ -4272,7 +4499,7 @@
       <w:r>
         <w:t xml:space="preserve"> </w:t>
       </w:r>
-      <w:ins w:id="116" w:author="Revision" w:date="2026-08-25T00:00:00Z">
+      <w:ins w:id="127" w:author="Revision" w:date="2026-08-25T00:00:00Z">
         <w:r>
           <w:t xml:space="preserve">3.4</w:t>
         </w:r>
@@ -4294,7 +4521,7 @@
       <w:r>
         <w:t xml:space="preserve"> </w:t>
       </w:r>
-      <w:del w:id="96" w:author="Revision" w:date="2026-08-25T00:00:00Z">
+      <w:del w:id="102" w:author="Revision" w:date="2026-08-25T00:00:00Z">
         <w:r>
           <w:delText xml:space="preserve">+2.9</w:delText>
         </w:r>
@@ -4302,7 +4529,7 @@
       <w:r>
         <w:t xml:space="preserve"> </w:t>
       </w:r>
-      <w:ins w:id="117" w:author="Revision" w:date="2026-08-25T00:00:00Z">
+      <w:ins w:id="128" w:author="Revision" w:date="2026-08-25T00:00:00Z">
         <w:r>
           <w:t xml:space="preserve">+2.8</w:t>
         </w:r>
@@ -4314,8 +4541,8 @@
         <w:t xml:space="preserve">Attainment 8 points per school, with gains for disadvantaged pupils averaging +3.3 points. Even dramatic FSM reductions would yield gains closer to 1 point. On the evidence, attendance is the single most consequential lever the city has available, and admissions changes of the kind proposed in 2024 are very unlikely to produce equivalent gains in disadvantaged attainment.</w:t>
       </w:r>
     </w:p>
-    <w:bookmarkEnd w:id="55"/>
-    <w:bookmarkStart w:id="56" w:name="contextualised-school-performance"/>
+    <w:bookmarkEnd w:id="56"/>
+    <w:bookmarkStart w:id="57" w:name="contextualised-school-performance"/>
     <w:p>
       <w:pPr>
         <w:pStyle w:val="Heading2"/>
@@ -4390,8 +4617,8 @@
         <w:t xml:space="preserve">measures - more nuanced than Progress 8 - as this model-based value added accounts for far more than just prior attainment in its representation.</w:t>
       </w:r>
     </w:p>
-    <w:bookmarkEnd w:id="56"/>
-    <w:bookmarkStart w:id="58" w:name="X8ff19f05081feb947c9bfda17930b607e81aacb"/>
+    <w:bookmarkEnd w:id="57"/>
+    <w:bookmarkStart w:id="59" w:name="X8ff19f05081feb947c9bfda17930b607e81aacb"/>
     <w:p>
       <w:pPr>
         <w:pStyle w:val="Heading2"/>
@@ -4410,7 +4637,7 @@
       <w:r>
         <w:t xml:space="preserve"> </w:t>
       </w:r>
-      <w:del w:id="97" w:author="Revision" w:date="2026-08-25T00:00:00Z">
+      <w:del w:id="103" w:author="Revision" w:date="2026-08-25T00:00:00Z">
         <w:r>
           <w:delText xml:space="preserve">regressor</w:delText>
         </w:r>
@@ -4418,7 +4645,7 @@
       <w:r>
         <w:t xml:space="preserve"> </w:t>
       </w:r>
-      <w:ins w:id="118" w:author="Revision" w:date="2026-08-25T00:00:00Z">
+      <w:ins w:id="129" w:author="Revision" w:date="2026-08-25T00:00:00Z">
         <w:r>
           <w:t xml:space="preserve">factor</w:t>
         </w:r>
@@ -4478,7 +4705,7 @@
       <w:pPr>
         <w:pStyle w:val="BodyText"/>
       </w:pPr>
-      <w:del w:id="98" w:author="Revision" w:date="2026-08-25T00:00:00Z">
+      <w:del w:id="104" w:author="Revision" w:date="2026-08-25T00:00:00Z">
         <w:r>
           <w:delText xml:space="preserve">A two-stage decomposition separates</w:delText>
         </w:r>
@@ -4486,7 +4713,7 @@
       <w:r>
         <w:t xml:space="preserve"> </w:t>
       </w:r>
-      <w:ins w:id="119" w:author="Revision" w:date="2026-08-25T00:00:00Z">
+      <w:ins w:id="130" w:author="Revision" w:date="2026-08-25T00:00:00Z">
         <w:r>
           <w:t xml:space="preserve">Two parallel models</w:t>
         </w:r>
@@ -4494,7 +4721,7 @@
           <w:rPr>
             <w:rStyle w:val="FootnoteReference"/>
           </w:rPr>
-          <w:footnoteReference w:id="57"/>
+          <w:footnoteReference w:id="58"/>
         </w:r>
         <w:r>
           <w:t xml:space="preserve"> </w:t>
@@ -4512,7 +4739,7 @@
       <w:r>
         <w:t xml:space="preserve"> </w:t>
       </w:r>
-      <w:del w:id="99" w:author="Revision" w:date="2026-08-25T00:00:00Z">
+      <w:del w:id="105" w:author="Revision" w:date="2026-08-25T00:00:00Z">
         <w:r>
           <w:delText xml:space="preserve">elements. First,</w:delText>
         </w:r>
@@ -4520,7 +4747,7 @@
       <w:r>
         <w:t xml:space="preserve"> </w:t>
       </w:r>
-      <w:ins w:id="120" w:author="Revision" w:date="2026-08-25T00:00:00Z">
+      <w:ins w:id="131" w:author="Revision" w:date="2026-08-25T00:00:00Z">
         <w:r>
           <w:t xml:space="preserve">elements from each other and in doing so</w:t>
         </w:r>
@@ -4534,7 +4761,7 @@
       <w:r>
         <w:t xml:space="preserve"> </w:t>
       </w:r>
-      <w:ins w:id="121" w:author="Revision" w:date="2026-08-25T00:00:00Z">
+      <w:ins w:id="132" w:author="Revision" w:date="2026-08-25T00:00:00Z">
         <w:r>
           <w:t xml:space="preserve">adjust for what a school inherits, not for what it does. Firstly, we</w:t>
         </w:r>
@@ -4548,7 +4775,7 @@
       <w:r>
         <w:t xml:space="preserve"> </w:t>
       </w:r>
-      <w:del w:id="100" w:author="Revision" w:date="2026-08-25T00:00:00Z">
+      <w:del w:id="106" w:author="Revision" w:date="2026-08-25T00:00:00Z">
         <w:r>
           <w:delText xml:space="preserve">low</w:delText>
         </w:r>
@@ -4556,7 +4783,7 @@
       <w:r>
         <w:t xml:space="preserve"> </w:t>
       </w:r>
-      <w:ins w:id="122" w:author="Revision" w:date="2026-08-25T00:00:00Z">
+      <w:ins w:id="133" w:author="Revision" w:date="2026-08-25T00:00:00Z">
         <w:r>
           <w:t xml:space="preserve">mean KS2</w:t>
         </w:r>
@@ -4580,7 +4807,7 @@
       <w:r>
         <w:t xml:space="preserve"> </w:t>
       </w:r>
-      <w:del w:id="101" w:author="Revision" w:date="2026-08-25T00:00:00Z">
+      <w:del w:id="107" w:author="Revision" w:date="2026-08-25T00:00:00Z">
         <w:r>
           <w:delText xml:space="preserve">(intake-predicted)</w:delText>
         </w:r>
@@ -4588,7 +4815,7 @@
       <w:r>
         <w:t xml:space="preserve"> </w:t>
       </w:r>
-      <w:ins w:id="123" w:author="Revision" w:date="2026-08-25T00:00:00Z">
+      <w:ins w:id="134" w:author="Revision" w:date="2026-08-25T00:00:00Z">
         <w:r>
           <w:t xml:space="preserve">(intake-predicted - around 55% of the variation)</w:t>
         </w:r>
@@ -4602,7 +4829,7 @@
       <w:r>
         <w:t xml:space="preserve"> </w:t>
       </w:r>
-      <w:del w:id="102" w:author="Revision" w:date="2026-08-25T00:00:00Z">
+      <w:del w:id="108" w:author="Revision" w:date="2026-08-25T00:00:00Z">
         <w:r>
           <w:delText xml:space="preserve">*residual</w:delText>
         </w:r>
@@ -4610,7 +4837,7 @@
       <w:r>
         <w:t xml:space="preserve"> </w:t>
       </w:r>
-      <w:ins w:id="124" w:author="Revision" w:date="2026-08-25T00:00:00Z">
+      <w:ins w:id="135" w:author="Revision" w:date="2026-08-25T00:00:00Z">
         <w:r>
           <w:t xml:space="preserve">*residual/excess</w:t>
         </w:r>
@@ -4624,7 +4851,7 @@
       <w:r>
         <w:t xml:space="preserve"> </w:t>
       </w:r>
-      <w:del w:id="103" w:author="Revision" w:date="2026-08-25T00:00:00Z">
+      <w:del w:id="109" w:author="Revision" w:date="2026-08-25T00:00:00Z">
         <w:r>
           <w:delText xml:space="preserve">(school-controllable). Second,</w:delText>
         </w:r>
@@ -4632,7 +4859,7 @@
       <w:r>
         <w:t xml:space="preserve"> </w:t>
       </w:r>
-      <w:ins w:id="125" w:author="Revision" w:date="2026-08-25T00:00:00Z">
+      <w:ins w:id="136" w:author="Revision" w:date="2026-08-25T00:00:00Z">
         <w:r>
           <w:t xml:space="preserve">— the part beyond what its intake would predict, which is the school’s own contribution to its attendance (around 45% of the variation). Secondly,</w:t>
         </w:r>
@@ -4646,7 +4873,7 @@
       <w:r>
         <w:t xml:space="preserve"> </w:t>
       </w:r>
-      <w:del w:id="104" w:author="Revision" w:date="2026-08-25T00:00:00Z">
+      <w:del w:id="110" w:author="Revision" w:date="2026-08-25T00:00:00Z">
         <w:r>
           <w:delText xml:space="preserve">refit</w:delText>
         </w:r>
@@ -4654,7 +4881,7 @@
       <w:r>
         <w:t xml:space="preserve"> </w:t>
       </w:r>
-      <w:ins w:id="126" w:author="Revision" w:date="2026-08-25T00:00:00Z">
+      <w:ins w:id="137" w:author="Revision" w:date="2026-08-25T00:00:00Z">
         <w:r>
           <w:t xml:space="preserve">fit</w:t>
         </w:r>
@@ -4668,7 +4895,7 @@
       <w:r>
         <w:t xml:space="preserve"> </w:t>
       </w:r>
-      <w:ins w:id="127" w:author="Revision" w:date="2026-08-25T00:00:00Z">
+      <w:ins w:id="138" w:author="Revision" w:date="2026-08-25T00:00:00Z">
         <w:r>
           <w:t xml:space="preserve">on the same intake variables but</w:t>
         </w:r>
@@ -4682,7 +4909,7 @@
       <w:r>
         <w:t xml:space="preserve"> </w:t>
       </w:r>
-      <w:del w:id="105" w:author="Revision" w:date="2026-08-25T00:00:00Z">
+      <w:del w:id="111" w:author="Revision" w:date="2026-08-25T00:00:00Z">
         <w:r>
           <w:delText xml:space="preserve">intake-predicted</w:delText>
         </w:r>
@@ -4690,7 +4917,7 @@
       <w:r>
         <w:t xml:space="preserve"> </w:t>
       </w:r>
-      <w:ins w:id="128" w:author="Revision" w:date="2026-08-25T00:00:00Z">
+      <w:ins w:id="139" w:author="Revision" w:date="2026-08-25T00:00:00Z">
         <w:r>
           <w:rPr>
             <w:i/>
@@ -4708,7 +4935,7 @@
       <w:r>
         <w:t xml:space="preserve"> </w:t>
       </w:r>
-      <w:del w:id="106" w:author="Revision" w:date="2026-08-25T00:00:00Z">
+      <w:del w:id="112" w:author="Revision" w:date="2026-08-25T00:00:00Z">
         <w:r>
           <w:delText xml:space="preserve">in place of raw absence, dropping the</w:delText>
         </w:r>
@@ -4716,7 +4943,7 @@
       <w:r>
         <w:t xml:space="preserve"> </w:t>
       </w:r>
-      <w:ins w:id="129" w:author="Revision" w:date="2026-08-25T00:00:00Z">
+      <w:ins w:id="140" w:author="Revision" w:date="2026-08-25T00:00:00Z">
         <w:r>
           <w:t xml:space="preserve">control and no</w:t>
         </w:r>
@@ -4730,7 +4957,7 @@
       <w:r>
         <w:t xml:space="preserve"> </w:t>
       </w:r>
-      <w:del w:id="107" w:author="Revision" w:date="2026-08-25T00:00:00Z">
+      <w:del w:id="113" w:author="Revision" w:date="2026-08-25T00:00:00Z">
         <w:r>
           <w:delText xml:space="preserve">predictors.</w:delText>
         </w:r>
@@ -4738,7 +4965,7 @@
       <w:r>
         <w:t xml:space="preserve"> </w:t>
       </w:r>
-      <w:ins w:id="130" w:author="Revision" w:date="2026-08-25T00:00:00Z">
+      <w:ins w:id="141" w:author="Revision" w:date="2026-08-25T00:00:00Z">
         <w:r>
           <w:t xml:space="preserve">predictors, since attendance management and workforce decisions are things a school does rather than things it receives.</w:t>
         </w:r>
@@ -4752,7 +4979,7 @@
       <w:r>
         <w:t xml:space="preserve"> </w:t>
       </w:r>
-      <w:del w:id="108" w:author="Revision" w:date="2026-08-25T00:00:00Z">
+      <w:del w:id="114" w:author="Revision" w:date="2026-08-25T00:00:00Z">
         <w:r>
           <w:delText xml:space="preserve">refitted</w:delText>
         </w:r>
@@ -4760,7 +4987,7 @@
       <w:r>
         <w:t xml:space="preserve"> </w:t>
       </w:r>
-      <w:ins w:id="131" w:author="Revision" w:date="2026-08-25T00:00:00Z">
+      <w:ins w:id="142" w:author="Revision" w:date="2026-08-25T00:00:00Z">
         <w:r>
           <w:t xml:space="preserve">second</w:t>
         </w:r>
@@ -4774,7 +5001,7 @@
       <w:r>
         <w:t xml:space="preserve"> </w:t>
       </w:r>
-      <w:del w:id="109" w:author="Revision" w:date="2026-08-25T00:00:00Z">
+      <w:del w:id="115" w:author="Revision" w:date="2026-08-25T00:00:00Z">
         <w:r>
           <w:delText xml:space="preserve">attendance management</w:delText>
         </w:r>
@@ -4782,7 +5009,7 @@
       <w:r>
         <w:t xml:space="preserve"> </w:t>
       </w:r>
-      <w:ins w:id="132" w:author="Revision" w:date="2026-08-25T00:00:00Z">
+      <w:ins w:id="143" w:author="Revision" w:date="2026-08-25T00:00:00Z">
         <w:r>
           <w:t xml:space="preserve">it</w:t>
         </w:r>
@@ -4796,7 +5023,7 @@
       <w:r>
         <w:t xml:space="preserve"> </w:t>
       </w:r>
-      <w:del w:id="110" w:author="Revision" w:date="2026-08-25T00:00:00Z">
+      <w:del w:id="116" w:author="Revision" w:date="2026-08-25T00:00:00Z">
         <w:r>
           <w:delText xml:space="preserve">now counted as part of</w:delText>
         </w:r>
@@ -4810,7 +5037,7 @@
       <w:r>
         <w:t xml:space="preserve"> </w:t>
       </w:r>
-      <w:ins w:id="133" w:author="Revision" w:date="2026-08-25T00:00:00Z">
+      <w:ins w:id="144" w:author="Revision" w:date="2026-08-25T00:00:00Z">
         <w:r>
           <w:t xml:space="preserve">total</w:t>
         </w:r>
@@ -4824,7 +5051,7 @@
       <w:r>
         <w:t xml:space="preserve"> </w:t>
       </w:r>
-      <w:ins w:id="134" w:author="Revision" w:date="2026-08-25T00:00:00Z">
+      <w:ins w:id="145" w:author="Revision" w:date="2026-08-25T00:00:00Z">
         <w:r>
           <w:t xml:space="preserve">to attainment, with attendance management counted inside that contribution</w:t>
         </w:r>
@@ -4840,7 +5067,7 @@
       <w:pPr>
         <w:pStyle w:val="BodyText"/>
       </w:pPr>
-      <w:ins w:id="135" w:author="Revision" w:date="2026-08-25T00:00:00Z">
+      <w:ins w:id="146" w:author="Revision" w:date="2026-08-25T00:00:00Z">
         <w:r>
           <w:t xml:space="preserve">It is worth being explicit about what each of these two models is for, because the first answers a question that the second does not. If all we want to know is how much of the variation in school absence is inherited rather than generated – the national picture – then the first model answers it on its own. Intake and place explain 55% of it; the remaining 45% they do not. No attainment model is needed to reach that figure, and readers interested only in the national question can stop there. The second model exists for a narrower and more local purpose: it supplies a second axis, so that a school’s attendance record can be read</w:t>
         </w:r>
@@ -4866,7 +5093,7 @@
       <w:pPr>
         <w:pStyle w:val="BodyText"/>
       </w:pPr>
-      <w:ins w:id="136" w:author="Revision" w:date="2026-08-25T00:00:00Z">
+      <w:ins w:id="147" w:author="Revision" w:date="2026-08-25T00:00:00Z">
         <w:r>
           <w:t xml:space="preserve">There are two issues with this that we should make clear. The first is that because neither model controls for observed absence, any absence that is genuinely outside a school’s control but not captured by intake or place – SEND-related absence, for instance – will be charged to that school’s value added. Since 45% of absence variation is unexplained by the first model, the scope for this is not trivial, and a school could be given a misleadingly poor value-added reading as a result. The second issue is that the coefficients from the second model cannot be read as effects. We know from the earlier models how important absence is, so leaving it out does not remove its influence: that influence is redistributed across the variables that remain, and because disadvantage is correlated with absence, the disadvantage term absorbs much of it. We therefore take only the residuals from this model. Every disadvantage estimate reported elsewhere in this paper comes from the headline specification, which controls absence directly.</w:t>
         </w:r>
@@ -4955,9 +5182,9 @@
         <w:t xml:space="preserve">We are aware that Progress 8 is an attempt to bring a degree of value added into the reporting of attainment, but we would advocate for a more sophisticated, model-based measure of value added as outlined here. Controlling for many more of the exogenous variables that influence attainment allow us to dig deeper into the impact that schools are having, and as we have shown here, the reporting of measures such as value-added alongside residual absence means we can achieve a more honest framing than the single number that conventional benchmarking produces. This would help align local policy conversations with what the data can support them.</w:t>
       </w:r>
     </w:p>
-    <w:bookmarkEnd w:id="58"/>
     <w:bookmarkEnd w:id="59"/>
-    <w:bookmarkStart w:id="78" w:name="discussion"/>
+    <w:bookmarkEnd w:id="60"/>
+    <w:bookmarkStart w:id="79" w:name="discussion"/>
     <w:p>
       <w:pPr>
         <w:pStyle w:val="Heading1"/>
@@ -4966,7 +5193,7 @@
         <w:t xml:space="preserve">6. Discussion</w:t>
       </w:r>
     </w:p>
-    <w:bookmarkStart w:id="61" w:name="Xd3364b35d543c93770b334c5dc736f1edb746ee"/>
+    <w:bookmarkStart w:id="62" w:name="Xd3364b35d543c93770b334c5dc736f1edb746ee"/>
     <w:p>
       <w:pPr>
         <w:pStyle w:val="Heading2"/>
@@ -4985,7 +5212,7 @@
       <w:r>
         <w:t xml:space="preserve"> </w:t>
       </w:r>
-      <w:del w:id="111" w:author="Revision" w:date="2026-08-25T00:00:00Z">
+      <w:del w:id="117" w:author="Revision" w:date="2026-08-25T00:00:00Z">
         <w:r>
           <w:delText xml:space="preserve">public,</w:delText>
         </w:r>
@@ -4993,7 +5220,7 @@
       <w:r>
         <w:t xml:space="preserve"> </w:t>
       </w:r>
-      <w:ins w:id="137" w:author="Revision" w:date="2026-08-25T00:00:00Z">
+      <w:ins w:id="148" w:author="Revision" w:date="2026-08-25T00:00:00Z">
         <w:r>
           <w:t xml:space="preserve">public</w:t>
         </w:r>
@@ -5001,7 +5228,7 @@
           <w:rPr>
             <w:rStyle w:val="FootnoteReference"/>
           </w:rPr>
-          <w:footnoteReference w:id="60"/>
+          <w:footnoteReference w:id="61"/>
         </w:r>
         <w:r>
           <w:t xml:space="preserve">,</w:t>
@@ -5052,7 +5279,7 @@
       <w:r>
         <w:t xml:space="preserve"> </w:t>
       </w:r>
-      <w:del w:id="112" w:author="Revision" w:date="2026-08-25T00:00:00Z">
+      <w:del w:id="118" w:author="Revision" w:date="2026-08-25T00:00:00Z">
         <w:r>
           <w:delText xml:space="preserve">Concentrations</w:delText>
         </w:r>
@@ -5060,7 +5287,7 @@
       <w:r>
         <w:t xml:space="preserve"> </w:t>
       </w:r>
-      <w:ins w:id="138" w:author="Revision" w:date="2026-08-25T00:00:00Z">
+      <w:ins w:id="149" w:author="Revision" w:date="2026-08-25T00:00:00Z">
         <w:r>
           <w:t xml:space="preserve">When it comes to attainment, concentrations</w:t>
         </w:r>
@@ -5074,7 +5301,7 @@
       <w:r>
         <w:t xml:space="preserve"> </w:t>
       </w:r>
-      <w:del w:id="113" w:author="Revision" w:date="2026-08-25T00:00:00Z">
+      <w:del w:id="119" w:author="Revision" w:date="2026-08-25T00:00:00Z">
         <w:r>
           <w:delText xml:space="preserve">the opposite outcome.</w:delText>
         </w:r>
@@ -5082,7 +5309,7 @@
       <w:r>
         <w:t xml:space="preserve"> </w:t>
       </w:r>
-      <w:ins w:id="139" w:author="Revision" w:date="2026-08-25T00:00:00Z">
+      <w:ins w:id="150" w:author="Revision" w:date="2026-08-25T00:00:00Z">
         <w:r>
           <w:t xml:space="preserve">unintended aversive outcomes.</w:t>
         </w:r>
@@ -5092,7 +5319,7 @@
       <w:pPr>
         <w:pStyle w:val="BodyText"/>
       </w:pPr>
-      <w:del w:id="114" w:author="Revision" w:date="2026-08-25T00:00:00Z">
+      <w:del w:id="120" w:author="Revision" w:date="2026-08-25T00:00:00Z">
         <w:r>
           <w:delText xml:space="preserve">The chosen lever also carries risks that</w:delText>
         </w:r>
@@ -5100,7 +5327,7 @@
       <w:r>
         <w:t xml:space="preserve"> </w:t>
       </w:r>
-      <w:ins w:id="140" w:author="Revision" w:date="2026-08-25T00:00:00Z">
+      <w:ins w:id="151" w:author="Revision" w:date="2026-08-25T00:00:00Z">
         <w:r>
           <w:t xml:space="preserve">It is worth setting this in</w:t>
         </w:r>
@@ -5114,7 +5341,7 @@
       <w:r>
         <w:t xml:space="preserve"> </w:t>
       </w:r>
-      <w:del w:id="115" w:author="Revision" w:date="2026-08-25T00:00:00Z">
+      <w:del w:id="121" w:author="Revision" w:date="2026-08-25T00:00:00Z">
         <w:r>
           <w:delText xml:space="preserve">proposals did not engage with. Redistribution generates</w:delText>
         </w:r>
@@ -5128,7 +5355,7 @@
       <w:r>
         <w:t xml:space="preserve"> </w:t>
       </w:r>
-      <w:del w:id="116" w:author="Revision" w:date="2026-08-25T00:00:00Z">
+      <w:del w:id="122" w:author="Revision" w:date="2026-08-25T00:00:00Z">
         <w:r>
           <w:delText xml:space="preserve">journeys to school, and the wider literature</w:delText>
         </w:r>
@@ -5136,7 +5363,7 @@
       <w:r>
         <w:t xml:space="preserve"> </w:t>
       </w:r>
-      <w:ins w:id="141" w:author="Revision" w:date="2026-08-25T00:00:00Z">
+      <w:ins w:id="152" w:author="Revision" w:date="2026-08-25T00:00:00Z">
         <w:r>
           <w:t xml:space="preserve">context of what school-effectiveness research has consistently found, because our result</w:t>
         </w:r>
@@ -5150,7 +5377,7 @@
       <w:r>
         <w:t xml:space="preserve"> </w:t>
       </w:r>
-      <w:del w:id="117" w:author="Revision" w:date="2026-08-25T00:00:00Z">
+      <w:del w:id="123" w:author="Revision" w:date="2026-08-25T00:00:00Z">
         <w:r>
           <w:delText xml:space="preserve">clear that long commutes are associated with reduced sleep and its psychosocial (Fredriksen et al. 2004; Yeo et al. 2019), physical (Voulgaris et al. 2019; Pradhan and Sinha 2017; Pereira et al. 2014; Faulkner et al. 2013) and mental health (Nakajima et al. 2024; Chairassamee et al. 2024; Guan et al. 2025) consequences, including stress (Karan et al. 2021), lower wellbeing (Ding et al. 2023), and higher absence across multiple national settings (Otsuka et al. 2025; Cordes et al. 2022; Blagg</w:delText>
         </w:r>
@@ -5158,7 +5385,7 @@
       <w:r>
         <w:t xml:space="preserve"> </w:t>
       </w:r>
-      <w:ins w:id="142" w:author="Revision" w:date="2026-08-25T00:00:00Z">
+      <w:ins w:id="153" w:author="Revision" w:date="2026-08-25T00:00:00Z">
         <w:r>
           <w:t xml:space="preserve">not a novel or contrarian one. Ever since Coleman</w:t>
         </w:r>
@@ -5169,7 +5396,7 @@
       <w:r>
         <w:t xml:space="preserve">et al. </w:t>
       </w:r>
-      <w:del w:id="118" w:author="Revision" w:date="2026-08-25T00:00:00Z">
+      <w:del w:id="124" w:author="Revision" w:date="2026-08-25T00:00:00Z">
         <w:r>
           <w:delText xml:space="preserve">2018), including England (Thomson 2023). Absence is</w:delText>
         </w:r>
@@ -5177,7 +5404,7 @@
       <w:r>
         <w:t xml:space="preserve"> </w:t>
       </w:r>
-      <w:ins w:id="143" w:author="Revision" w:date="2026-08-25T00:00:00Z">
+      <w:ins w:id="154" w:author="Revision" w:date="2026-08-25T00:00:00Z">
         <w:r>
           <w:t xml:space="preserve">(1966),</w:t>
         </w:r>
@@ -5191,7 +5418,7 @@
       <w:r>
         <w:t xml:space="preserve"> </w:t>
       </w:r>
-      <w:del w:id="119" w:author="Revision" w:date="2026-08-25T00:00:00Z">
+      <w:del w:id="125" w:author="Revision" w:date="2026-08-25T00:00:00Z">
         <w:r>
           <w:delText xml:space="preserve">largest predictor</w:delText>
         </w:r>
@@ -5199,7 +5426,7 @@
       <w:r>
         <w:t xml:space="preserve"> </w:t>
       </w:r>
-      <w:ins w:id="144" w:author="Revision" w:date="2026-08-25T00:00:00Z">
+      <w:ins w:id="155" w:author="Revision" w:date="2026-08-25T00:00:00Z">
         <w:r>
           <w:t xml:space="preserve">share</w:t>
         </w:r>
@@ -5213,7 +5440,7 @@
       <w:r>
         <w:t xml:space="preserve"> </w:t>
       </w:r>
-      <w:del w:id="120" w:author="Revision" w:date="2026-08-25T00:00:00Z">
+      <w:del w:id="126" w:author="Revision" w:date="2026-08-25T00:00:00Z">
         <w:r>
           <w:delText xml:space="preserve">attainment</w:delText>
         </w:r>
@@ -5221,7 +5448,7 @@
       <w:r>
         <w:t xml:space="preserve"> </w:t>
       </w:r>
-      <w:ins w:id="145" w:author="Revision" w:date="2026-08-25T00:00:00Z">
+      <w:ins w:id="156" w:author="Revision" w:date="2026-08-25T00:00:00Z">
         <w:r>
           <w:t xml:space="preserve">variation</w:t>
         </w:r>
@@ -5235,7 +5462,7 @@
       <w:r>
         <w:t xml:space="preserve"> </w:t>
       </w:r>
-      <w:del w:id="121" w:author="Revision" w:date="2026-08-25T00:00:00Z">
+      <w:del w:id="127" w:author="Revision" w:date="2026-08-25T00:00:00Z">
         <w:r>
           <w:delText xml:space="preserve">our modelling and the city’s most acute structural problem; a policy that even marginally increases it could be counterproductive. There is also a qualitative dimension:</w:delText>
         </w:r>
@@ -5243,7 +5470,7 @@
       <w:r>
         <w:t xml:space="preserve"> </w:t>
       </w:r>
-      <w:ins w:id="146" w:author="Revision" w:date="2026-08-25T00:00:00Z">
+      <w:ins w:id="157" w:author="Revision" w:date="2026-08-25T00:00:00Z">
         <w:r>
           <w:t xml:space="preserve">pupil outcomes attributable to differences</w:t>
         </w:r>
@@ -5267,7 +5494,7 @@
       <w:r>
         <w:t xml:space="preserve"> </w:t>
       </w:r>
-      <w:del w:id="122" w:author="Revision" w:date="2026-08-25T00:00:00Z">
+      <w:del w:id="128" w:author="Revision" w:date="2026-08-25T00:00:00Z">
         <w:r>
           <w:delText xml:space="preserve">serve</w:delText>
         </w:r>
@@ -5275,7 +5502,7 @@
       <w:r>
         <w:t xml:space="preserve"> </w:t>
       </w:r>
-      <w:ins w:id="147" w:author="Revision" w:date="2026-08-25T00:00:00Z">
+      <w:ins w:id="158" w:author="Revision" w:date="2026-08-25T00:00:00Z">
         <w:r>
           <w:t xml:space="preserve">-</w:t>
         </w:r>
@@ -5289,7 +5516,7 @@
       <w:r>
         <w:t xml:space="preserve"> </w:t>
       </w:r>
-      <w:del w:id="123" w:author="Revision" w:date="2026-08-25T00:00:00Z">
+      <w:del w:id="129" w:author="Revision" w:date="2026-08-25T00:00:00Z">
         <w:r>
           <w:delText xml:space="preserve">community anchors, supporting after-school participation, friendship groups, parental engagement</w:delText>
         </w:r>
@@ -5297,7 +5524,7 @@
       <w:r>
         <w:t xml:space="preserve"> </w:t>
       </w:r>
-      <w:ins w:id="148" w:author="Revision" w:date="2026-08-25T00:00:00Z">
+      <w:ins w:id="159" w:author="Revision" w:date="2026-08-25T00:00:00Z">
         <w:r>
           <w:t xml:space="preserve">opposed to differences in the pupils they admit</w:t>
         </w:r>
@@ -5311,7 +5538,7 @@
       <w:r>
         <w:t xml:space="preserve"> </w:t>
       </w:r>
-      <w:del w:id="124" w:author="Revision" w:date="2026-08-25T00:00:00Z">
+      <w:del w:id="130" w:author="Revision" w:date="2026-08-25T00:00:00Z">
         <w:r>
           <w:delText xml:space="preserve">active travel (Faulkner et al. 2013). A Chicago case study (Shah 2023) argues that</w:delText>
         </w:r>
@@ -5325,7 +5552,7 @@
       <w:r>
         <w:t xml:space="preserve"> </w:t>
       </w:r>
-      <w:del w:id="125" w:author="Revision" w:date="2026-08-25T00:00:00Z">
+      <w:del w:id="131" w:author="Revision" w:date="2026-08-25T00:00:00Z">
         <w:r>
           <w:delText xml:space="preserve">burden of long commutes falls disproportionately on</w:delText>
         </w:r>
@@ -5333,7 +5560,7 @@
       <w:r>
         <w:t xml:space="preserve"> </w:t>
       </w:r>
-      <w:ins w:id="149" w:author="Revision" w:date="2026-08-25T00:00:00Z">
+      <w:ins w:id="160" w:author="Revision" w:date="2026-08-25T00:00:00Z">
         <w:r>
           <w:t xml:space="preserve">circumstances those</w:t>
         </w:r>
@@ -5347,7 +5574,7 @@
       <w:r>
         <w:t xml:space="preserve"> </w:t>
       </w:r>
-      <w:del w:id="126" w:author="Revision" w:date="2026-08-25T00:00:00Z">
+      <w:del w:id="132" w:author="Revision" w:date="2026-08-25T00:00:00Z">
         <w:r>
           <w:delText xml:space="preserve">already experiencing other forms</w:delText>
         </w:r>
@@ -5355,7 +5582,7 @@
       <w:r>
         <w:t xml:space="preserve"> </w:t>
       </w:r>
-      <w:ins w:id="150" w:author="Revision" w:date="2026-08-25T00:00:00Z">
+      <w:ins w:id="161" w:author="Revision" w:date="2026-08-25T00:00:00Z">
         <w:r>
           <w:t xml:space="preserve">bring - has been estimated at something in the order</w:t>
         </w:r>
@@ -5369,7 +5596,7 @@
       <w:r>
         <w:t xml:space="preserve"> </w:t>
       </w:r>
-      <w:del w:id="127" w:author="Revision" w:date="2026-08-25T00:00:00Z">
+      <w:del w:id="133" w:author="Revision" w:date="2026-08-25T00:00:00Z">
         <w:r>
           <w:delText xml:space="preserve">marginalisation,</w:delText>
         </w:r>
@@ -5377,7 +5604,7 @@
       <w:r>
         <w:t xml:space="preserve"> </w:t>
       </w:r>
-      <w:ins w:id="151" w:author="Revision" w:date="2026-08-25T00:00:00Z">
+      <w:ins w:id="162" w:author="Revision" w:date="2026-08-25T00:00:00Z">
         <w:r>
           <w:t xml:space="preserve">8 to 15 per cent. The landmark English study by Smith</w:t>
         </w:r>
@@ -5391,7 +5618,7 @@
       <w:r>
         <w:t xml:space="preserve"> </w:t>
       </w:r>
-      <w:del w:id="128" w:author="Revision" w:date="2026-08-25T00:00:00Z">
+      <w:del w:id="134" w:author="Revision" w:date="2026-08-25T00:00:00Z">
         <w:r>
           <w:delText xml:space="preserve">long-distance transit predicts early high school transfer (Stein et al. 2021), itself</w:delText>
         </w:r>
@@ -5399,7 +5626,7 @@
       <w:r>
         <w:t xml:space="preserve"> </w:t>
       </w:r>
-      <w:ins w:id="152" w:author="Revision" w:date="2026-08-25T00:00:00Z">
+      <w:ins w:id="163" w:author="Revision" w:date="2026-08-25T00:00:00Z">
         <w:r>
           <w:t xml:space="preserve">Tomlinson (1989) settled on around</w:t>
         </w:r>
@@ -5413,7 +5640,7 @@
       <w:r>
         <w:t xml:space="preserve"> </w:t>
       </w:r>
-      <w:del w:id="129" w:author="Revision" w:date="2026-08-25T00:00:00Z">
+      <w:del w:id="135" w:author="Revision" w:date="2026-08-25T00:00:00Z">
         <w:r>
           <w:delText xml:space="preserve">risk factor for poor attainment. These are not peripheral concerns; they are part of</w:delText>
         </w:r>
@@ -5421,7 +5648,7 @@
       <w:r>
         <w:t xml:space="preserve"> </w:t>
       </w:r>
-      <w:ins w:id="153" w:author="Revision" w:date="2026-08-25T00:00:00Z">
+      <w:ins w:id="164" w:author="Revision" w:date="2026-08-25T00:00:00Z">
         <w:r>
           <w:t xml:space="preserve">tenth, and Teddlie and Reynolds (2000) confirm that broad range across countries and phases. Our own between-school decomposition using recent data in England, reported in</w:t>
         </w:r>
@@ -5435,7 +5662,7 @@
       <w:r>
         <w:t xml:space="preserve"> </w:t>
       </w:r>
-      <w:del w:id="130" w:author="Revision" w:date="2026-08-25T00:00:00Z">
+      <w:del w:id="136" w:author="Revision" w:date="2026-08-25T00:00:00Z">
         <w:r>
           <w:delText xml:space="preserve">cost-benefit calculus</w:delText>
         </w:r>
@@ -5443,7 +5670,7 @@
       <w:r>
         <w:t xml:space="preserve"> </w:t>
       </w:r>
-      <w:ins w:id="154" w:author="Revision" w:date="2026-08-25T00:00:00Z">
+      <w:ins w:id="165" w:author="Revision" w:date="2026-08-25T00:00:00Z">
         <w:r>
           <w:t xml:space="preserve">supplementary material, arrives at something similar. This matters for how much</w:t>
         </w:r>
@@ -5457,7 +5684,7 @@
       <w:r>
         <w:t xml:space="preserve"> </w:t>
       </w:r>
-      <w:del w:id="131" w:author="Revision" w:date="2026-08-25T00:00:00Z">
+      <w:del w:id="137" w:author="Revision" w:date="2026-08-25T00:00:00Z">
         <w:r>
           <w:delText xml:space="preserve">needs</w:delText>
         </w:r>
@@ -5465,7 +5692,7 @@
       <w:r>
         <w:t xml:space="preserve"> </w:t>
       </w:r>
-      <w:ins w:id="155" w:author="Revision" w:date="2026-08-25T00:00:00Z">
+      <w:ins w:id="166" w:author="Revision" w:date="2026-08-25T00:00:00Z">
         <w:r>
           <w:t xml:space="preserve">based on school performance measures can be expected</w:t>
         </w:r>
@@ -5479,7 +5706,7 @@
       <w:r>
         <w:t xml:space="preserve"> </w:t>
       </w:r>
-      <w:del w:id="132" w:author="Revision" w:date="2026-08-25T00:00:00Z">
+      <w:del w:id="138" w:author="Revision" w:date="2026-08-25T00:00:00Z">
         <w:r>
           <w:delText xml:space="preserve">engage with, and were largely missing from</w:delText>
         </w:r>
@@ -5487,7 +5714,7 @@
       <w:r>
         <w:t xml:space="preserve"> </w:t>
       </w:r>
-      <w:ins w:id="156" w:author="Revision" w:date="2026-08-25T00:00:00Z">
+      <w:ins w:id="167" w:author="Revision" w:date="2026-08-25T00:00:00Z">
         <w:r>
           <w:t xml:space="preserve">achieve: if differences in pupil outcomes between schools are little to do with what those schools do but are instead driven by wider societal impacts on</w:t>
         </w:r>
@@ -5501,7 +5728,7 @@
       <w:r>
         <w:t xml:space="preserve"> </w:t>
       </w:r>
-      <w:del w:id="133" w:author="Revision" w:date="2026-08-25T00:00:00Z">
+      <w:del w:id="139" w:author="Revision" w:date="2026-08-25T00:00:00Z">
         <w:r>
           <w:delText xml:space="preserve">2024 deliberation. The claim</w:delText>
         </w:r>
@@ -5509,7 +5736,7 @@
       <w:r>
         <w:t xml:space="preserve"> </w:t>
       </w:r>
-      <w:ins w:id="157" w:author="Revision" w:date="2026-08-25T00:00:00Z">
+      <w:ins w:id="168" w:author="Revision" w:date="2026-08-25T00:00:00Z">
         <w:r>
           <w:t xml:space="preserve">students they are admitting, then a policy</w:t>
         </w:r>
@@ -5523,7 +5750,7 @@
       <w:r>
         <w:t xml:space="preserve"> </w:t>
       </w:r>
-      <w:del w:id="134" w:author="Revision" w:date="2026-08-25T00:00:00Z">
+      <w:del w:id="140" w:author="Revision" w:date="2026-08-25T00:00:00Z">
         <w:r>
           <w:delText xml:space="preserve">social mixing can</w:delText>
         </w:r>
@@ -5531,7 +5758,7 @@
       <w:r>
         <w:t xml:space="preserve"> </w:t>
       </w:r>
-      <w:ins w:id="158" w:author="Revision" w:date="2026-08-25T00:00:00Z">
+      <w:ins w:id="169" w:author="Revision" w:date="2026-08-25T00:00:00Z">
         <w:r>
           <w:t xml:space="preserve">redistributes pupils between schools operates on a comparatively small share of the variance in the first place - it is working on the smaller term while leaving the harder, larger problem untouched. It will</w:t>
         </w:r>
@@ -5545,7 +5772,7 @@
       <w:r>
         <w:t xml:space="preserve"> </w:t>
       </w:r>
-      <w:del w:id="135" w:author="Revision" w:date="2026-08-25T00:00:00Z">
+      <w:del w:id="141" w:author="Revision" w:date="2026-08-25T00:00:00Z">
         <w:r>
           <w:delText xml:space="preserve">achieved at</w:delText>
         </w:r>
@@ -5565,7 +5792,7 @@
       <w:r>
         <w:t xml:space="preserve"> </w:t>
       </w:r>
-      <w:ins w:id="159" w:author="Revision" w:date="2026-08-25T00:00:00Z">
+      <w:ins w:id="170" w:author="Revision" w:date="2026-08-25T00:00:00Z">
         <w:r>
           <w:t xml:space="preserve">an ineffective plaster stuck on the wider problem of social inequalities.</w:t>
         </w:r>
@@ -5575,7 +5802,7 @@
       <w:pPr>
         <w:pStyle w:val="BodyText"/>
       </w:pPr>
-      <w:ins w:id="160" w:author="Revision" w:date="2026-08-25T00:00:00Z">
+      <w:ins w:id="171" w:author="Revision" w:date="2026-08-25T00:00:00Z">
         <w:r>
           <w:t xml:space="preserve">Furthermore, the chosen lever also carries risks that the proposals did not engage with. Redistribution to schools outside of a pupil’s local area generates longer journeys to school, and the wider literature is clear that long commutes are associated with reduced sleep and its psychosocial (Fredriksen et al. 2004; Yeo et al. 2019), physical (Voulgaris et al. 2019; Pradhan and Sinha 2017; Pereira et al. 2014; Faulkner et al. 2013) and mental health (Nakajima et al. 2024; Chairassamee et al. 2024; Guan et al. 2025) consequences, including stress (Karan et al. 2021), lower wellbeing (Ding et al. 2023), and higher absence across multiple national settings (Otsuka et al. 2025; Cordes et al. 2022; Blagg et al. 2018), including England (Thomson 2023). Absence is the largest predictor of attainment in our modelling and the city’s most acute structural problem; a policy that even marginally increases it could be counterproductive. There is also a qualitative dimension: schools serve as community anchors, supporting after-school participation, friendship groups, parental engagement and active travel (Faulkner et al. 2013). A Chicago case study (Shah 2023) argues that the burden of long commutes falls disproportionately on pupils already experiencing other forms of marginalisation, and long-distance transit predicts early high school transfer (Stein et al. 2021), itself a risk factor for poor attainment. These are not peripheral concerns; they, along with another other potential benefits, are part of the cost-benefit calculus any redistribution policy needs to engage with, but were largely missing from the 2024 deliberation in Brighton and Hove. The claim that social mixing can be achieved at</w:t>
         </w:r>
@@ -5597,7 +5824,7 @@
       <w:pPr>
         <w:pStyle w:val="BodyText"/>
       </w:pPr>
-      <w:ins w:id="161" w:author="Revision" w:date="2026-08-25T00:00:00Z">
+      <w:ins w:id="172" w:author="Revision" w:date="2026-08-25T00:00:00Z">
         <w:r>
           <w:t xml:space="preserve">It is worth making the mechanism explicit, because it clarifies how an admissions reform actually reaches attainment. There are two pathways. The first is the intended one: changing where pupils go alters the</w:t>
         </w:r>
@@ -5664,8 +5891,8 @@
         </w:r>
       </w:ins>
     </w:p>
-    <w:bookmarkEnd w:id="61"/>
-    <w:bookmarkStart w:id="66" w:name="X721a00ff84e807512ec4207f4efbd7031d30b61"/>
+    <w:bookmarkEnd w:id="62"/>
+    <w:bookmarkStart w:id="67" w:name="X721a00ff84e807512ec4207f4efbd7031d30b61"/>
     <w:p>
       <w:pPr>
         <w:pStyle w:val="Heading2"/>
@@ -5684,7 +5911,7 @@
       <w:r>
         <w:t xml:space="preserve"> </w:t>
       </w:r>
-      <w:del w:id="136" w:author="Revision" w:date="2026-08-25T00:00:00Z">
+      <w:del w:id="142" w:author="Revision" w:date="2026-08-25T00:00:00Z">
         <w:r>
           <w:rPr>
             <w:b/>
@@ -5696,7 +5923,7 @@
       <w:r>
         <w:t xml:space="preserve"> </w:t>
       </w:r>
-      <w:ins w:id="162" w:author="Revision" w:date="2026-08-25T00:00:00Z">
+      <w:ins w:id="173" w:author="Revision" w:date="2026-08-25T00:00:00Z">
         <w:r>
           <w:t xml:space="preserve">attendance</w:t>
         </w:r>
@@ -5740,7 +5967,7 @@
       <w:r>
         <w:t xml:space="preserve"> </w:t>
       </w:r>
-      <w:del w:id="137" w:author="Revision" w:date="2026-08-25T00:00:00Z">
+      <w:del w:id="143" w:author="Revision" w:date="2026-08-25T00:00:00Z">
         <w:r>
           <w:delText xml:space="preserve">.</w:delText>
         </w:r>
@@ -5748,12 +5975,12 @@
       <w:r>
         <w:t xml:space="preserve"> </w:t>
       </w:r>
-      <w:ins w:id="163" w:author="Revision" w:date="2026-08-25T00:00:00Z">
+      <w:ins w:id="174" w:author="Revision" w:date="2026-08-25T00:00:00Z">
         <w:r>
           <w:rPr>
             <w:rStyle w:val="FootnoteReference"/>
           </w:rPr>
-          <w:footnoteReference w:id="62"/>
+          <w:footnoteReference w:id="63"/>
         </w:r>
         <w:r>
           <w:t xml:space="preserve">.</w:t>
@@ -5784,7 +6011,7 @@
       <w:r>
         <w:t xml:space="preserve"> </w:t>
       </w:r>
-      <w:del w:id="138" w:author="Revision" w:date="2026-08-25T00:00:00Z">
+      <w:del w:id="144" w:author="Revision" w:date="2026-08-25T00:00:00Z">
         <w:r>
           <w:delText xml:space="preserve">England,</w:delText>
         </w:r>
@@ -5792,7 +6019,7 @@
       <w:r>
         <w:t xml:space="preserve"> </w:t>
       </w:r>
-      <w:ins w:id="164" w:author="Revision" w:date="2026-08-25T00:00:00Z">
+      <w:ins w:id="175" w:author="Revision" w:date="2026-08-25T00:00:00Z">
         <w:r>
           <w:t xml:space="preserve">England in 2024-25 - and, unlike almost every other authority, one that has barely improved since the pandemic -</w:t>
         </w:r>
@@ -5824,7 +6051,7 @@
       <w:pPr>
         <w:pStyle w:val="BodyText"/>
       </w:pPr>
-      <w:ins w:id="165" w:author="Revision" w:date="2026-08-25T00:00:00Z">
+      <w:ins w:id="176" w:author="Revision" w:date="2026-08-25T00:00:00Z">
         <w:r>
           <w:t xml:space="preserve">We should reiterate that</w:t>
         </w:r>
@@ -5838,7 +6065,7 @@
       <w:r>
         <w:t xml:space="preserve"> </w:t>
       </w:r>
-      <w:del w:id="139" w:author="Revision" w:date="2026-08-25T00:00:00Z">
+      <w:del w:id="145" w:author="Revision" w:date="2026-08-25T00:00:00Z">
         <w:r>
           <w:delText xml:space="preserve">The city has near-average FSM eligibility but near-worst absence, suggesting the problem reflects local factors — attendance culture, enforcement practices, transport friction or community dynamics — rather than being</w:delText>
         </w:r>
@@ -5846,7 +6073,7 @@
       <w:r>
         <w:t xml:space="preserve"> </w:t>
       </w:r>
-      <w:ins w:id="166" w:author="Revision" w:date="2026-08-25T00:00:00Z">
+      <w:ins w:id="177" w:author="Revision" w:date="2026-08-25T00:00:00Z">
         <w:r>
           <w:t xml:space="preserve">One response to</w:t>
         </w:r>
@@ -5860,7 +6087,7 @@
       <w:r>
         <w:t xml:space="preserve"> </w:t>
       </w:r>
-      <w:del w:id="140" w:author="Revision" w:date="2026-08-25T00:00:00Z">
+      <w:del w:id="146" w:author="Revision" w:date="2026-08-25T00:00:00Z">
         <w:r>
           <w:delText xml:space="preserve">unavoidable correlate</w:delText>
         </w:r>
@@ -5868,7 +6095,7 @@
       <w:r>
         <w:t xml:space="preserve"> </w:t>
       </w:r>
-      <w:ins w:id="167" w:author="Revision" w:date="2026-08-25T00:00:00Z">
+      <w:ins w:id="178" w:author="Revision" w:date="2026-08-25T00:00:00Z">
         <w:r>
           <w:t xml:space="preserve">earlier presentation</w:t>
         </w:r>
@@ -5882,7 +6109,7 @@
       <w:r>
         <w:t xml:space="preserve"> </w:t>
       </w:r>
-      <w:del w:id="141" w:author="Revision" w:date="2026-08-25T00:00:00Z">
+      <w:del w:id="147" w:author="Revision" w:date="2026-08-25T00:00:00Z">
         <w:r>
           <w:delText xml:space="preserve">disadvantage. If</w:delText>
         </w:r>
@@ -5890,7 +6117,7 @@
       <w:r>
         <w:t xml:space="preserve"> </w:t>
       </w:r>
-      <w:ins w:id="168" w:author="Revision" w:date="2026-08-25T00:00:00Z">
+      <w:ins w:id="179" w:author="Revision" w:date="2026-08-25T00:00:00Z">
         <w:r>
           <w:t xml:space="preserve">this argument, advanced locally by</w:t>
         </w:r>
@@ -5904,7 +6131,7 @@
       <w:r>
         <w:t xml:space="preserve"> </w:t>
       </w:r>
-      <w:del w:id="142" w:author="Revision" w:date="2026-08-25T00:00:00Z">
+      <w:del w:id="148" w:author="Revision" w:date="2026-08-25T00:00:00Z">
         <w:r>
           <w:delText xml:space="preserve">city is not already running</w:delText>
         </w:r>
@@ -5912,7 +6139,7 @@
       <w:r>
         <w:t xml:space="preserve"> </w:t>
       </w:r>
-      <w:ins w:id="169" w:author="Revision" w:date="2026-08-25T00:00:00Z">
+      <w:ins w:id="180" w:author="Revision" w:date="2026-08-25T00:00:00Z">
         <w:r>
           <w:t xml:space="preserve">campaign group Class Divide</w:t>
         </w:r>
@@ -5920,7 +6147,7 @@
           <w:rPr>
             <w:rStyle w:val="FootnoteReference"/>
           </w:rPr>
-          <w:footnoteReference w:id="63"/>
+          <w:footnoteReference w:id="64"/>
         </w:r>
         <w:r>
           <w:t xml:space="preserve">, offered</w:t>
@@ -5935,7 +6162,7 @@
       <w:r>
         <w:t xml:space="preserve"> </w:t>
       </w:r>
-      <w:del w:id="143" w:author="Revision" w:date="2026-08-25T00:00:00Z">
+      <w:del w:id="149" w:author="Revision" w:date="2026-08-25T00:00:00Z">
         <w:r>
           <w:delText xml:space="preserve">substantial cross-departmental attendance programme alongside its school-level work,</w:delText>
         </w:r>
@@ -5943,7 +6170,7 @@
       <w:r>
         <w:t xml:space="preserve"> </w:t>
       </w:r>
-      <w:ins w:id="170" w:author="Revision" w:date="2026-08-25T00:00:00Z">
+      <w:ins w:id="181" w:author="Revision" w:date="2026-08-25T00:00:00Z">
         <w:r>
           <w:t xml:space="preserve">memorable analogy: absence is</w:t>
         </w:r>
@@ -5957,7 +6184,7 @@
       <w:r>
         <w:t xml:space="preserve"> </w:t>
       </w:r>
-      <w:del w:id="144" w:author="Revision" w:date="2026-08-25T00:00:00Z">
+      <w:del w:id="150" w:author="Revision" w:date="2026-08-25T00:00:00Z">
         <w:r>
           <w:delText xml:space="preserve">case for one</w:delText>
         </w:r>
@@ -5965,7 +6192,7 @@
       <w:r>
         <w:t xml:space="preserve"> </w:t>
       </w:r>
-      <w:ins w:id="171" w:author="Revision" w:date="2026-08-25T00:00:00Z">
+      <w:ins w:id="182" w:author="Revision" w:date="2026-08-25T00:00:00Z">
         <w:r>
           <w:t xml:space="preserve">mould, poverty</w:t>
         </w:r>
@@ -5979,7 +6206,7 @@
       <w:r>
         <w:t xml:space="preserve"> </w:t>
       </w:r>
-      <w:del w:id="145" w:author="Revision" w:date="2026-08-25T00:00:00Z">
+      <w:del w:id="151" w:author="Revision" w:date="2026-08-25T00:00:00Z">
         <w:r>
           <w:delText xml:space="preserve">strong. There</w:delText>
         </w:r>
@@ -5987,7 +6214,7 @@
       <w:r>
         <w:t xml:space="preserve"> </w:t>
       </w:r>
-      <w:ins w:id="172" w:author="Revision" w:date="2026-08-25T00:00:00Z">
+      <w:ins w:id="183" w:author="Revision" w:date="2026-08-25T00:00:00Z">
         <w:r>
           <w:t xml:space="preserve">the damp. On this view, treating absence directly</w:t>
         </w:r>
@@ -6001,7 +6228,7 @@
       <w:r>
         <w:t xml:space="preserve"> </w:t>
       </w:r>
-      <w:del w:id="146" w:author="Revision" w:date="2026-08-25T00:00:00Z">
+      <w:del w:id="152" w:author="Revision" w:date="2026-08-25T00:00:00Z">
         <w:r>
           <w:delText xml:space="preserve">a budget question too:</w:delText>
         </w:r>
@@ -6009,7 +6236,7 @@
       <w:r>
         <w:t xml:space="preserve"> </w:t>
       </w:r>
-      <w:ins w:id="173" w:author="Revision" w:date="2026-08-25T00:00:00Z">
+      <w:ins w:id="184" w:author="Revision" w:date="2026-08-25T00:00:00Z">
         <w:r>
           <w:t xml:space="preserve">futile, because</w:t>
         </w:r>
@@ -6023,7 +6250,7 @@
       <w:r>
         <w:t xml:space="preserve"> </w:t>
       </w:r>
-      <w:del w:id="147" w:author="Revision" w:date="2026-08-25T00:00:00Z">
+      <w:del w:id="153" w:author="Revision" w:date="2026-08-25T00:00:00Z">
         <w:r>
           <w:delText xml:space="preserve">£606,000 already spent annually on supported bus routes</w:delText>
         </w:r>
@@ -6031,7 +6258,7 @@
       <w:r>
         <w:t xml:space="preserve"> </w:t>
       </w:r>
-      <w:ins w:id="174" w:author="Revision" w:date="2026-08-25T00:00:00Z">
+      <w:ins w:id="185" w:author="Revision" w:date="2026-08-25T00:00:00Z">
         <w:r>
           <w:t xml:space="preserve">underlying poverty will simply keep bringing it back. The analogy captures something real. At pupil level the association between disadvantage</w:t>
         </w:r>
@@ -6045,7 +6272,7 @@
       <w:r>
         <w:t xml:space="preserve"> </w:t>
       </w:r>
-      <w:del w:id="148" w:author="Revision" w:date="2026-08-25T00:00:00Z">
+      <w:del w:id="154" w:author="Revision" w:date="2026-08-25T00:00:00Z">
         <w:r>
           <w:delText xml:space="preserve">passes, plus any further travel-assistance spending</w:delText>
         </w:r>
@@ -6053,7 +6280,7 @@
       <w:r>
         <w:t xml:space="preserve"> </w:t>
       </w:r>
-      <w:ins w:id="175" w:author="Revision" w:date="2026-08-25T00:00:00Z">
+      <w:ins w:id="186" w:author="Revision" w:date="2026-08-25T00:00:00Z">
         <w:r>
           <w:t xml:space="preserve">absence is strong and well evidenced (DfE 2025b), and our own decomposition (section 5.5) finds that a substantial part of school-level absence is inherited from intake rather than</w:t>
         </w:r>
@@ -6067,7 +6294,7 @@
       <w:r>
         <w:t xml:space="preserve"> </w:t>
       </w:r>
-      <w:del w:id="149" w:author="Revision" w:date="2026-08-25T00:00:00Z">
+      <w:del w:id="155" w:author="Revision" w:date="2026-08-25T00:00:00Z">
         <w:r>
           <w:delText xml:space="preserve">admissions changes, would arguably have a stronger evidence base for raising disadvantaged attainment if invested directly in</w:delText>
         </w:r>
@@ -6075,7 +6302,7 @@
       <w:r>
         <w:t xml:space="preserve"> </w:t>
       </w:r>
-      <w:ins w:id="176" w:author="Revision" w:date="2026-08-25T00:00:00Z">
+      <w:ins w:id="187" w:author="Revision" w:date="2026-08-25T00:00:00Z">
         <w:r>
           <w:t xml:space="preserve">school. Any serious</w:t>
         </w:r>
@@ -6089,7 +6316,7 @@
       <w:r>
         <w:t xml:space="preserve"> </w:t>
       </w:r>
-      <w:del w:id="150" w:author="Revision" w:date="2026-08-25T00:00:00Z">
+      <w:del w:id="156" w:author="Revision" w:date="2026-08-25T00:00:00Z">
         <w:r>
           <w:delText xml:space="preserve">support, family liaison and pastoral capacity in</w:delText>
         </w:r>
@@ -6097,7 +6324,7 @@
       <w:r>
         <w:t xml:space="preserve"> </w:t>
       </w:r>
-      <w:ins w:id="177" w:author="Revision" w:date="2026-08-25T00:00:00Z">
+      <w:ins w:id="188" w:author="Revision" w:date="2026-08-25T00:00:00Z">
         <w:r>
           <w:t xml:space="preserve">strategy must therefore engage with</w:t>
         </w:r>
@@ -6111,7 +6338,7 @@
       <w:r>
         <w:t xml:space="preserve"> </w:t>
       </w:r>
-      <w:del w:id="151" w:author="Revision" w:date="2026-08-25T00:00:00Z">
+      <w:del w:id="157" w:author="Revision" w:date="2026-08-25T00:00:00Z">
         <w:r>
           <w:delText xml:space="preserve">city’s most affected schools.</w:delText>
         </w:r>
@@ -6119,7 +6346,7 @@
       <w:r>
         <w:t xml:space="preserve"> </w:t>
       </w:r>
-      <w:ins w:id="178" w:author="Revision" w:date="2026-08-25T00:00:00Z">
+      <w:ins w:id="189" w:author="Revision" w:date="2026-08-25T00:00:00Z">
         <w:r>
           <w:t xml:space="preserve">material circumstances of families, not merely with attendance procedures.</w:t>
         </w:r>
@@ -6129,7 +6356,7 @@
       <w:pPr>
         <w:pStyle w:val="BodyText"/>
       </w:pPr>
-      <w:ins w:id="179" w:author="Revision" w:date="2026-08-25T00:00:00Z">
+      <w:ins w:id="190" w:author="Revision" w:date="2026-08-25T00:00:00Z">
         <w:r>
           <w:t xml:space="preserve">It is important, however, to consider that effect of absence on attainment in our model is the effect above and beyond being eligible free school meals, the best measure we have of poverty in our school intakes. Some variability of absence and poverty in the intake are shared. Absence may be a symptom of poverty, but it is also a likely mechanism of poverty’s effects on attainment. As such, absence is also a target for intervention. Any serious attendance strategy must engage with the material circumstances of families, not merely with attendance procedures. However, beyond addressing the hard problem of economic disadvantage that can underpin many factors in the attainment model, increasing attendance of students may go the furthest to address the disadvantage attainment gap.</w:t>
         </w:r>
@@ -6139,7 +6366,7 @@
       <w:pPr>
         <w:pStyle w:val="BodyText"/>
       </w:pPr>
-      <w:ins w:id="180" w:author="Revision" w:date="2026-08-25T00:00:00Z">
+      <w:ins w:id="191" w:author="Revision" w:date="2026-08-25T00:00:00Z">
         <w:r>
           <w:t xml:space="preserve">But as clever as the analogy is in general terms, it does not explain the specific situation in Brighton and Hove. Across English local education authorities, differences in poverty account for remarkably little of the difference in absence: regressing LEA mean absence on LEA mean FSM eligibility across the 152 authorities in our latest year produces an</w:t>
         </w:r>
@@ -6204,7 +6431,7 @@
       <w:pPr>
         <w:pStyle w:val="BodyText"/>
       </w:pPr>
-      <w:ins w:id="181" w:author="Revision" w:date="2026-08-25T00:00:00Z">
+      <w:ins w:id="192" w:author="Revision" w:date="2026-08-25T00:00:00Z">
         <w:r>
           <w:t xml:space="preserve">The reasonable conclusion is not that poverty is irrelevant to absence, but that it cannot be the full explanation for Brighton and Hove’s position. Treating the city’s absence problem as an inevitable consequence of its social composition is empirically unsupported and risks diverting attention and resources away from what should be the laser focus of the LEA. A substantial part of the city’s absence sits above what its intake predicts, which is precisely the part that local action can reach. The problem therefore reflects local factors - attendance culture, enforcement practices, transport friction or community dynamics - rather than being an unavoidable outcome of disadvantage. If the city is not already running a substantial cross-departmental attendance programme alongside its school-level work, the case for one is strong to introduce one. There is a budget question too: the £606,000 already spent annually on supported bus routes and passes</w:t>
         </w:r>
@@ -6212,15 +6439,15 @@
           <w:rPr>
             <w:rStyle w:val="FootnoteReference"/>
           </w:rPr>
-          <w:footnoteReference w:id="65"/>
+          <w:footnoteReference w:id="66"/>
         </w:r>
         <w:r>
           <w:t xml:space="preserve">, plus any further travel-assistance spending generated by the admissions changes, would arguably have a stronger evidence base for raising disadvantaged attainment if invested directly in attendance support, family liaison and pastoral capacity in the city’s most affected schools.</w:t>
         </w:r>
       </w:ins>
     </w:p>
-    <w:bookmarkEnd w:id="66"/>
-    <w:bookmarkStart w:id="71" w:name="Xe20933ab3677df6d1953e5d7ada5fd38009a941"/>
+    <w:bookmarkEnd w:id="67"/>
+    <w:bookmarkStart w:id="72" w:name="Xe20933ab3677df6d1953e5d7ada5fd38009a941"/>
     <w:p>
       <w:pPr>
         <w:pStyle w:val="Heading2"/>
@@ -6255,7 +6482,7 @@
       <w:r>
         <w:t xml:space="preserve"> </w:t>
       </w:r>
-      <w:del w:id="152" w:author="Revision" w:date="2026-08-25T00:00:00Z">
+      <w:del w:id="158" w:author="Revision" w:date="2026-08-25T00:00:00Z">
         <w:r>
           <w:delText xml:space="preserve">sharp</w:delText>
         </w:r>
@@ -6263,7 +6490,7 @@
       <w:r>
         <w:t xml:space="preserve"> </w:t>
       </w:r>
-      <w:ins w:id="182" w:author="Revision" w:date="2026-08-25T00:00:00Z">
+      <w:ins w:id="193" w:author="Revision" w:date="2026-08-25T00:00:00Z">
         <w:r>
           <w:t xml:space="preserve">clear</w:t>
         </w:r>
@@ -6277,7 +6504,7 @@
       <w:r>
         <w:t xml:space="preserve"> </w:t>
       </w:r>
-      <w:del w:id="153" w:author="Revision" w:date="2026-08-25T00:00:00Z">
+      <w:del w:id="159" w:author="Revision" w:date="2026-08-25T00:00:00Z">
         <w:r>
           <w:delText xml:space="preserve">why this matters:</w:delText>
         </w:r>
@@ -6291,7 +6518,7 @@
       <w:r>
         <w:t xml:space="preserve"> </w:t>
       </w:r>
-      <w:ins w:id="183" w:author="Revision" w:date="2026-08-25T00:00:00Z">
+      <w:ins w:id="194" w:author="Revision" w:date="2026-08-25T00:00:00Z">
         <w:r>
           <w:t xml:space="preserve">point: the</w:t>
         </w:r>
@@ -6325,7 +6552,7 @@
       <w:r>
         <w:t xml:space="preserve"> </w:t>
       </w:r>
-      <w:del w:id="154" w:author="Revision" w:date="2026-08-25T00:00:00Z">
+      <w:del w:id="160" w:author="Revision" w:date="2026-08-25T00:00:00Z">
         <w:r>
           <w:delText xml:space="preserve">Education</w:delText>
         </w:r>
@@ -6333,7 +6560,7 @@
       <w:r>
         <w:t xml:space="preserve"> </w:t>
       </w:r>
-      <w:ins w:id="184" w:author="Revision" w:date="2026-08-25T00:00:00Z">
+      <w:ins w:id="195" w:author="Revision" w:date="2026-08-25T00:00:00Z">
         <w:r>
           <w:t xml:space="preserve">Education</w:t>
         </w:r>
@@ -6341,7 +6568,7 @@
           <w:rPr>
             <w:rStyle w:val="FootnoteReference"/>
           </w:rPr>
-          <w:footnoteReference w:id="67"/>
+          <w:footnoteReference w:id="68"/>
         </w:r>
       </w:ins>
       <w:r>
@@ -6353,7 +6580,7 @@
       <w:r>
         <w:t xml:space="preserve"> </w:t>
       </w:r>
-      <w:del w:id="155" w:author="Revision" w:date="2026-08-25T00:00:00Z">
+      <w:del w:id="161" w:author="Revision" w:date="2026-08-25T00:00:00Z">
         <w:r>
           <w:delText xml:space="preserve">school, which then</w:delText>
         </w:r>
@@ -6361,7 +6588,7 @@
       <w:r>
         <w:t xml:space="preserve"> </w:t>
       </w:r>
-      <w:ins w:id="185" w:author="Revision" w:date="2026-08-25T00:00:00Z">
+      <w:ins w:id="196" w:author="Revision" w:date="2026-08-25T00:00:00Z">
         <w:r>
           <w:t xml:space="preserve">school. While each parent has their reasons for wanting a different choice, at the time, BACA</w:t>
         </w:r>
@@ -6401,7 +6628,7 @@
       <w:pPr>
         <w:pStyle w:val="BodyText"/>
       </w:pPr>
-      <w:del w:id="156" w:author="Revision" w:date="2026-08-25T00:00:00Z">
+      <w:del w:id="162" w:author="Revision" w:date="2026-08-25T00:00:00Z">
         <w:r>
           <w:delText xml:space="preserve">The</w:delText>
         </w:r>
@@ -6409,7 +6636,7 @@
       <w:r>
         <w:t xml:space="preserve"> </w:t>
       </w:r>
-      <w:ins w:id="186" w:author="Revision" w:date="2026-08-25T00:00:00Z">
+      <w:ins w:id="197" w:author="Revision" w:date="2026-08-25T00:00:00Z">
         <w:r>
           <w:t xml:space="preserve">However, the</w:t>
         </w:r>
@@ -6423,7 +6650,7 @@
       <w:r>
         <w:t xml:space="preserve"> </w:t>
       </w:r>
-      <w:del w:id="157" w:author="Revision" w:date="2026-08-25T00:00:00Z">
+      <w:del w:id="163" w:author="Revision" w:date="2026-08-25T00:00:00Z">
         <w:r>
           <w:delText xml:space="preserve">Patcham has below-national-average absence, around 25% FSM and 16% low prior attainment.</w:delText>
         </w:r>
@@ -6431,7 +6658,7 @@
       <w:r>
         <w:t xml:space="preserve"> </w:t>
       </w:r>
-      <w:ins w:id="187" w:author="Revision" w:date="2026-08-25T00:00:00Z">
+      <w:ins w:id="198" w:author="Revision" w:date="2026-08-25T00:00:00Z">
         <w:r>
           <w:t xml:space="preserve">Yet, BACA out-performs every other school in the city for disadvantaged pupils, including those popularly viewed as the</w:t>
         </w:r>
@@ -6454,7 +6681,7 @@
       <w:r>
         <w:t xml:space="preserve"> </w:t>
       </w:r>
-      <w:del w:id="158" w:author="Revision" w:date="2026-08-25T00:00:00Z">
+      <w:del w:id="164" w:author="Revision" w:date="2026-08-25T00:00:00Z">
         <w:hyperlink w:anchor="tbl-league">
           <w:r>
             <w:rPr>
@@ -6467,7 +6694,7 @@
       <w:r>
         <w:t xml:space="preserve"> </w:t>
       </w:r>
-      <w:ins w:id="188" w:author="Revision" w:date="2026-08-25T00:00:00Z">
+      <w:ins w:id="199" w:author="Revision" w:date="2026-08-25T00:00:00Z">
         <w:hyperlink w:anchor="tbl-league">
           <w:r>
             <w:rPr>
@@ -6500,7 +6727,7 @@
       <w:r>
         <w:t xml:space="preserve"> </w:t>
       </w:r>
-      <w:del w:id="159" w:author="Revision" w:date="2026-08-25T00:00:00Z">
+      <w:del w:id="165" w:author="Revision" w:date="2026-08-25T00:00:00Z">
         <w:r>
           <w:delText xml:space="preserve">5</w:delText>
         </w:r>
@@ -6508,7 +6735,7 @@
       <w:r>
         <w:t xml:space="preserve"> </w:t>
       </w:r>
-      <w:ins w:id="189" w:author="Revision" w:date="2026-08-25T00:00:00Z">
+      <w:ins w:id="200" w:author="Revision" w:date="2026-08-25T00:00:00Z">
         <w:r>
           <w:t xml:space="preserve">5.7</w:t>
         </w:r>
@@ -6522,7 +6749,7 @@
       <w:r>
         <w:t xml:space="preserve"> </w:t>
       </w:r>
-      <w:del w:id="160" w:author="Revision" w:date="2026-08-25T00:00:00Z">
+      <w:del w:id="166" w:author="Revision" w:date="2026-08-25T00:00:00Z">
         <w:r>
           <w:delText xml:space="preserve">3</w:delText>
         </w:r>
@@ -6530,7 +6757,7 @@
       <w:r>
         <w:t xml:space="preserve"> </w:t>
       </w:r>
-      <w:ins w:id="190" w:author="Revision" w:date="2026-08-25T00:00:00Z">
+      <w:ins w:id="201" w:author="Revision" w:date="2026-08-25T00:00:00Z">
         <w:r>
           <w:t xml:space="preserve">3.1</w:t>
         </w:r>
@@ -6544,7 +6771,7 @@
       <w:r>
         <w:t xml:space="preserve"> </w:t>
       </w:r>
-      <w:del w:id="161" w:author="Revision" w:date="2026-08-25T00:00:00Z">
+      <w:del w:id="167" w:author="Revision" w:date="2026-08-25T00:00:00Z">
         <w:r>
           <w:delText xml:space="preserve">BACA out-performs every other school in the city for disadvantaged pupils, including those popularly viewed as the</w:delText>
         </w:r>
@@ -6579,7 +6806,7 @@
       <w:r>
         <w:t xml:space="preserve"> </w:t>
       </w:r>
-      <w:del w:id="162" w:author="Revision" w:date="2026-08-25T00:00:00Z">
+      <w:del w:id="168" w:author="Revision" w:date="2026-08-25T00:00:00Z">
         <w:r>
           <w:delText xml:space="preserve">areas</w:delText>
         </w:r>
@@ -6587,7 +6814,7 @@
       <w:r>
         <w:t xml:space="preserve"> </w:t>
       </w:r>
-      <w:ins w:id="191" w:author="Revision" w:date="2026-08-25T00:00:00Z">
+      <w:ins w:id="202" w:author="Revision" w:date="2026-08-25T00:00:00Z">
         <w:r>
           <w:t xml:space="preserve">areas</w:t>
         </w:r>
@@ -6595,7 +6822,7 @@
           <w:rPr>
             <w:rStyle w:val="FootnoteReference"/>
           </w:rPr>
-          <w:footnoteReference w:id="69"/>
+          <w:footnoteReference w:id="70"/>
         </w:r>
       </w:ins>
       <w:r>
@@ -6607,14 +6834,14 @@
       <w:r>
         <w:t xml:space="preserve"> </w:t>
       </w:r>
-      <w:del w:id="163" w:author="Revision" w:date="2026-08-25T00:00:00Z">
+      <w:del w:id="169" w:author="Revision" w:date="2026-08-25T00:00:00Z">
         <w:r>
           <w:delText xml:space="preserve">Patcham, by contrast, sits ~2.6 GCSE points below expectation for disadvantaged pupils on a four-year average, with the gap reaching double figures in 2023-24 — differences hidden by its comfortable mid-table raw position. What other schools could learn from Patcham, however, is its attendance: it is one of only two city schools with absence below the national average, and exploring how it achieves this is a constructive city-level policy focus.</w:delText>
         </w:r>
       </w:del>
     </w:p>
-    <w:bookmarkEnd w:id="71"/>
-    <w:bookmarkStart w:id="73" w:name="viability-versus-attainment"/>
+    <w:bookmarkEnd w:id="72"/>
+    <w:bookmarkStart w:id="74" w:name="viability-versus-attainment"/>
     <w:p>
       <w:pPr>
         <w:pStyle w:val="Heading2"/>
@@ -6633,7 +6860,7 @@
       <w:r>
         <w:t xml:space="preserve"> </w:t>
       </w:r>
-      <w:ins w:id="192" w:author="Revision" w:date="2026-08-25T00:00:00Z">
+      <w:ins w:id="203" w:author="Revision" w:date="2026-08-25T00:00:00Z">
         <w:r>
           <w:t xml:space="preserve">Brighton and Hove City Council</w:t>
         </w:r>
@@ -6647,7 +6874,7 @@
       <w:r>
         <w:t xml:space="preserve"> </w:t>
       </w:r>
-      <w:del w:id="164" w:author="Revision" w:date="2026-08-25T00:00:00Z">
+      <w:del w:id="170" w:author="Revision" w:date="2026-08-25T00:00:00Z">
         <w:r>
           <w:delText xml:space="preserve">papers</w:delText>
         </w:r>
@@ -6655,7 +6882,7 @@
       <w:r>
         <w:t xml:space="preserve"> </w:t>
       </w:r>
-      <w:ins w:id="193" w:author="Revision" w:date="2026-08-25T00:00:00Z">
+      <w:ins w:id="204" w:author="Revision" w:date="2026-08-25T00:00:00Z">
         <w:r>
           <w:t xml:space="preserve">papers of 5th December 2024</w:t>
         </w:r>
@@ -6663,7 +6890,7 @@
           <w:rPr>
             <w:rStyle w:val="FootnoteReference"/>
           </w:rPr>
-          <w:footnoteReference w:id="72"/>
+          <w:footnoteReference w:id="73"/>
         </w:r>
       </w:ins>
       <w:r>
@@ -6710,8 +6937,8 @@
         <w:t xml:space="preserve">Following widespread opposition and appeals to the Schools Adjudicator, the proposed PAN reductions were rejected. Parental objections meant that the 20% out-of-catchment priority was reduced to 5%. While displacement was minimised, the policy reverberations continued through choices expressed by parents already influenced by the preceding debate.</w:t>
       </w:r>
     </w:p>
-    <w:bookmarkEnd w:id="73"/>
-    <w:bookmarkStart w:id="74" w:name="X2dc1e25831320d1a74d077cb5486706b023786d"/>
+    <w:bookmarkEnd w:id="74"/>
+    <w:bookmarkStart w:id="75" w:name="X2dc1e25831320d1a74d077cb5486706b023786d"/>
     <w:p>
       <w:pPr>
         <w:pStyle w:val="Heading2"/>
@@ -6722,7 +6949,7 @@
       <w:r>
         <w:t xml:space="preserve"> </w:t>
       </w:r>
-      <w:del w:id="165" w:author="Revision" w:date="2026-08-25T00:00:00Z">
+      <w:del w:id="171" w:author="Revision" w:date="2026-08-25T00:00:00Z">
         <w:r>
           <w:delText xml:space="preserve">What is driving Brighton</w:delText>
         </w:r>
@@ -6730,7 +6957,7 @@
       <w:r>
         <w:t xml:space="preserve"> </w:t>
       </w:r>
-      <w:ins w:id="194" w:author="Revision" w:date="2026-08-25T00:00:00Z">
+      <w:ins w:id="205" w:author="Revision" w:date="2026-08-25T00:00:00Z">
         <w:r>
           <w:t xml:space="preserve">Conditional performance</w:t>
         </w:r>
@@ -6744,7 +6971,7 @@
       <w:r>
         <w:t xml:space="preserve"> </w:t>
       </w:r>
-      <w:del w:id="166" w:author="Revision" w:date="2026-08-25T00:00:00Z">
+      <w:del w:id="172" w:author="Revision" w:date="2026-08-25T00:00:00Z">
         <w:r>
           <w:delText xml:space="preserve">Hove’s over-achievement? And what we don’t yet know</w:delText>
         </w:r>
@@ -6752,7 +6979,7 @@
       <w:r>
         <w:t xml:space="preserve"> </w:t>
       </w:r>
-      <w:ins w:id="195" w:author="Revision" w:date="2026-08-25T00:00:00Z">
+      <w:ins w:id="206" w:author="Revision" w:date="2026-08-25T00:00:00Z">
         <w:r>
           <w:t xml:space="preserve">the cost of absence</w:t>
         </w:r>
@@ -6768,7 +6995,7 @@
       <w:r>
         <w:t xml:space="preserve"> </w:t>
       </w:r>
-      <w:del w:id="167" w:author="Revision" w:date="2026-08-25T00:00:00Z">
+      <w:del w:id="173" w:author="Revision" w:date="2026-08-25T00:00:00Z">
         <w:r>
           <w:delText xml:space="preserve">large and</w:delText>
         </w:r>
@@ -6776,7 +7003,7 @@
       <w:r>
         <w:t xml:space="preserve"> </w:t>
       </w:r>
-      <w:ins w:id="196" w:author="Revision" w:date="2026-08-25T00:00:00Z">
+      <w:ins w:id="207" w:author="Revision" w:date="2026-08-25T00:00:00Z">
         <w:r>
           <w:t xml:space="preserve">positive and, in the main model,</w:t>
         </w:r>
@@ -6790,7 +7017,7 @@
       <w:r>
         <w:t xml:space="preserve"> </w:t>
       </w:r>
-      <w:del w:id="168" w:author="Revision" w:date="2026-08-25T00:00:00Z">
+      <w:del w:id="174" w:author="Revision" w:date="2026-08-25T00:00:00Z">
         <w:r>
           <w:delText xml:space="preserve">After accounting for</w:delText>
         </w:r>
@@ -6798,7 +7025,7 @@
       <w:r>
         <w:t xml:space="preserve"> </w:t>
       </w:r>
-      <w:ins w:id="197" w:author="Revision" w:date="2026-08-25T00:00:00Z">
+      <w:ins w:id="208" w:author="Revision" w:date="2026-08-25T00:00:00Z">
         <w:r>
           <w:t xml:space="preserve">As section 5.2 set out, however, this result is conditional on how</w:t>
         </w:r>
@@ -6812,7 +7039,7 @@
       <w:r>
         <w:t xml:space="preserve"> </w:t>
       </w:r>
-      <w:del w:id="169" w:author="Revision" w:date="2026-08-25T00:00:00Z">
+      <w:del w:id="175" w:author="Revision" w:date="2026-08-25T00:00:00Z">
         <w:r>
           <w:delText xml:space="preserve">structural (disadvantage,</w:delText>
         </w:r>
@@ -6820,7 +7047,7 @@
       <w:r>
         <w:t xml:space="preserve"> </w:t>
       </w:r>
-      <w:ins w:id="198" w:author="Revision" w:date="2026-08-25T00:00:00Z">
+      <w:ins w:id="209" w:author="Revision" w:date="2026-08-25T00:00:00Z">
         <w:r>
           <w:t xml:space="preserve">model treats</w:t>
         </w:r>
@@ -6834,7 +7061,7 @@
       <w:r>
         <w:t xml:space="preserve"> </w:t>
       </w:r>
-      <w:del w:id="170" w:author="Revision" w:date="2026-08-25T00:00:00Z">
+      <w:del w:id="176" w:author="Revision" w:date="2026-08-25T00:00:00Z">
         <w:r>
           <w:delText xml:space="preserve">prior attainment) or school management</w:delText>
         </w:r>
@@ -6848,7 +7075,7 @@
       <w:r>
         <w:t xml:space="preserve"> </w:t>
       </w:r>
-      <w:del w:id="171" w:author="Revision" w:date="2026-08-25T00:00:00Z">
+      <w:del w:id="177" w:author="Revision" w:date="2026-08-25T00:00:00Z">
         <w:r>
           <w:delText xml:space="preserve">governance (workforce characteristics, staff retention) factors in</w:delText>
         </w:r>
@@ -6862,7 +7089,7 @@
       <w:r>
         <w:t xml:space="preserve"> </w:t>
       </w:r>
-      <w:del w:id="172" w:author="Revision" w:date="2026-08-25T00:00:00Z">
+      <w:del w:id="178" w:author="Revision" w:date="2026-08-25T00:00:00Z">
         <w:r>
           <w:delText xml:space="preserve">model - schools in</w:delText>
         </w:r>
@@ -6870,7 +7097,7 @@
       <w:r>
         <w:t xml:space="preserve"> </w:t>
       </w:r>
-      <w:ins w:id="199" w:author="Revision" w:date="2026-08-25T00:00:00Z">
+      <w:ins w:id="210" w:author="Revision" w:date="2026-08-25T00:00:00Z">
         <w:r>
           <w:t xml:space="preserve">city’s attendance is so extreme that</w:t>
         </w:r>
@@ -6884,7 +7111,7 @@
       <w:r>
         <w:t xml:space="preserve"> </w:t>
       </w:r>
-      <w:del w:id="173" w:author="Revision" w:date="2026-08-25T00:00:00Z">
+      <w:del w:id="179" w:author="Revision" w:date="2026-08-25T00:00:00Z">
         <w:r>
           <w:delText xml:space="preserve">city consistently outperform what</w:delText>
         </w:r>
@@ -6892,7 +7119,7 @@
       <w:r>
         <w:t xml:space="preserve"> </w:t>
       </w:r>
-      <w:ins w:id="200" w:author="Revision" w:date="2026-08-25T00:00:00Z">
+      <w:ins w:id="211" w:author="Revision" w:date="2026-08-25T00:00:00Z">
         <w:r>
           <w:t xml:space="preserve">conditioning does most of</w:t>
         </w:r>
@@ -6906,7 +7133,7 @@
       <w:r>
         <w:t xml:space="preserve"> </w:t>
       </w:r>
-      <w:del w:id="174" w:author="Revision" w:date="2026-08-25T00:00:00Z">
+      <w:del w:id="180" w:author="Revision" w:date="2026-08-25T00:00:00Z">
         <w:r>
           <w:delText xml:space="preserve">national picture would predict. For disadvantaged pupils,</w:delText>
         </w:r>
@@ -6914,7 +7141,7 @@
       <w:r>
         <w:t xml:space="preserve"> </w:t>
       </w:r>
-      <w:ins w:id="201" w:author="Revision" w:date="2026-08-25T00:00:00Z">
+      <w:ins w:id="212" w:author="Revision" w:date="2026-08-25T00:00:00Z">
         <w:r>
           <w:t xml:space="preserve">work. Controlling for absence,</w:t>
         </w:r>
@@ -6928,7 +7155,7 @@
       <w:r>
         <w:t xml:space="preserve"> </w:t>
       </w:r>
-      <w:del w:id="175" w:author="Revision" w:date="2026-08-25T00:00:00Z">
+      <w:del w:id="181" w:author="Revision" w:date="2026-08-25T00:00:00Z">
         <w:r>
           <w:delText xml:space="preserve">city ranks 7th;</w:delText>
         </w:r>
@@ -6936,7 +7163,7 @@
       <w:r>
         <w:t xml:space="preserve"> </w:t>
       </w:r>
-      <w:ins w:id="202" w:author="Revision" w:date="2026-08-25T00:00:00Z">
+      <w:ins w:id="213" w:author="Revision" w:date="2026-08-25T00:00:00Z">
         <w:r>
           <w:t xml:space="preserve">city’s schools rank 15th of 151</w:t>
         </w:r>
@@ -6950,7 +7177,7 @@
       <w:r>
         <w:t xml:space="preserve"> </w:t>
       </w:r>
-      <w:del w:id="176" w:author="Revision" w:date="2026-08-25T00:00:00Z">
+      <w:del w:id="182" w:author="Revision" w:date="2026-08-25T00:00:00Z">
         <w:r>
           <w:delText xml:space="preserve">non-disadvantaged pupils, 5th;</w:delText>
         </w:r>
@@ -6958,7 +7185,7 @@
       <w:r>
         <w:t xml:space="preserve"> </w:t>
       </w:r>
-      <w:ins w:id="203" w:author="Revision" w:date="2026-08-25T00:00:00Z">
+      <w:ins w:id="214" w:author="Revision" w:date="2026-08-25T00:00:00Z">
         <w:r>
           <w:t xml:space="preserve">how far disadvantaged attainment exceeds what intake predicts; without that control they rank 69th and are statistically ordinary. We take neither number as the whole truth. Together they say something more useful than either alone: Brighton and Hove’s schools appear to be genuinely effective</w:t>
         </w:r>
@@ -6972,7 +7199,7 @@
       <w:r>
         <w:t xml:space="preserve"> </w:t>
       </w:r>
-      <w:del w:id="177" w:author="Revision" w:date="2026-08-25T00:00:00Z">
+      <w:del w:id="183" w:author="Revision" w:date="2026-08-25T00:00:00Z">
         <w:r>
           <w:delText xml:space="preserve">all pupils, 4th</w:delText>
         </w:r>
@@ -6980,7 +7207,7 @@
       <w:r>
         <w:t xml:space="preserve"> </w:t>
       </w:r>
-      <w:ins w:id="204" w:author="Revision" w:date="2026-08-25T00:00:00Z">
+      <w:ins w:id="215" w:author="Revision" w:date="2026-08-25T00:00:00Z">
         <w:r>
           <w:t xml:space="preserve">the pupils who attend them, and the city’s attendance problem is large enough to erase that advantage</w:t>
         </w:r>
@@ -6994,7 +7221,7 @@
       <w:r>
         <w:t xml:space="preserve"> </w:t>
       </w:r>
-      <w:del w:id="178" w:author="Revision" w:date="2026-08-25T00:00:00Z">
+      <w:del w:id="184" w:author="Revision" w:date="2026-08-25T00:00:00Z">
         <w:r>
           <w:delText xml:space="preserve">England.</w:delText>
         </w:r>
@@ -7002,7 +7229,7 @@
       <w:r>
         <w:t xml:space="preserve"> </w:t>
       </w:r>
-      <w:ins w:id="205" w:author="Revision" w:date="2026-08-25T00:00:00Z">
+      <w:ins w:id="216" w:author="Revision" w:date="2026-08-25T00:00:00Z">
         <w:r>
           <w:t xml:space="preserve">the aggregate.</w:t>
         </w:r>
@@ -7012,7 +7239,7 @@
       <w:pPr>
         <w:pStyle w:val="BodyText"/>
       </w:pPr>
-      <w:del w:id="179" w:author="Revision" w:date="2026-08-25T00:00:00Z">
+      <w:del w:id="185" w:author="Revision" w:date="2026-08-25T00:00:00Z">
         <w:r>
           <w:delText xml:space="preserve">This is a genuinely important finding that should re-frame the policy conversation.</w:delText>
         </w:r>
@@ -7026,7 +7253,7 @@
       <w:r>
         <w:t xml:space="preserve"> </w:t>
       </w:r>
-      <w:del w:id="180" w:author="Revision" w:date="2026-08-25T00:00:00Z">
+      <w:del w:id="186" w:author="Revision" w:date="2026-08-25T00:00:00Z">
         <w:r>
           <w:delText xml:space="preserve">starting point for</w:delText>
         </w:r>
@@ -7034,7 +7261,7 @@
       <w:r>
         <w:t xml:space="preserve"> </w:t>
       </w:r>
-      <w:ins w:id="206" w:author="Revision" w:date="2026-08-25T00:00:00Z">
+      <w:ins w:id="217" w:author="Revision" w:date="2026-08-25T00:00:00Z">
         <w:r>
           <w:t xml:space="preserve">distance between</w:t>
         </w:r>
@@ -7048,7 +7275,7 @@
       <w:r>
         <w:t xml:space="preserve"> </w:t>
       </w:r>
-      <w:del w:id="181" w:author="Revision" w:date="2026-08-25T00:00:00Z">
+      <w:del w:id="187" w:author="Revision" w:date="2026-08-25T00:00:00Z">
         <w:r>
           <w:delText xml:space="preserve">2024 consultation was</w:delText>
         </w:r>
@@ -7056,7 +7283,7 @@
       <w:r>
         <w:t xml:space="preserve"> </w:t>
       </w:r>
-      <w:ins w:id="207" w:author="Revision" w:date="2026-08-25T00:00:00Z">
+      <w:ins w:id="218" w:author="Revision" w:date="2026-08-25T00:00:00Z">
         <w:r>
           <w:t xml:space="preserve">two rankings has</w:t>
         </w:r>
@@ -7070,7 +7297,7 @@
       <w:r>
         <w:t xml:space="preserve"> </w:t>
       </w:r>
-      <w:del w:id="182" w:author="Revision" w:date="2026-08-25T00:00:00Z">
+      <w:del w:id="188" w:author="Revision" w:date="2026-08-25T00:00:00Z">
         <w:r>
           <w:delText xml:space="preserve">narrative of failure — the city was presented as uniquely failing its</w:delText>
         </w:r>
@@ -7078,7 +7305,7 @@
       <w:r>
         <w:t xml:space="preserve"> </w:t>
       </w:r>
-      <w:ins w:id="208" w:author="Revision" w:date="2026-08-25T00:00:00Z">
+      <w:ins w:id="219" w:author="Revision" w:date="2026-08-25T00:00:00Z">
         <w:r>
           <w:t xml:space="preserve">concrete interpretation. It is roughly 1.4 Attainment 8 points per</w:t>
         </w:r>
@@ -7092,7 +7319,7 @@
       <w:r>
         <w:t xml:space="preserve"> </w:t>
       </w:r>
-      <w:del w:id="183" w:author="Revision" w:date="2026-08-25T00:00:00Z">
+      <w:del w:id="189" w:author="Revision" w:date="2026-08-25T00:00:00Z">
         <w:r>
           <w:delText xml:space="preserve">students, sitting on a vast attainment gap, with radical structural reform required to address</w:delText>
         </w:r>
@@ -7100,7 +7327,7 @@
       <w:r>
         <w:t xml:space="preserve"> </w:t>
       </w:r>
-      <w:ins w:id="209" w:author="Revision" w:date="2026-08-25T00:00:00Z">
+      <w:ins w:id="220" w:author="Revision" w:date="2026-08-25T00:00:00Z">
         <w:r>
           <w:t xml:space="preserve">pupil -</w:t>
         </w:r>
@@ -7114,7 +7341,7 @@
       <w:r>
         <w:t xml:space="preserve"> </w:t>
       </w:r>
-      <w:del w:id="184" w:author="Revision" w:date="2026-08-25T00:00:00Z">
+      <w:del w:id="190" w:author="Revision" w:date="2026-08-25T00:00:00Z">
         <w:r>
           <w:delText xml:space="preserve">problem. The evidence suggests</w:delText>
         </w:r>
@@ -7122,7 +7349,7 @@
       <w:r>
         <w:t xml:space="preserve"> </w:t>
       </w:r>
-      <w:ins w:id="210" w:author="Revision" w:date="2026-08-25T00:00:00Z">
+      <w:ins w:id="221" w:author="Revision" w:date="2026-08-25T00:00:00Z">
         <w:r>
           <w:t xml:space="preserve">difference between what</w:t>
         </w:r>
@@ -7136,7 +7363,7 @@
       <w:r>
         <w:t xml:space="preserve"> </w:t>
       </w:r>
-      <w:del w:id="185" w:author="Revision" w:date="2026-08-25T00:00:00Z">
+      <w:del w:id="191" w:author="Revision" w:date="2026-08-25T00:00:00Z">
         <w:r>
           <w:delText xml:space="preserve">opposite: Brighton</w:delText>
         </w:r>
@@ -7144,7 +7371,7 @@
       <w:r>
         <w:t xml:space="preserve"> </w:t>
       </w:r>
-      <w:ins w:id="211" w:author="Revision" w:date="2026-08-25T00:00:00Z">
+      <w:ins w:id="222" w:author="Revision" w:date="2026-08-25T00:00:00Z">
         <w:r>
           <w:t xml:space="preserve">city’s disadvantaged children achieve</w:t>
         </w:r>
@@ -7158,7 +7385,7 @@
       <w:r>
         <w:t xml:space="preserve"> </w:t>
       </w:r>
-      <w:del w:id="186" w:author="Revision" w:date="2026-08-25T00:00:00Z">
+      <w:del w:id="192" w:author="Revision" w:date="2026-08-25T00:00:00Z">
         <w:r>
           <w:delText xml:space="preserve">Hove is one of the highest-performing LEAs in the country once we account for the factors that we know drive attainment. Rather than asking</w:delText>
         </w:r>
@@ -7172,7 +7399,7 @@
       <w:r>
         <w:t xml:space="preserve"> </w:t>
       </w:r>
-      <w:del w:id="187" w:author="Revision" w:date="2026-08-25T00:00:00Z">
+      <w:del w:id="193" w:author="Revision" w:date="2026-08-25T00:00:00Z">
         <w:r>
           <w:delText xml:space="preserve">the city is doing wrong,</w:delText>
         </w:r>
@@ -7180,7 +7407,7 @@
       <w:r>
         <w:t xml:space="preserve"> </w:t>
       </w:r>
-      <w:ins w:id="212" w:author="Revision" w:date="2026-08-25T00:00:00Z">
+      <w:ins w:id="223" w:author="Revision" w:date="2026-08-25T00:00:00Z">
         <w:r>
           <w:t xml:space="preserve">they might achieve if their schools’ underlying effectiveness were not being drained by absence. Read this way,</w:t>
         </w:r>
@@ -7194,7 +7421,7 @@
       <w:r>
         <w:t xml:space="preserve"> </w:t>
       </w:r>
-      <w:del w:id="188" w:author="Revision" w:date="2026-08-25T00:00:00Z">
+      <w:del w:id="194" w:author="Revision" w:date="2026-08-25T00:00:00Z">
         <w:r>
           <w:delText xml:space="preserve">more productive question</w:delText>
         </w:r>
@@ -7202,7 +7429,7 @@
       <w:r>
         <w:t xml:space="preserve"> </w:t>
       </w:r>
-      <w:ins w:id="213" w:author="Revision" w:date="2026-08-25T00:00:00Z">
+      <w:ins w:id="224" w:author="Revision" w:date="2026-08-25T00:00:00Z">
         <w:r>
           <w:t xml:space="preserve">city’s attendance</w:t>
         </w:r>
@@ -7216,7 +7443,7 @@
       <w:r>
         <w:t xml:space="preserve"> </w:t>
       </w:r>
-      <w:del w:id="189" w:author="Revision" w:date="2026-08-25T00:00:00Z">
+      <w:del w:id="195" w:author="Revision" w:date="2026-08-25T00:00:00Z">
         <w:r>
           <w:delText xml:space="preserve">what</w:delText>
         </w:r>
@@ -7224,7 +7451,7 @@
       <w:r>
         <w:t xml:space="preserve"> </w:t>
       </w:r>
-      <w:ins w:id="214" w:author="Revision" w:date="2026-08-25T00:00:00Z">
+      <w:ins w:id="225" w:author="Revision" w:date="2026-08-25T00:00:00Z">
         <w:r>
           <w:t xml:space="preserve">not a caveat to a good-news story;</w:t>
         </w:r>
@@ -7238,7 +7465,7 @@
       <w:r>
         <w:t xml:space="preserve"> </w:t>
       </w:r>
-      <w:del w:id="190" w:author="Revision" w:date="2026-08-25T00:00:00Z">
+      <w:del w:id="196" w:author="Revision" w:date="2026-08-25T00:00:00Z">
         <w:r>
           <w:delText xml:space="preserve">doing right — and how that can be protected and extended?</w:delText>
         </w:r>
@@ -7246,7 +7473,7 @@
       <w:r>
         <w:t xml:space="preserve"> </w:t>
       </w:r>
-      <w:ins w:id="215" w:author="Revision" w:date="2026-08-25T00:00:00Z">
+      <w:ins w:id="226" w:author="Revision" w:date="2026-08-25T00:00:00Z">
         <w:r>
           <w:t xml:space="preserve">the story.</w:t>
         </w:r>
@@ -7256,7 +7483,7 @@
       <w:pPr>
         <w:pStyle w:val="BodyText"/>
       </w:pPr>
-      <w:del w:id="191" w:author="Revision" w:date="2026-08-25T00:00:00Z">
+      <w:del w:id="197" w:author="Revision" w:date="2026-08-25T00:00:00Z">
         <w:r>
           <w:delText xml:space="preserve">The honest answer is that we do not yet know</w:delText>
         </w:r>
@@ -7264,7 +7491,7 @@
       <w:r>
         <w:t xml:space="preserve"> </w:t>
       </w:r>
-      <w:ins w:id="216" w:author="Revision" w:date="2026-08-25T00:00:00Z">
+      <w:ins w:id="227" w:author="Revision" w:date="2026-08-25T00:00:00Z">
         <w:r>
           <w:t xml:space="preserve">This reframes</w:t>
         </w:r>
@@ -7278,7 +7505,7 @@
       <w:r>
         <w:t xml:space="preserve"> </w:t>
       </w:r>
-      <w:del w:id="192" w:author="Revision" w:date="2026-08-25T00:00:00Z">
+      <w:del w:id="198" w:author="Revision" w:date="2026-08-25T00:00:00Z">
         <w:r>
           <w:delText xml:space="preserve">produces this LEA effect. The random effect, by definition, captures variance that</w:delText>
         </w:r>
@@ -7292,7 +7519,7 @@
       <w:r>
         <w:t xml:space="preserve"> </w:t>
       </w:r>
-      <w:del w:id="193" w:author="Revision" w:date="2026-08-25T00:00:00Z">
+      <w:del w:id="199" w:author="Revision" w:date="2026-08-25T00:00:00Z">
         <w:r>
           <w:delText xml:space="preserve">fixed-effect predictors do not explain. It could reflect high levels of parental engagement</w:delText>
         </w:r>
@@ -7300,7 +7527,7 @@
       <w:r>
         <w:t xml:space="preserve"> </w:t>
       </w:r>
-      <w:ins w:id="217" w:author="Revision" w:date="2026-08-25T00:00:00Z">
+      <w:ins w:id="228" w:author="Revision" w:date="2026-08-25T00:00:00Z">
         <w:r>
           <w:t xml:space="preserve">2024 consultation got right</w:t>
         </w:r>
@@ -7314,7 +7541,7 @@
       <w:r>
         <w:t xml:space="preserve"> </w:t>
       </w:r>
-      <w:del w:id="194" w:author="Revision" w:date="2026-08-25T00:00:00Z">
+      <w:del w:id="200" w:author="Revision" w:date="2026-08-25T00:00:00Z">
         <w:r>
           <w:delText xml:space="preserve">aspiration —</w:delText>
         </w:r>
@@ -7322,7 +7549,7 @@
       <w:r>
         <w:t xml:space="preserve"> </w:t>
       </w:r>
-      <w:ins w:id="218" w:author="Revision" w:date="2026-08-25T00:00:00Z">
+      <w:ins w:id="229" w:author="Revision" w:date="2026-08-25T00:00:00Z">
         <w:r>
           <w:t xml:space="preserve">what it got wrong. The council was not wrong that</w:t>
         </w:r>
@@ -7336,7 +7563,7 @@
       <w:r>
         <w:t xml:space="preserve"> </w:t>
       </w:r>
-      <w:del w:id="195" w:author="Revision" w:date="2026-08-25T00:00:00Z">
+      <w:del w:id="201" w:author="Revision" w:date="2026-08-25T00:00:00Z">
         <w:r>
           <w:delText xml:space="preserve">well-educated population with a strong civic culture. It could relate to the quality of school leadership and governance across</w:delText>
         </w:r>
@@ -7344,7 +7571,7 @@
       <w:r>
         <w:t xml:space="preserve"> </w:t>
       </w:r>
-      <w:ins w:id="219" w:author="Revision" w:date="2026-08-25T00:00:00Z">
+      <w:ins w:id="230" w:author="Revision" w:date="2026-08-25T00:00:00Z">
         <w:r>
           <w:t xml:space="preserve">problem: unconditionally (without absence in particular), its disadvantaged pupils do no better than</w:t>
         </w:r>
@@ -7358,7 +7585,7 @@
       <w:r>
         <w:t xml:space="preserve"> </w:t>
       </w:r>
-      <w:del w:id="196" w:author="Revision" w:date="2026-08-25T00:00:00Z">
+      <w:del w:id="202" w:author="Revision" w:date="2026-08-25T00:00:00Z">
         <w:r>
           <w:delText xml:space="preserve">city, or to effective local authority support services</w:delText>
         </w:r>
@@ -7366,7 +7593,7 @@
       <w:r>
         <w:t xml:space="preserve"> </w:t>
       </w:r>
-      <w:ins w:id="220" w:author="Revision" w:date="2026-08-25T00:00:00Z">
+      <w:ins w:id="231" w:author="Revision" w:date="2026-08-25T00:00:00Z">
         <w:r>
           <w:t xml:space="preserve">national average,</w:t>
         </w:r>
@@ -7380,7 +7607,7 @@
       <w:r>
         <w:t xml:space="preserve"> </w:t>
       </w:r>
-      <w:del w:id="197" w:author="Revision" w:date="2026-08-25T00:00:00Z">
+      <w:del w:id="203" w:author="Revision" w:date="2026-08-25T00:00:00Z">
         <w:r>
           <w:delText xml:space="preserve">school improvement programmes. It could be something about</w:delText>
         </w:r>
@@ -7394,7 +7621,7 @@
       <w:r>
         <w:t xml:space="preserve"> </w:t>
       </w:r>
-      <w:del w:id="198" w:author="Revision" w:date="2026-08-25T00:00:00Z">
+      <w:del w:id="204" w:author="Revision" w:date="2026-08-25T00:00:00Z">
         <w:r>
           <w:delText xml:space="preserve">collaborative relationships between schools, or community factors that are difficult to quantify. It could even be</w:delText>
         </w:r>
@@ -7402,7 +7629,7 @@
       <w:r>
         <w:t xml:space="preserve"> </w:t>
       </w:r>
-      <w:ins w:id="221" w:author="Revision" w:date="2026-08-25T00:00:00Z">
+      <w:ins w:id="232" w:author="Revision" w:date="2026-08-25T00:00:00Z">
         <w:r>
           <w:t xml:space="preserve">raw attainment gap</w:t>
         </w:r>
@@ -7416,7 +7643,7 @@
       <w:r>
         <w:t xml:space="preserve"> </w:t>
       </w:r>
-      <w:del w:id="199" w:author="Revision" w:date="2026-08-25T00:00:00Z">
+      <w:del w:id="205" w:author="Revision" w:date="2026-08-25T00:00:00Z">
         <w:r>
           <w:delText xml:space="preserve">if otherwise disruptive students switch to being absent students at a higher rate in Brighton and Hove, this may even have a positive impact on learning for those who remain in school. But without pupil and class-level longitudinal analysis, this hypothesis would be impossible to test.</w:delText>
         </w:r>
@@ -7424,7 +7651,7 @@
       <w:r>
         <w:t xml:space="preserve"> </w:t>
       </w:r>
-      <w:ins w:id="222" w:author="Revision" w:date="2026-08-25T00:00:00Z">
+      <w:ins w:id="233" w:author="Revision" w:date="2026-08-25T00:00:00Z">
         <w:r>
           <w:t xml:space="preserve">motivated the consultation is real.</w:t>
         </w:r>
@@ -7438,7 +7665,7 @@
       <w:r>
         <w:t xml:space="preserve"> </w:t>
       </w:r>
-      <w:del w:id="200" w:author="Revision" w:date="2026-08-25T00:00:00Z">
+      <w:del w:id="206" w:author="Revision" w:date="2026-08-25T00:00:00Z">
         <w:r>
           <w:delText xml:space="preserve">all of these hypotheses show, however,</w:delText>
         </w:r>
@@ -7446,7 +7673,7 @@
       <w:r>
         <w:t xml:space="preserve"> </w:t>
       </w:r>
-      <w:ins w:id="223" w:author="Revision" w:date="2026-08-25T00:00:00Z">
+      <w:ins w:id="234" w:author="Revision" w:date="2026-08-25T00:00:00Z">
         <w:r>
           <w:t xml:space="preserve">the consultation got wrong was the diagnosis. Presented with an attainment gap,</w:t>
         </w:r>
@@ -7460,7 +7687,7 @@
       <w:r>
         <w:t xml:space="preserve"> </w:t>
       </w:r>
-      <w:del w:id="201" w:author="Revision" w:date="2026-08-25T00:00:00Z">
+      <w:del w:id="207" w:author="Revision" w:date="2026-08-25T00:00:00Z">
         <w:r>
           <w:delText xml:space="preserve">that identifying</w:delText>
         </w:r>
@@ -7468,7 +7695,7 @@
       <w:r>
         <w:t xml:space="preserve"> </w:t>
       </w:r>
-      <w:ins w:id="224" w:author="Revision" w:date="2026-08-25T00:00:00Z">
+      <w:ins w:id="235" w:author="Revision" w:date="2026-08-25T00:00:00Z">
         <w:r>
           <w:t xml:space="preserve">reached for</w:t>
         </w:r>
@@ -7482,7 +7709,7 @@
       <w:r>
         <w:t xml:space="preserve"> </w:t>
       </w:r>
-      <w:del w:id="202" w:author="Revision" w:date="2026-08-25T00:00:00Z">
+      <w:del w:id="208" w:author="Revision" w:date="2026-08-25T00:00:00Z">
         <w:r>
           <w:delText xml:space="preserve">sources</w:delText>
         </w:r>
@@ -7490,7 +7717,7 @@
       <w:r>
         <w:t xml:space="preserve"> </w:t>
       </w:r>
-      <w:ins w:id="225" w:author="Revision" w:date="2026-08-25T00:00:00Z">
+      <w:ins w:id="236" w:author="Revision" w:date="2026-08-25T00:00:00Z">
         <w:r>
           <w:t xml:space="preserve">social composition</w:t>
         </w:r>
@@ -7504,7 +7731,7 @@
       <w:r>
         <w:t xml:space="preserve"> </w:t>
       </w:r>
-      <w:del w:id="203" w:author="Revision" w:date="2026-08-25T00:00:00Z">
+      <w:del w:id="209" w:author="Revision" w:date="2026-08-25T00:00:00Z">
         <w:r>
           <w:delText xml:space="preserve">this over-performance is an important research question in its own right, and</w:delText>
         </w:r>
@@ -7512,7 +7739,7 @@
       <w:r>
         <w:t xml:space="preserve"> </w:t>
       </w:r>
-      <w:ins w:id="226" w:author="Revision" w:date="2026-08-25T00:00:00Z">
+      <w:ins w:id="237" w:author="Revision" w:date="2026-08-25T00:00:00Z">
         <w:r>
           <w:t xml:space="preserve">schools at considerable cost -</w:t>
         </w:r>
@@ -7526,7 +7753,7 @@
       <w:r>
         <w:t xml:space="preserve"> </w:t>
       </w:r>
-      <w:ins w:id="227" w:author="Revision" w:date="2026-08-25T00:00:00Z">
+      <w:ins w:id="238" w:author="Revision" w:date="2026-08-25T00:00:00Z">
         <w:r>
           <w:t xml:space="preserve">of the weakest levers our modelling identifies, and for disadvantaged pupils a lever</w:t>
         </w:r>
@@ -7540,7 +7767,7 @@
       <w:r>
         <w:t xml:space="preserve"> </w:t>
       </w:r>
-      <w:del w:id="204" w:author="Revision" w:date="2026-08-25T00:00:00Z">
+      <w:del w:id="210" w:author="Revision" w:date="2026-08-25T00:00:00Z">
         <w:r>
           <w:delText xml:space="preserve">could require additional qualitative investigation or access to pupil-level data</w:delText>
         </w:r>
@@ -7548,7 +7775,7 @@
       <w:r>
         <w:t xml:space="preserve"> </w:t>
       </w:r>
-      <w:ins w:id="228" w:author="Revision" w:date="2026-08-25T00:00:00Z">
+      <w:ins w:id="239" w:author="Revision" w:date="2026-08-25T00:00:00Z">
         <w:r>
           <w:t xml:space="preserve">may point the wrong way (section 4.3, section 5.3). Meanwhile the factor</w:t>
         </w:r>
@@ -7562,7 +7789,7 @@
       <w:r>
         <w:t xml:space="preserve"> </w:t>
       </w:r>
-      <w:del w:id="205" w:author="Revision" w:date="2026-08-25T00:00:00Z">
+      <w:del w:id="211" w:author="Revision" w:date="2026-08-25T00:00:00Z">
         <w:r>
           <w:delText xml:space="preserve">goes beyond what is publicly available. But what is clear</w:delText>
         </w:r>
@@ -7570,7 +7797,7 @@
       <w:r>
         <w:t xml:space="preserve"> </w:t>
       </w:r>
-      <w:ins w:id="229" w:author="Revision" w:date="2026-08-25T00:00:00Z">
+      <w:ins w:id="240" w:author="Revision" w:date="2026-08-25T00:00:00Z">
         <w:r>
           <w:t xml:space="preserve">actually separates the city’s conditional standing from its unconditional standing, attendance, was absent from the consultation entirely. The more accurate account</w:t>
         </w:r>
@@ -7584,7 +7811,7 @@
       <w:r>
         <w:t xml:space="preserve"> </w:t>
       </w:r>
-      <w:ins w:id="230" w:author="Revision" w:date="2026-08-25T00:00:00Z">
+      <w:ins w:id="241" w:author="Revision" w:date="2026-08-25T00:00:00Z">
         <w:r>
           <w:t xml:space="preserve">not</w:t>
         </w:r>
@@ -7598,7 +7825,7 @@
       <w:r>
         <w:t xml:space="preserve"> </w:t>
       </w:r>
-      <w:del w:id="206" w:author="Revision" w:date="2026-08-25T00:00:00Z">
+      <w:del w:id="212" w:author="Revision" w:date="2026-08-25T00:00:00Z">
         <w:r>
           <w:delText xml:space="preserve">policy interventions which risk disrupting</w:delText>
         </w:r>
@@ -7612,7 +7839,7 @@
       <w:r>
         <w:t xml:space="preserve"> </w:t>
       </w:r>
-      <w:del w:id="207" w:author="Revision" w:date="2026-08-25T00:00:00Z">
+      <w:del w:id="213" w:author="Revision" w:date="2026-08-25T00:00:00Z">
         <w:r>
           <w:delText xml:space="preserve">well-functioning system without understanding what makes</w:delText>
         </w:r>
@@ -7620,7 +7847,7 @@
       <w:r>
         <w:t xml:space="preserve"> </w:t>
       </w:r>
-      <w:ins w:id="231" w:author="Revision" w:date="2026-08-25T00:00:00Z">
+      <w:ins w:id="242" w:author="Revision" w:date="2026-08-25T00:00:00Z">
         <w:r>
           <w:t xml:space="preserve">high-performing city was mistaken for a failing one, but that a city with one specific, severe, addressable problem was prescribed a treatment for a different problem</w:t>
         </w:r>
@@ -7634,7 +7861,7 @@
       <w:r>
         <w:t xml:space="preserve"> </w:t>
       </w:r>
-      <w:del w:id="208" w:author="Revision" w:date="2026-08-25T00:00:00Z">
+      <w:del w:id="214" w:author="Revision" w:date="2026-08-25T00:00:00Z">
         <w:r>
           <w:delText xml:space="preserve">function well carry substantial downside risks.</w:delText>
         </w:r>
@@ -7642,7 +7869,7 @@
       <w:r>
         <w:t xml:space="preserve"> </w:t>
       </w:r>
-      <w:ins w:id="232" w:author="Revision" w:date="2026-08-25T00:00:00Z">
+      <w:ins w:id="243" w:author="Revision" w:date="2026-08-25T00:00:00Z">
         <w:r>
           <w:t xml:space="preserve">did not have.</w:t>
         </w:r>
@@ -7652,14 +7879,14 @@
       <w:pPr>
         <w:pStyle w:val="BodyText"/>
       </w:pPr>
-      <w:ins w:id="233" w:author="Revision" w:date="2026-08-25T00:00:00Z">
+      <w:ins w:id="244" w:author="Revision" w:date="2026-08-25T00:00:00Z">
         <w:r>
           <w:t xml:space="preserve">The honest answer is that we do not yet know what produces differences in school attainment beyond our model. The random effect, by definition, captures variance that the fixed-effect predictors do not explain. Good performance could reflect high levels of parental engagement and aspiration and a strong civic culture. It could relate to the quality of school leadership and governance across the city, or to effective local authority support services and school improvement programmes. It could be something about the collaborative relationships between schools, or community factors that are difficult to quantify. It could even be that if otherwise disruptive students switch to being absent students at a higher rate in Brighton and Hove, this may even have a positive impact on learning for those who remain in school. Without pupil and class-level longitudinal analysis, any hypothesis would be impossible to test. Identifying the sources of conditional over-performance is an important research question in its own right, and one that could require additional qualitative investigation or access to pupil-level data that goes beyond what is publicly available. But what is clear is that policy interventions which risk disrupting a system without understanding what makes it function well carry substantial downside risks.</w:t>
         </w:r>
       </w:ins>
     </w:p>
-    <w:bookmarkEnd w:id="74"/>
-    <w:bookmarkStart w:id="76" w:name="implications-for-national-policy"/>
+    <w:bookmarkEnd w:id="75"/>
+    <w:bookmarkStart w:id="77" w:name="implications-for-national-policy"/>
     <w:p>
       <w:pPr>
         <w:pStyle w:val="Heading2"/>
@@ -7680,7 +7907,7 @@
       <w:pPr>
         <w:pStyle w:val="BodyText"/>
       </w:pPr>
-      <w:del w:id="209" w:author="Revision" w:date="2026-08-25T00:00:00Z">
+      <w:del w:id="215" w:author="Revision" w:date="2026-08-25T00:00:00Z">
         <w:r>
           <w:delText xml:space="preserve">We have developed an interactive Policy Simulator tool, underpinned by the models</w:delText>
         </w:r>
@@ -7688,7 +7915,7 @@
       <w:r>
         <w:t xml:space="preserve"> </w:t>
       </w:r>
-      <w:ins w:id="234" w:author="Revision" w:date="2026-08-25T00:00:00Z">
+      <w:ins w:id="245" w:author="Revision" w:date="2026-08-25T00:00:00Z">
         <w:r>
           <w:t xml:space="preserve">Academisation and sustained real-terms reductions</w:t>
         </w:r>
@@ -7702,7 +7929,7 @@
       <w:r>
         <w:t xml:space="preserve"> </w:t>
       </w:r>
-      <w:ins w:id="235" w:author="Revision" w:date="2026-08-25T00:00:00Z">
+      <w:ins w:id="246" w:author="Revision" w:date="2026-08-25T00:00:00Z">
         <w:r>
           <w:t xml:space="preserve">local authority central-services funding is in part responsible for</w:t>
         </w:r>
@@ -7716,7 +7943,7 @@
       <w:r>
         <w:t xml:space="preserve"> </w:t>
       </w:r>
-      <w:del w:id="210" w:author="Revision" w:date="2026-08-25T00:00:00Z">
+      <w:del w:id="216" w:author="Revision" w:date="2026-08-25T00:00:00Z">
         <w:r>
           <w:delText xml:space="preserve">paper,</w:delText>
         </w:r>
@@ -7724,7 +7951,7 @@
       <w:r>
         <w:t xml:space="preserve"> </w:t>
       </w:r>
-      <w:ins w:id="236" w:author="Revision" w:date="2026-08-25T00:00:00Z">
+      <w:ins w:id="247" w:author="Revision" w:date="2026-08-25T00:00:00Z">
         <w:r>
           <w:t xml:space="preserve">gap, having substantially eroded the analytical capacity that once sat within LEAs. Council’s frequently remain the admissions authority for systems that funding cuts and academisation mean they have limited capacity</w:t>
         </w:r>
@@ -7738,7 +7965,7 @@
       <w:r>
         <w:t xml:space="preserve"> </w:t>
       </w:r>
-      <w:del w:id="211" w:author="Revision" w:date="2026-08-25T00:00:00Z">
+      <w:del w:id="217" w:author="Revision" w:date="2026-08-25T00:00:00Z">
         <w:r>
           <w:delText xml:space="preserve">begin bridging</w:delText>
         </w:r>
@@ -7746,7 +7973,7 @@
       <w:r>
         <w:t xml:space="preserve"> </w:t>
       </w:r>
-      <w:ins w:id="237" w:author="Revision" w:date="2026-08-25T00:00:00Z">
+      <w:ins w:id="248" w:author="Revision" w:date="2026-08-25T00:00:00Z">
         <w:r>
           <w:t xml:space="preserve">analyse as a whole. As such a recommendation simply to</w:t>
         </w:r>
@@ -7788,7 +8015,7 @@
       <w:r>
         <w:t xml:space="preserve"> </w:t>
       </w:r>
-      <w:del w:id="212" w:author="Revision" w:date="2026-08-25T00:00:00Z">
+      <w:del w:id="218" w:author="Revision" w:date="2026-08-25T00:00:00Z">
         <w:r>
           <w:delText xml:space="preserve">gap. The tool allows users</w:delText>
         </w:r>
@@ -7796,7 +8023,7 @@
       <w:r>
         <w:t xml:space="preserve"> </w:t>
       </w:r>
-      <w:ins w:id="238" w:author="Revision" w:date="2026-08-25T00:00:00Z">
+      <w:ins w:id="249" w:author="Revision" w:date="2026-08-25T00:00:00Z">
         <w:r>
           <w:t xml:space="preserve">spans maintained schools, academies across different trusts, and church schools within a single place. Brighton and Hove illustrates the gap</w:t>
         </w:r>
@@ -7810,7 +8037,7 @@
       <w:r>
         <w:t xml:space="preserve"> </w:t>
       </w:r>
-      <w:del w:id="213" w:author="Revision" w:date="2026-08-25T00:00:00Z">
+      <w:del w:id="219" w:author="Revision" w:date="2026-08-25T00:00:00Z">
         <w:r>
           <w:delText xml:space="preserve">explore any school in England, compare against contextual expectations,</w:delText>
         </w:r>
@@ -7818,7 +8045,7 @@
       <w:r>
         <w:t xml:space="preserve"> </w:t>
       </w:r>
-      <w:ins w:id="239" w:author="Revision" w:date="2026-08-25T00:00:00Z">
+      <w:ins w:id="250" w:author="Revision" w:date="2026-08-25T00:00:00Z">
         <w:r>
           <w:t xml:space="preserve">some extent – although where it still has direct control of 6 out of 10 community secondary schools</w:t>
         </w:r>
@@ -7832,7 +8059,7 @@
       <w:r>
         <w:t xml:space="preserve"> </w:t>
       </w:r>
-      <w:del w:id="214" w:author="Revision" w:date="2026-08-25T00:00:00Z">
+      <w:del w:id="220" w:author="Revision" w:date="2026-08-25T00:00:00Z">
         <w:r>
           <w:delText xml:space="preserve">model</w:delText>
         </w:r>
@@ -7840,7 +8067,7 @@
       <w:r>
         <w:t xml:space="preserve"> </w:t>
       </w:r>
-      <w:ins w:id="240" w:author="Revision" w:date="2026-08-25T00:00:00Z">
+      <w:ins w:id="251" w:author="Revision" w:date="2026-08-25T00:00:00Z">
         <w:r>
           <w:t xml:space="preserve">academisation has not (yet) had</w:t>
         </w:r>
@@ -7854,7 +8081,7 @@
       <w:r>
         <w:t xml:space="preserve"> </w:t>
       </w:r>
-      <w:del w:id="215" w:author="Revision" w:date="2026-08-25T00:00:00Z">
+      <w:del w:id="221" w:author="Revision" w:date="2026-08-25T00:00:00Z">
         <w:r>
           <w:delText xml:space="preserve">indicative</w:delText>
         </w:r>
@@ -7862,7 +8089,7 @@
       <w:r>
         <w:t xml:space="preserve"> </w:t>
       </w:r>
-      <w:ins w:id="241" w:author="Revision" w:date="2026-08-25T00:00:00Z">
+      <w:ins w:id="252" w:author="Revision" w:date="2026-08-25T00:00:00Z">
         <w:r>
           <w:t xml:space="preserve">same</w:t>
         </w:r>
@@ -7876,7 +8103,7 @@
       <w:r>
         <w:t xml:space="preserve"> </w:t>
       </w:r>
-      <w:del w:id="216" w:author="Revision" w:date="2026-08-25T00:00:00Z">
+      <w:del w:id="222" w:author="Revision" w:date="2026-08-25T00:00:00Z">
         <w:r>
           <w:delText xml:space="preserve">of changes</w:delText>
         </w:r>
@@ -7884,7 +8111,7 @@
       <w:r>
         <w:t xml:space="preserve"> </w:t>
       </w:r>
-      <w:ins w:id="242" w:author="Revision" w:date="2026-08-25T00:00:00Z">
+      <w:ins w:id="253" w:author="Revision" w:date="2026-08-25T00:00:00Z">
         <w:r>
           <w:t xml:space="preserve">as it has elsewhere,</w:t>
         </w:r>
@@ -7898,7 +8125,7 @@
       <w:r>
         <w:t xml:space="preserve"> </w:t>
       </w:r>
-      <w:del w:id="217" w:author="Revision" w:date="2026-08-25T00:00:00Z">
+      <w:del w:id="223" w:author="Revision" w:date="2026-08-25T00:00:00Z">
         <w:r>
           <w:delText xml:space="preserve">key variables.</w:delText>
         </w:r>
@@ -7906,7 +8133,7 @@
       <w:r>
         <w:t xml:space="preserve"> </w:t>
       </w:r>
-      <w:ins w:id="243" w:author="Revision" w:date="2026-08-25T00:00:00Z">
+      <w:ins w:id="254" w:author="Revision" w:date="2026-08-25T00:00:00Z">
         <w:r>
           <w:t xml:space="preserve">a lesser degree than many.</w:t>
         </w:r>
@@ -7916,7 +8143,7 @@
       <w:pPr>
         <w:pStyle w:val="BodyText"/>
       </w:pPr>
-      <w:ins w:id="244" w:author="Revision" w:date="2026-08-25T00:00:00Z">
+      <w:ins w:id="255" w:author="Revision" w:date="2026-08-25T00:00:00Z">
         <w:r>
           <w:t xml:space="preserve">But LEAs can also do much more to help themselves where capacity and funding constraints are real. While we have pieced together a national analysis here from DfE data and applied it to a local context, Local Authorities could put more local data accessibly into the public domain. Freedom of Information Requests should not be the default route for those in the wider community - potentially with valuable time and expertise - to access important local information. Data such as aggregate pupil projections for schools and neighbourhoods, time series preference data, distances travelled to school, offers by school and home neighbourhood deprivation band, Free School Meal eligibility by neighbourhood, appeals and their outcomes – these are all held by LEAs but rarely published as a matter of course. Hiding data away either completely or in inaccessible PDFs tucked away in committee meeting appendices, rather than publishing openly in machine-readable formats is counter-productive. In an effort to demonstrate how our collective intelligence could be enhanced through better data analytics we have developed an interactive Policy Simulator tool,</w:t>
         </w:r>
@@ -7924,7 +8151,7 @@
           <w:rPr>
             <w:rStyle w:val="FootnoteReference"/>
           </w:rPr>
-          <w:footnoteReference w:id="75"/>
+          <w:footnoteReference w:id="76"/>
         </w:r>
         <w:r>
           <w:t xml:space="preserve"> </w:t>
@@ -7934,8 +8161,8 @@
         </w:r>
       </w:ins>
     </w:p>
-    <w:bookmarkEnd w:id="76"/>
-    <w:bookmarkStart w:id="77" w:name="limitations"/>
+    <w:bookmarkEnd w:id="77"/>
+    <w:bookmarkStart w:id="78" w:name="limitations"/>
     <w:p>
       <w:pPr>
         <w:pStyle w:val="Heading2"/>
@@ -7956,7 +8183,7 @@
       <w:pPr>
         <w:pStyle w:val="BodyText"/>
       </w:pPr>
-      <w:ins w:id="245" w:author="Revision" w:date="2026-08-25T00:00:00Z">
+      <w:ins w:id="256" w:author="Revision" w:date="2026-08-25T00:00:00Z">
         <w:r>
           <w:t xml:space="preserve">We should also say something about statistical inference, given the nature of our data. Our panel is not a random sample drawn from some larger frame; it is a population, comprising every state-funded mainstream, non-selective secondary school in England. As such we do not interpret standard errors as quantifying uncertainty about generalising from a sample to a population. We interpret them as quantifying the stochastic, cohort-to-cohort variation that produces any given school’s result in any given year: each cohort is one realisation of a process that would have turned out somewhat differently with a different set of children, and school-level scores are correspondingly unstable from year to year - as is observable from the variation across the four-year value added scores in</w:t>
         </w:r>
@@ -7976,9 +8203,9 @@
         </w:r>
       </w:ins>
     </w:p>
-    <w:bookmarkEnd w:id="77"/>
     <w:bookmarkEnd w:id="78"/>
-    <w:bookmarkStart w:id="79" w:name="conclusion"/>
+    <w:bookmarkEnd w:id="79"/>
+    <w:bookmarkStart w:id="80" w:name="conclusion"/>
     <w:p>
       <w:pPr>
         <w:pStyle w:val="Heading1"/>
@@ -7997,7 +8224,7 @@
       <w:r>
         <w:t xml:space="preserve"> </w:t>
       </w:r>
-      <w:del w:id="218" w:author="Revision" w:date="2026-08-25T00:00:00Z">
+      <w:del w:id="224" w:author="Revision" w:date="2026-08-25T00:00:00Z">
         <w:r>
           <w:delText xml:space="preserve">yields</w:delText>
         </w:r>
@@ -8005,7 +8232,7 @@
       <w:r>
         <w:t xml:space="preserve"> </w:t>
       </w:r>
-      <w:ins w:id="246" w:author="Revision" w:date="2026-08-25T00:00:00Z">
+      <w:ins w:id="257" w:author="Revision" w:date="2026-08-25T00:00:00Z">
         <w:r>
           <w:t xml:space="preserve">surfaces</w:t>
         </w:r>
@@ -8019,7 +8246,7 @@
       <w:r>
         <w:t xml:space="preserve"> </w:t>
       </w:r>
-      <w:del w:id="219" w:author="Revision" w:date="2026-08-25T00:00:00Z">
+      <w:del w:id="225" w:author="Revision" w:date="2026-08-25T00:00:00Z">
         <w:r>
           <w:delText xml:space="preserve">positions</w:delText>
         </w:r>
@@ -8027,7 +8254,7 @@
       <w:r>
         <w:t xml:space="preserve"> </w:t>
       </w:r>
-      <w:ins w:id="247" w:author="Revision" w:date="2026-08-25T00:00:00Z">
+      <w:ins w:id="258" w:author="Revision" w:date="2026-08-25T00:00:00Z">
         <w:r>
           <w:t xml:space="preserve">observations</w:t>
         </w:r>
@@ -8057,7 +8284,7 @@
       <w:r>
         <w:t xml:space="preserve"> </w:t>
       </w:r>
-      <w:del w:id="220" w:author="Revision" w:date="2026-08-25T00:00:00Z">
+      <w:del w:id="226" w:author="Revision" w:date="2026-08-25T00:00:00Z">
         <w:r>
           <w:rPr>
             <w:b/>
@@ -8072,7 +8299,7 @@
       <w:r>
         <w:t xml:space="preserve"> </w:t>
       </w:r>
-      <w:ins w:id="248" w:author="Revision" w:date="2026-08-25T00:00:00Z">
+      <w:ins w:id="259" w:author="Revision" w:date="2026-08-25T00:00:00Z">
         <w:r>
           <w:t xml:space="preserve">attendance.</w:t>
         </w:r>
@@ -8086,7 +8313,7 @@
       <w:r>
         <w:t xml:space="preserve"> </w:t>
       </w:r>
-      <w:del w:id="221" w:author="Revision" w:date="2026-08-25T00:00:00Z">
+      <w:del w:id="227" w:author="Revision" w:date="2026-08-25T00:00:00Z">
         <w:r>
           <w:delText xml:space="preserve">has</w:delText>
         </w:r>
@@ -8094,7 +8321,7 @@
       <w:r>
         <w:t xml:space="preserve"> </w:t>
       </w:r>
-      <w:ins w:id="249" w:author="Revision" w:date="2026-08-25T00:00:00Z">
+      <w:ins w:id="260" w:author="Revision" w:date="2026-08-25T00:00:00Z">
         <w:r>
           <w:t xml:space="preserve">had</w:t>
         </w:r>
@@ -8108,7 +8335,7 @@
       <w:r>
         <w:t xml:space="preserve"> </w:t>
       </w:r>
-      <w:del w:id="222" w:author="Revision" w:date="2026-08-25T00:00:00Z">
+      <w:del w:id="228" w:author="Revision" w:date="2026-08-25T00:00:00Z">
         <w:r>
           <w:delText xml:space="preserve">England,</w:delText>
         </w:r>
@@ -8116,7 +8343,7 @@
       <w:r>
         <w:t xml:space="preserve"> </w:t>
       </w:r>
-      <w:ins w:id="250" w:author="Revision" w:date="2026-08-25T00:00:00Z">
+      <w:ins w:id="261" w:author="Revision" w:date="2026-08-25T00:00:00Z">
         <w:r>
           <w:t xml:space="preserve">England in 2024-25 -</w:t>
         </w:r>
@@ -8130,7 +8357,7 @@
       <w:r>
         <w:t xml:space="preserve"> </w:t>
       </w:r>
-      <w:ins w:id="251" w:author="Revision" w:date="2026-08-25T00:00:00Z">
+      <w:ins w:id="262" w:author="Revision" w:date="2026-08-25T00:00:00Z">
         <w:r>
           <w:t xml:space="preserve">its absence has failed to fall while it fell almost everywhere else in England - and</w:t>
         </w:r>
@@ -8144,7 +8371,7 @@
       <w:r>
         <w:t xml:space="preserve"> </w:t>
       </w:r>
-      <w:del w:id="223" w:author="Revision" w:date="2026-08-25T00:00:00Z">
+      <w:del w:id="229" w:author="Revision" w:date="2026-08-25T00:00:00Z">
         <w:r>
           <w:delText xml:space="preserve">two-stage</w:delText>
         </w:r>
@@ -8152,7 +8379,7 @@
       <w:r>
         <w:t xml:space="preserve"> </w:t>
       </w:r>
-      <w:ins w:id="252" w:author="Revision" w:date="2026-08-25T00:00:00Z">
+      <w:ins w:id="263" w:author="Revision" w:date="2026-08-25T00:00:00Z">
         <w:r>
           <w:t xml:space="preserve">absence</w:t>
         </w:r>
@@ -8198,7 +8425,7 @@
       <w:r>
         <w:t xml:space="preserve"> </w:t>
       </w:r>
-      <w:del w:id="224" w:author="Revision" w:date="2026-08-25T00:00:00Z">
+      <w:del w:id="230" w:author="Revision" w:date="2026-08-25T00:00:00Z">
         <w:r>
           <w:delText xml:space="preserve">Closing</w:delText>
         </w:r>
@@ -8206,7 +8433,7 @@
       <w:r>
         <w:t xml:space="preserve"> </w:t>
       </w:r>
-      <w:ins w:id="253" w:author="Revision" w:date="2026-08-25T00:00:00Z">
+      <w:ins w:id="264" w:author="Revision" w:date="2026-08-25T00:00:00Z">
         <w:r>
           <w:t xml:space="preserve">Addressing</w:t>
         </w:r>
@@ -8220,7 +8447,7 @@
       <w:r>
         <w:t xml:space="preserve"> </w:t>
       </w:r>
-      <w:del w:id="225" w:author="Revision" w:date="2026-08-25T00:00:00Z">
+      <w:del w:id="231" w:author="Revision" w:date="2026-08-25T00:00:00Z">
         <w:r>
           <w:delText xml:space="preserve">cross-departmental</w:delText>
         </w:r>
@@ -8228,7 +8455,7 @@
       <w:r>
         <w:t xml:space="preserve"> </w:t>
       </w:r>
-      <w:ins w:id="254" w:author="Revision" w:date="2026-08-25T00:00:00Z">
+      <w:ins w:id="265" w:author="Revision" w:date="2026-08-25T00:00:00Z">
         <w:r>
           <w:t xml:space="preserve">cross-council-department</w:t>
         </w:r>
@@ -8272,8 +8499,8 @@
         <w:t xml:space="preserve">Our recommendations follow. For the DfE: invest in analytical infrastructure at the local level and consider how contextualised benchmarking tools might be developed at scale. For LEAs: contextualised benchmarking and a focus on the most impactful levers should be at the centre of local policy on attainment. The factors affecting attainment are multiple, interacting, non-linear and context-dependent, and a single-narrative approach risks pulling the wrong lever. For schools, governors and parents: a contextualised value-added view offers a fairer basis for understanding school quality than raw scores or Ofsted ratings, and can support better choices that do not come at the cost of community-anchored schooling, while helping point to where improvement efforts might be most usefully targeted.</w:t>
       </w:r>
     </w:p>
-    <w:bookmarkEnd w:id="79"/>
-    <w:bookmarkStart w:id="80" w:name="declaration-of-generative-ai-use"/>
+    <w:bookmarkEnd w:id="80"/>
+    <w:bookmarkStart w:id="81" w:name="declaration-of-generative-ai-use"/>
     <w:p>
       <w:pPr>
         <w:pStyle w:val="Heading1"/>
@@ -8290,8 +8517,8 @@
         <w:t xml:space="preserve">The authors used Anthropic’s Claude Code (Claude Opus 4.6) to assist with the development of R data-processing pipelines, the implementation of multilevel model fitting and visualisation code, the formatting of tables and bibliography entries, and the rendering and deployment of Quarto outputs. Any analytical decisions and interpretations during the iterative analytical process were reviewed, verified and approved by the authors, who take full responsibility for the work.</w:t>
       </w:r>
     </w:p>
-    <w:bookmarkEnd w:id="80"/>
-    <w:bookmarkStart w:id="81" w:name="disclosure-statement"/>
+    <w:bookmarkEnd w:id="81"/>
+    <w:bookmarkStart w:id="82" w:name="disclosure-statement"/>
     <w:p>
       <w:pPr>
         <w:pStyle w:val="Heading1"/>
@@ -8308,8 +8535,8 @@
         <w:t xml:space="preserve">Some of the authors are residents of Brighton and Hove with school aged children and lived experience of the effects of the admissions policy process described. No financial conflicts of interest exist.</w:t>
       </w:r>
     </w:p>
-    <w:bookmarkEnd w:id="81"/>
-    <w:bookmarkStart w:id="133" w:name="references"/>
+    <w:bookmarkEnd w:id="82"/>
+    <w:bookmarkStart w:id="135" w:name="references"/>
     <w:p>
       <w:pPr>
         <w:pStyle w:val="Heading1"/>
@@ -8350,7 +8577,7 @@
       <w:r>
         <w:t xml:space="preserve"> </w:t>
       </w:r>
-      <w:hyperlink r:id="rId82">
+      <w:hyperlink r:id="rId83">
         <w:r>
           <w:rPr>
             <w:rStyle w:val="Hyperlink"/>
@@ -8394,7 +8621,7 @@
       <w:r>
         <w:t xml:space="preserve"> </w:t>
       </w:r>
-      <w:hyperlink r:id="rId83">
+      <w:hyperlink r:id="rId84">
         <w:r>
           <w:rPr>
             <w:rStyle w:val="Hyperlink"/>
@@ -8438,7 +8665,7 @@
       <w:r>
         <w:t xml:space="preserve"> </w:t>
       </w:r>
-      <w:hyperlink r:id="rId84">
+      <w:hyperlink r:id="rId85">
         <w:r>
           <w:rPr>
             <w:rStyle w:val="Hyperlink"/>
@@ -8473,7 +8700,7 @@
       <w:r>
         <w:t xml:space="preserve"> </w:t>
       </w:r>
-      <w:hyperlink r:id="rId85">
+      <w:hyperlink r:id="rId86">
         <w:r>
           <w:rPr>
             <w:rStyle w:val="Hyperlink"/>
@@ -8517,7 +8744,7 @@
       <w:r>
         <w:t xml:space="preserve"> </w:t>
       </w:r>
-      <w:hyperlink r:id="rId86">
+      <w:hyperlink r:id="rId87">
         <w:r>
           <w:rPr>
             <w:rStyle w:val="Hyperlink"/>
@@ -8533,7 +8760,7 @@
       <w:pPr>
         <w:pStyle w:val="Bibliography"/>
       </w:pPr>
-      <w:del w:id="226" w:author="Revision" w:date="2026-08-25T00:00:00Z">
+      <w:del w:id="232" w:author="Revision" w:date="2026-08-25T00:00:00Z">
         <w:r>
           <w:delText xml:space="preserve">Burgess, Simon, Shenila Rawal, and Eric S. Taylor. 2022.</w:delText>
         </w:r>
@@ -8553,7 +8780,7 @@
         <w:r>
           <w:delText xml:space="preserve"> </w:delText>
         </w:r>
-        <w:hyperlink r:id="rId87">
+        <w:hyperlink r:id="rId88">
           <w:r>
             <w:rPr>
               <w:rStyle w:val="Hyperlink"/>
@@ -8598,7 +8825,7 @@
       <w:r>
         <w:t xml:space="preserve"> </w:t>
       </w:r>
-      <w:hyperlink r:id="rId88">
+      <w:hyperlink r:id="rId89">
         <w:r>
           <w:rPr>
             <w:rStyle w:val="Hyperlink"/>
@@ -8642,7 +8869,7 @@
       <w:r>
         <w:t xml:space="preserve"> </w:t>
       </w:r>
-      <w:hyperlink r:id="rId89">
+      <w:hyperlink r:id="rId90">
         <w:r>
           <w:rPr>
             <w:rStyle w:val="Hyperlink"/>
@@ -8658,7 +8885,7 @@
       <w:pPr>
         <w:pStyle w:val="Bibliography"/>
       </w:pPr>
-      <w:ins w:id="255" w:author="Revision" w:date="2026-08-25T00:00:00Z">
+      <w:ins w:id="266" w:author="Revision" w:date="2026-08-25T00:00:00Z">
         <w:r>
           <w:t xml:space="preserve">Coleman, James S., Ernest Q. Campbell, Carol J. Hobson, et al. 1966.</w:t>
         </w:r>
@@ -8714,7 +8941,7 @@
       <w:r>
         <w:t xml:space="preserve"> </w:t>
       </w:r>
-      <w:hyperlink r:id="rId90">
+      <w:hyperlink r:id="rId91">
         <w:r>
           <w:rPr>
             <w:rStyle w:val="Hyperlink"/>
@@ -8758,7 +8985,7 @@
       <w:r>
         <w:t xml:space="preserve"> </w:t>
       </w:r>
-      <w:hyperlink r:id="rId91">
+      <w:hyperlink r:id="rId92">
         <w:r>
           <w:rPr>
             <w:rStyle w:val="Hyperlink"/>
@@ -8793,7 +9020,7 @@
       <w:r>
         <w:t xml:space="preserve"> </w:t>
       </w:r>
-      <w:hyperlink r:id="rId92">
+      <w:hyperlink r:id="rId93">
         <w:r>
           <w:rPr>
             <w:rStyle w:val="Hyperlink"/>
@@ -8828,7 +9055,7 @@
       <w:r>
         <w:t xml:space="preserve"> </w:t>
       </w:r>
-      <w:hyperlink r:id="rId93">
+      <w:hyperlink r:id="rId94">
         <w:r>
           <w:rPr>
             <w:rStyle w:val="Hyperlink"/>
@@ -8863,7 +9090,7 @@
       <w:r>
         <w:t xml:space="preserve"> </w:t>
       </w:r>
-      <w:hyperlink r:id="rId94">
+      <w:hyperlink r:id="rId95">
         <w:r>
           <w:rPr>
             <w:rStyle w:val="Hyperlink"/>
@@ -8898,7 +9125,7 @@
       <w:r>
         <w:t xml:space="preserve"> </w:t>
       </w:r>
-      <w:hyperlink r:id="rId95">
+      <w:hyperlink r:id="rId96">
         <w:r>
           <w:rPr>
             <w:rStyle w:val="Hyperlink"/>
@@ -8942,7 +9169,7 @@
       <w:r>
         <w:t xml:space="preserve"> </w:t>
       </w:r>
-      <w:hyperlink r:id="rId96">
+      <w:hyperlink r:id="rId97">
         <w:r>
           <w:rPr>
             <w:rStyle w:val="Hyperlink"/>
@@ -8986,7 +9213,7 @@
       <w:r>
         <w:t xml:space="preserve"> </w:t>
       </w:r>
-      <w:hyperlink r:id="rId97">
+      <w:hyperlink r:id="rId98">
         <w:r>
           <w:rPr>
             <w:rStyle w:val="Hyperlink"/>
@@ -9030,7 +9257,7 @@
       <w:r>
         <w:t xml:space="preserve"> </w:t>
       </w:r>
-      <w:hyperlink r:id="rId98">
+      <w:hyperlink r:id="rId99">
         <w:r>
           <w:rPr>
             <w:rStyle w:val="Hyperlink"/>
@@ -9074,7 +9301,7 @@
       <w:r>
         <w:t xml:space="preserve"> </w:t>
       </w:r>
-      <w:hyperlink r:id="rId99">
+      <w:hyperlink r:id="rId100">
         <w:r>
           <w:rPr>
             <w:rStyle w:val="Hyperlink"/>
@@ -9115,7 +9342,7 @@
       <w:r>
         <w:t xml:space="preserve">75 (1): 84–95. https://doi.org/</w:t>
       </w:r>
-      <w:hyperlink r:id="rId100">
+      <w:hyperlink r:id="rId101">
         <w:r>
           <w:rPr>
             <w:rStyle w:val="Hyperlink"/>
@@ -9153,7 +9380,7 @@
       <w:r>
         <w:t xml:space="preserve"> </w:t>
       </w:r>
-      <w:hyperlink r:id="rId101">
+      <w:hyperlink r:id="rId102">
         <w:r>
           <w:rPr>
             <w:rStyle w:val="Hyperlink"/>
@@ -9197,7 +9424,7 @@
       <w:r>
         <w:t xml:space="preserve"> </w:t>
       </w:r>
-      <w:hyperlink r:id="rId102">
+      <w:hyperlink r:id="rId103">
         <w:r>
           <w:rPr>
             <w:rStyle w:val="Hyperlink"/>
@@ -9241,7 +9468,7 @@
       <w:r>
         <w:t xml:space="preserve"> </w:t>
       </w:r>
-      <w:hyperlink r:id="rId103">
+      <w:hyperlink r:id="rId104">
         <w:r>
           <w:rPr>
             <w:rStyle w:val="Hyperlink"/>
@@ -9285,7 +9512,7 @@
       <w:r>
         <w:t xml:space="preserve"> </w:t>
       </w:r>
-      <w:hyperlink r:id="rId104">
+      <w:hyperlink r:id="rId105">
         <w:r>
           <w:rPr>
             <w:rStyle w:val="Hyperlink"/>
@@ -9320,7 +9547,7 @@
       <w:r>
         <w:t xml:space="preserve"> </w:t>
       </w:r>
-      <w:hyperlink r:id="rId105">
+      <w:hyperlink r:id="rId106">
         <w:r>
           <w:rPr>
             <w:rStyle w:val="Hyperlink"/>
@@ -9336,7 +9563,7 @@
       <w:pPr>
         <w:pStyle w:val="Bibliography"/>
       </w:pPr>
-      <w:ins w:id="256" w:author="Revision" w:date="2026-08-25T00:00:00Z">
+      <w:ins w:id="267" w:author="Revision" w:date="2026-08-25T00:00:00Z">
         <w:r>
           <w:t xml:space="preserve">Grömping, Ulrike. 2007.</w:t>
         </w:r>
@@ -9365,7 +9592,7 @@
         <w:r>
           <w:t xml:space="preserve"> </w:t>
         </w:r>
-        <w:hyperlink r:id="rId106">
+        <w:hyperlink r:id="rId107">
           <w:r>
             <w:rPr>
               <w:rStyle w:val="Hyperlink"/>
@@ -9410,7 +9637,7 @@
       <w:r>
         <w:t xml:space="preserve"> </w:t>
       </w:r>
-      <w:hyperlink r:id="rId107">
+      <w:hyperlink r:id="rId108">
         <w:r>
           <w:rPr>
             <w:rStyle w:val="Hyperlink"/>
@@ -9426,7 +9653,7 @@
       <w:pPr>
         <w:pStyle w:val="Bibliography"/>
       </w:pPr>
-      <w:ins w:id="257" w:author="Revision" w:date="2026-08-25T00:00:00Z">
+      <w:ins w:id="268" w:author="Revision" w:date="2026-08-25T00:00:00Z">
         <w:r>
           <w:t xml:space="preserve">Houtepen, Lotte C., Jon Heron, Matthew J. Suderman, Abigail Fraser, Catherine R. Chittleborough, and Laura D. Howe. 2020.</w:t>
         </w:r>
@@ -9455,7 +9682,7 @@
         <w:r>
           <w:t xml:space="preserve"> </w:t>
         </w:r>
-        <w:hyperlink r:id="rId108">
+        <w:hyperlink r:id="rId109">
           <w:r>
             <w:rPr>
               <w:rStyle w:val="Hyperlink"/>
@@ -9500,7 +9727,7 @@
       <w:r>
         <w:t xml:space="preserve"> </w:t>
       </w:r>
-      <w:hyperlink r:id="rId109">
+      <w:hyperlink r:id="rId110">
         <w:r>
           <w:rPr>
             <w:rStyle w:val="Hyperlink"/>
@@ -9511,6 +9738,29 @@
       <w:r>
         <w:t xml:space="preserve">.</w:t>
       </w:r>
+    </w:p>
+    <w:p>
+      <w:pPr>
+        <w:pStyle w:val="Bibliography"/>
+      </w:pPr>
+      <w:ins w:id="269" w:author="Revision" w:date="2026-08-25T00:00:00Z">
+        <w:r>
+          <w:t xml:space="preserve">Lindeman, Richard H., Peter F. Merenda, and Ruth Z. Gold. 1980.</w:t>
+        </w:r>
+        <w:r>
+          <w:t xml:space="preserve"> </w:t>
+        </w:r>
+        <w:r>
+          <w:rPr>
+            <w:i/>
+            <w:iCs/>
+          </w:rPr>
+          <w:t xml:space="preserve">Introduction to Bivariate and Multivariate Analysis</w:t>
+        </w:r>
+        <w:r>
+          <w:t xml:space="preserve">. Scott, Foresman.</w:t>
+        </w:r>
+      </w:ins>
     </w:p>
     <w:p>
       <w:pPr>
@@ -9535,7 +9785,7 @@
       <w:r>
         <w:t xml:space="preserve"> </w:t>
       </w:r>
-      <w:hyperlink r:id="rId110">
+      <w:hyperlink r:id="rId111">
         <w:r>
           <w:rPr>
             <w:rStyle w:val="Hyperlink"/>
@@ -9579,7 +9829,7 @@
       <w:r>
         <w:t xml:space="preserve"> </w:t>
       </w:r>
-      <w:hyperlink r:id="rId111">
+      <w:hyperlink r:id="rId112">
         <w:r>
           <w:rPr>
             <w:rStyle w:val="Hyperlink"/>
@@ -9595,7 +9845,7 @@
       <w:pPr>
         <w:pStyle w:val="Bibliography"/>
       </w:pPr>
-      <w:ins w:id="258" w:author="Revision" w:date="2026-08-25T00:00:00Z">
+      <w:ins w:id="270" w:author="Revision" w:date="2026-08-25T00:00:00Z">
         <w:r>
           <w:t xml:space="preserve">Moore, Emma, Juan Manuel Del Pozo Segura, and Jenna Julius. 2026.</w:t>
         </w:r>
@@ -9615,7 +9865,7 @@
         <w:r>
           <w:t xml:space="preserve"> </w:t>
         </w:r>
-        <w:hyperlink r:id="rId112">
+        <w:hyperlink r:id="rId113">
           <w:r>
             <w:rPr>
               <w:rStyle w:val="Hyperlink"/>
@@ -9660,7 +9910,7 @@
       <w:r>
         <w:t xml:space="preserve"> </w:t>
       </w:r>
-      <w:hyperlink r:id="rId113">
+      <w:hyperlink r:id="rId114">
         <w:r>
           <w:rPr>
             <w:rStyle w:val="Hyperlink"/>
@@ -9704,7 +9954,7 @@
       <w:r>
         <w:t xml:space="preserve"> </w:t>
       </w:r>
-      <w:hyperlink r:id="rId114">
+      <w:hyperlink r:id="rId115">
         <w:r>
           <w:rPr>
             <w:rStyle w:val="Hyperlink"/>
@@ -9748,7 +9998,7 @@
       <w:r>
         <w:t xml:space="preserve"> </w:t>
       </w:r>
-      <w:hyperlink r:id="rId115">
+      <w:hyperlink r:id="rId116">
         <w:r>
           <w:rPr>
             <w:rStyle w:val="Hyperlink"/>
@@ -9792,7 +10042,7 @@
       <w:r>
         <w:t xml:space="preserve"> </w:t>
       </w:r>
-      <w:hyperlink r:id="rId116">
+      <w:hyperlink r:id="rId117">
         <w:r>
           <w:rPr>
             <w:rStyle w:val="Hyperlink"/>
@@ -9836,7 +10086,7 @@
       <w:r>
         <w:t xml:space="preserve"> </w:t>
       </w:r>
-      <w:hyperlink r:id="rId117">
+      <w:hyperlink r:id="rId118">
         <w:r>
           <w:rPr>
             <w:rStyle w:val="Hyperlink"/>
@@ -9880,7 +10130,7 @@
       <w:r>
         <w:t xml:space="preserve"> </w:t>
       </w:r>
-      <w:hyperlink r:id="rId118">
+      <w:hyperlink r:id="rId119">
         <w:r>
           <w:rPr>
             <w:rStyle w:val="Hyperlink"/>
@@ -9896,7 +10146,7 @@
       <w:pPr>
         <w:pStyle w:val="Bibliography"/>
       </w:pPr>
-      <w:ins w:id="259" w:author="Revision" w:date="2026-08-25T00:00:00Z">
+      <w:ins w:id="271" w:author="Revision" w:date="2026-08-25T00:00:00Z">
         <w:r>
           <w:t xml:space="preserve">Rakesh, Divyangana, Paris Anne Lee, Amruta Gaikwad, and Katie A. McLaughlin. 2025.</w:t>
         </w:r>
@@ -9925,7 +10175,7 @@
         <w:r>
           <w:t xml:space="preserve"> </w:t>
         </w:r>
-        <w:hyperlink r:id="rId119">
+        <w:hyperlink r:id="rId120">
           <w:r>
             <w:rPr>
               <w:rStyle w:val="Hyperlink"/>
@@ -9961,7 +10211,7 @@
       <w:r>
         <w:t xml:space="preserve"> </w:t>
       </w:r>
-      <w:hyperlink r:id="rId120">
+      <w:hyperlink r:id="rId121">
         <w:r>
           <w:rPr>
             <w:rStyle w:val="Hyperlink"/>
@@ -9996,7 +10246,7 @@
       <w:r>
         <w:t xml:space="preserve"> </w:t>
       </w:r>
-      <w:hyperlink r:id="rId121">
+      <w:hyperlink r:id="rId122">
         <w:r>
           <w:rPr>
             <w:rStyle w:val="Hyperlink"/>
@@ -10030,7 +10280,7 @@
       <w:r>
         <w:t xml:space="preserve"> </w:t>
       </w:r>
-      <w:hyperlink r:id="rId122">
+      <w:hyperlink r:id="rId123">
         <w:r>
           <w:rPr>
             <w:rStyle w:val="Hyperlink"/>
@@ -10046,7 +10296,56 @@
       <w:pPr>
         <w:pStyle w:val="Bibliography"/>
       </w:pPr>
-      <w:ins w:id="260" w:author="Revision" w:date="2026-08-25T00:00:00Z">
+      <w:ins w:id="272" w:author="Revision" w:date="2026-08-25T00:00:00Z">
+        <w:r>
+          <w:t xml:space="preserve">Shapley, Lloyd S. 1953.</w:t>
+        </w:r>
+        <w:r>
+          <w:t xml:space="preserve"> </w:t>
+        </w:r>
+        <w:r>
+          <w:t xml:space="preserve">“A Value for n-Person Games.”</w:t>
+        </w:r>
+        <w:r>
+          <w:t xml:space="preserve"> </w:t>
+        </w:r>
+        <w:r>
+          <w:t xml:space="preserve">In</w:t>
+        </w:r>
+        <w:r>
+          <w:t xml:space="preserve"> </w:t>
+        </w:r>
+        <w:r>
+          <w:rPr>
+            <w:i/>
+            <w:iCs/>
+          </w:rPr>
+          <w:t xml:space="preserve">Contributions to the Theory of Games, Volume II</w:t>
+        </w:r>
+        <w:r>
+          <w:t xml:space="preserve">, edited by Harold W. Kuhn and Albert W. Tucker, vol. 28, 28. Annals of Mathematics Studies. Princeton University Press.</w:t>
+        </w:r>
+        <w:r>
+          <w:t xml:space="preserve"> </w:t>
+        </w:r>
+        <w:hyperlink r:id="rId124">
+          <w:r>
+            <w:rPr>
+              <w:rStyle w:val="Hyperlink"/>
+            </w:rPr>
+            <w:t xml:space="preserve">https://doi.org/10.1515/9781400881970-018</w:t>
+          </w:r>
+        </w:hyperlink>
+        <w:r>
+          <w:t xml:space="preserve">.</w:t>
+        </w:r>
+      </w:ins>
+    </w:p>
+    <w:p>
+      <w:pPr>
+        <w:pStyle w:val="Bibliography"/>
+      </w:pPr>
+      <w:ins w:id="273" w:author="Revision" w:date="2026-08-25T00:00:00Z">
         <w:r>
           <w:t xml:space="preserve">Smith, David J., and Sally Tomlinson. 1989.</w:t>
         </w:r>
@@ -10118,7 +10417,7 @@
       <w:r>
         <w:t xml:space="preserve"> </w:t>
       </w:r>
-      <w:hyperlink r:id="rId123">
+      <w:hyperlink r:id="rId125">
         <w:r>
           <w:rPr>
             <w:rStyle w:val="Hyperlink"/>
@@ -10162,7 +10461,7 @@
       <w:r>
         <w:t xml:space="preserve"> </w:t>
       </w:r>
-      <w:hyperlink r:id="rId124">
+      <w:hyperlink r:id="rId126">
         <w:r>
           <w:rPr>
             <w:rStyle w:val="Hyperlink"/>
@@ -10197,7 +10496,7 @@
       <w:r>
         <w:t xml:space="preserve"> </w:t>
       </w:r>
-      <w:hyperlink r:id="rId125">
+      <w:hyperlink r:id="rId127">
         <w:r>
           <w:rPr>
             <w:rStyle w:val="Hyperlink"/>
@@ -10244,7 +10543,7 @@
       <w:r>
         <w:t xml:space="preserve"> </w:t>
       </w:r>
-      <w:hyperlink r:id="rId126">
+      <w:hyperlink r:id="rId128">
         <w:r>
           <w:rPr>
             <w:rStyle w:val="Hyperlink"/>
@@ -10260,7 +10559,7 @@
       <w:pPr>
         <w:pStyle w:val="Bibliography"/>
       </w:pPr>
-      <w:ins w:id="261" w:author="Revision" w:date="2026-08-25T00:00:00Z">
+      <w:ins w:id="274" w:author="Revision" w:date="2026-08-25T00:00:00Z">
         <w:r>
           <w:t xml:space="preserve">Teddlie, Charles, and David Reynolds. 2000.</w:t>
         </w:r>
@@ -10314,7 +10613,7 @@
       <w:r>
         <w:t xml:space="preserve"> </w:t>
       </w:r>
-      <w:hyperlink r:id="rId127">
+      <w:hyperlink r:id="rId129">
         <w:r>
           <w:rPr>
             <w:rStyle w:val="Hyperlink"/>
@@ -10349,7 +10648,7 @@
       <w:r>
         <w:t xml:space="preserve"> </w:t>
       </w:r>
-      <w:hyperlink r:id="rId128">
+      <w:hyperlink r:id="rId130">
         <w:r>
           <w:rPr>
             <w:rStyle w:val="Hyperlink"/>
@@ -10393,7 +10692,7 @@
       <w:r>
         <w:t xml:space="preserve"> </w:t>
       </w:r>
-      <w:hyperlink r:id="rId129">
+      <w:hyperlink r:id="rId131">
         <w:r>
           <w:rPr>
             <w:rStyle w:val="Hyperlink"/>
@@ -10409,7 +10708,7 @@
       <w:pPr>
         <w:pStyle w:val="Bibliography"/>
       </w:pPr>
-      <w:ins w:id="262" w:author="Revision" w:date="2026-08-25T00:00:00Z">
+      <w:ins w:id="275" w:author="Revision" w:date="2026-08-25T00:00:00Z">
         <w:r>
           <w:t xml:space="preserve">Wasserstein, Ronald L., and Nicole A. Lazar. 2016.</w:t>
         </w:r>
@@ -10438,7 +10737,7 @@
         <w:r>
           <w:t xml:space="preserve"> </w:t>
         </w:r>
-        <w:hyperlink r:id="rId130">
+        <w:hyperlink r:id="rId132">
           <w:r>
             <w:rPr>
               <w:rStyle w:val="Hyperlink"/>
@@ -10483,7 +10782,7 @@
       <w:r>
         <w:t xml:space="preserve"> </w:t>
       </w:r>
-      <w:hyperlink r:id="rId131">
+      <w:hyperlink r:id="rId133">
         <w:r>
           <w:rPr>
             <w:rStyle w:val="Hyperlink"/>
@@ -10518,7 +10817,7 @@
       <w:r>
         <w:t xml:space="preserve"> </w:t>
       </w:r>
-      <w:hyperlink r:id="rId132">
+      <w:hyperlink r:id="rId134">
         <w:r>
           <w:rPr>
             <w:rStyle w:val="Hyperlink"/>
@@ -10530,8 +10829,8 @@
         <w:t xml:space="preserve">.</w:t>
       </w:r>
     </w:p>
-    <w:bookmarkEnd w:id="133"/>
-    <w:bookmarkStart w:id="149" w:name="figures-and-tables"/>
+    <w:bookmarkEnd w:id="135"/>
+    <w:bookmarkStart w:id="151" w:name="figures-and-tables"/>
     <w:p>
       <w:pPr>
         <w:pStyle w:val="Heading1"/>
@@ -10555,12 +10854,12 @@
     <w:tbl>
       <w:tblPr>
         <w:tblStyle w:val="Table"/>
-        <w:tblW w:type="pct" w:w="5028"/>
+        <w:tblW w:type="pct" w:w="5005"/>
         <w:tblLayout w:type="fixed"/>
         <w:tblLook w:firstRow="0" w:lastRow="0" w:firstColumn="0" w:lastColumn="0" w:noHBand="0" w:noVBand="0" w:val="0000"/>
       </w:tblPr>
       <w:tblGrid>
-        <w:gridCol w:w="7964"/>
+        <w:gridCol w:w="7928"/>
       </w:tblGrid>
       <w:tr>
         <w:tc>
@@ -10572,20 +10871,20 @@
             <w:r>
               <w:drawing>
                 <wp:inline>
-                  <wp:extent cx="5943600" cy="4245428"/>
+                  <wp:extent cx="5943600" cy="3133898"/>
                   <wp:effectExtent b="0" l="0" r="0" t="0"/>
-                  <wp:docPr descr="" title="" id="135" name="Picture"/>
+                  <wp:docPr descr="" title="" id="137" name="Picture"/>
                   <a:graphic>
                     <a:graphicData uri="http://schemas.openxmlformats.org/drawingml/2006/picture">
                       <pic:pic>
                         <pic:nvPicPr>
-                          <pic:cNvPr descr="C:/Users/adam_/AppData/Local/Temp/redline_work/media/fig1.png" id="136" name="Picture"/>
+                          <pic:cNvPr descr="C:/Users/adam_/AppData/Local/Temp/redline_work/media/fig1.png" id="138" name="Picture"/>
                           <pic:cNvPicPr>
                             <a:picLocks noChangeArrowheads="1" noChangeAspect="1"/>
                           </pic:cNvPicPr>
                         </pic:nvPicPr>
                         <pic:blipFill>
-                          <a:blip r:embed="rId134"/>
+                          <a:blip r:embed="rId136"/>
                           <a:stretch>
                             <a:fillRect/>
                           </a:stretch>
@@ -10593,7 +10892,7 @@
                         <pic:spPr bwMode="auto">
                           <a:xfrm>
                             <a:off x="0" y="0"/>
-                            <a:ext cx="5943600" cy="4245428"/>
+                            <a:ext cx="5943600" cy="3133898"/>
                           </a:xfrm>
                           <a:prstGeom prst="rect">
                             <a:avLst/>
@@ -10623,7 +10922,7 @@
               <w:jc w:val="center"/>
             </w:pPr>
             <w:r>
-              <w:t xml:space="preserve">Figure 1: Standardised coefficients showing relative variable importance across pupil groups. Bars show the change in log(ATT8) associated with a one-SD shift in each predictor.</w:t>
+              <w:t xml:space="preserve">Figure 1: Relative importance of each predictor of school-level Attainment 8, by pupil group. The left panel gives the standardised coefficient from the multilevel model, which carries the direction of each association but only its unique contribution. The right panel gives the Shapley share of explained variance, which apportions the variance predictors share but has no sign. Predictors are ordered by Shapley share for all pupils. The two measures answer different questions - one about unique contribution, the other about total contribution with the shared variance divided between predictors - but they agree on the leading pair in every pupil group: mean KS2 prior attainment leads for all pupils and for non-disadvantaged pupils, and overall absence leads for disadvantaged pupils. Disadvantage concentration ranks third on both panels for all pupils and for non-disadvantaged pupils, and fifth for disadvantaged pupils.</w:t>
             </w:r>
           </w:p>
         </w:tc>
@@ -10652,18 +10951,18 @@
                 <wp:inline>
                   <wp:extent cx="5943600" cy="5094514"/>
                   <wp:effectExtent b="0" l="0" r="0" t="0"/>
-                  <wp:docPr descr="" title="" id="138" name="Picture"/>
+                  <wp:docPr descr="" title="" id="140" name="Picture"/>
                   <a:graphic>
                     <a:graphicData uri="http://schemas.openxmlformats.org/drawingml/2006/picture">
                       <pic:pic>
                         <pic:nvPicPr>
-                          <pic:cNvPr descr="C:/Users/adam_/AppData/Local/Temp/redline_work/media/fig2.png" id="139" name="Picture"/>
+                          <pic:cNvPr descr="C:/Users/adam_/AppData/Local/Temp/redline_work/media/fig2.png" id="141" name="Picture"/>
                           <pic:cNvPicPr>
                             <a:picLocks noChangeArrowheads="1" noChangeAspect="1"/>
                           </pic:cNvPicPr>
                         </pic:nvPicPr>
                         <pic:blipFill>
-                          <a:blip r:embed="rId137"/>
+                          <a:blip r:embed="rId139"/>
                           <a:stretch>
                             <a:fillRect/>
                           </a:stretch>
@@ -10730,18 +11029,18 @@
                 <wp:inline>
                   <wp:extent cx="5943600" cy="5094514"/>
                   <wp:effectExtent b="0" l="0" r="0" t="0"/>
-                  <wp:docPr descr="" title="" id="141" name="Picture"/>
+                  <wp:docPr descr="" title="" id="143" name="Picture"/>
                   <a:graphic>
                     <a:graphicData uri="http://schemas.openxmlformats.org/drawingml/2006/picture">
                       <pic:pic>
                         <pic:nvPicPr>
-                          <pic:cNvPr descr="C:/Users/adam_/AppData/Local/Temp/redline_work/media/fig3.png" id="142" name="Picture"/>
+                          <pic:cNvPr descr="C:/Users/adam_/AppData/Local/Temp/redline_work/media/fig3.png" id="144" name="Picture"/>
                           <pic:cNvPicPr>
                             <a:picLocks noChangeArrowheads="1" noChangeAspect="1"/>
                           </pic:cNvPicPr>
                         </pic:nvPicPr>
                         <pic:blipFill>
-                          <a:blip r:embed="rId140"/>
+                          <a:blip r:embed="rId142"/>
                           <a:stretch>
                             <a:fillRect/>
                           </a:stretch>
@@ -10819,18 +11118,18 @@
                 <wp:inline>
                   <wp:extent cx="5943600" cy="3820885"/>
                   <wp:effectExtent b="0" l="0" r="0" t="0"/>
-                  <wp:docPr descr="" title="" id="144" name="Picture"/>
+                  <wp:docPr descr="" title="" id="146" name="Picture"/>
                   <a:graphic>
                     <a:graphicData uri="http://schemas.openxmlformats.org/drawingml/2006/picture">
                       <pic:pic>
                         <pic:nvPicPr>
-                          <pic:cNvPr descr="C:/Users/adam_/AppData/Local/Temp/redline_work/media/fig4.png" id="145" name="Picture"/>
+                          <pic:cNvPr descr="C:/Users/adam_/AppData/Local/Temp/redline_work/media/fig4.png" id="147" name="Picture"/>
                           <pic:cNvPicPr>
                             <a:picLocks noChangeArrowheads="1" noChangeAspect="1"/>
                           </pic:cNvPicPr>
                         </pic:nvPicPr>
                         <pic:blipFill>
-                          <a:blip r:embed="rId143"/>
+                          <a:blip r:embed="rId145"/>
                           <a:stretch>
                             <a:fillRect/>
                           </a:stretch>
@@ -10897,18 +11196,18 @@
                 <wp:inline>
                   <wp:extent cx="5943600" cy="7641771"/>
                   <wp:effectExtent b="0" l="0" r="0" t="0"/>
-                  <wp:docPr descr="" title="" id="147" name="Picture"/>
+                  <wp:docPr descr="" title="" id="149" name="Picture"/>
                   <a:graphic>
                     <a:graphicData uri="http://schemas.openxmlformats.org/drawingml/2006/picture">
                       <pic:pic>
                         <pic:nvPicPr>
-                          <pic:cNvPr descr="C:/Users/adam_/AppData/Local/Temp/redline_work/media/fig5.png" id="148" name="Picture"/>
+                          <pic:cNvPr descr="C:/Users/adam_/AppData/Local/Temp/redline_work/media/fig5.png" id="150" name="Picture"/>
                           <pic:cNvPicPr>
                             <a:picLocks noChangeArrowheads="1" noChangeAspect="1"/>
                           </pic:cNvPicPr>
                         </pic:nvPicPr>
                         <pic:blipFill>
-                          <a:blip r:embed="rId146"/>
+                          <a:blip r:embed="rId148"/>
                           <a:stretch>
                             <a:fillRect/>
                           </a:stretch>
@@ -10976,7 +11275,7 @@
         <w:t xml:space="preserve">[Table 3: Value-added rankings for Brighton and Hove schools (panel model residuals by year, in Attainment 8… — table content is not tracked; see the manuscript for the current version.]</w:t>
       </w:r>
     </w:p>
-    <w:bookmarkEnd w:id="149"/>
+    <w:bookmarkEnd w:id="151"/>
     <w:sectPr>
       <w:footnotePr>
         <w:numRestart w:val="eachSect"/>
@@ -11375,42 +11674,6 @@
             </m:sSub>
           </m:e>
         </m:d>
-        <m:r>
-          <m:rPr>
-            <m:sty m:val="p"/>
-          </m:rPr>
-          <m:t>/</m:t>
-        </m:r>
-        <m:r>
-          <m:rPr>
-            <m:nor/>
-            <m:sty m:val="p"/>
-          </m:rPr>
-          <m:t>SD</m:t>
-        </m:r>
-        <m:d>
-          <m:dPr>
-            <m:begChr m:val="("/>
-            <m:sepChr m:val=""/>
-            <m:endChr m:val=")"/>
-            <m:grow/>
-          </m:dPr>
-          <m:e>
-            <m:r>
-              <m:rPr>
-                <m:sty m:val="p"/>
-              </m:rPr>
-              <m:t>log</m:t>
-            </m:r>
-            <m:r>
-              <m:rPr>
-                <m:nor/>
-                <m:sty m:val="p"/>
-              </m:rPr>
-              <m:t>ATT8</m:t>
-            </m:r>
-          </m:e>
-        </m:d>
       </m:oMath>
       <w:r>
         <w:t xml:space="preserve">, where</w:t>
@@ -11453,7 +11716,7 @@
         <w:t xml:space="preserve"> </w:t>
       </w:r>
       <w:r>
-        <w:t xml:space="preserve">is the sample standard deviation of the predictor (log-transformed where applicable). This rescales each coefficient to represent the change in outcome, in standard-deviation units, associated with a one-standard-deviation change in the predictor.</w:t>
+        <w:t xml:space="preserve">is the sample standard deviation of the predictor (log-transformed where applicable, and taken as the 0/1 indicator for selective admissions). Each coefficient therefore represents the change in log Attainment 8 associated with a one-standard-deviation change in the predictor. The outcome is left on its log scale rather than divided by its own standard deviation, so that the three pupil groups are compared in the same units; because the disadvantaged, non-disadvantaged and whole-cohort outcomes vary by different amounts between schools, rescaling each by its own standard deviation would make the three sets of bars answer subtly different questions.</w:t>
       </w:r>
     </w:p>
   </w:footnote>
@@ -11502,6 +11765,36 @@
         <w:t xml:space="preserve"> </w:t>
       </w:r>
       <w:r>
+        <w:t xml:space="preserve">Brighton and Hove Council 2024 Consultation Papers can be downloaded from here -</w:t>
+      </w:r>
+      <w:r>
+        <w:t xml:space="preserve"> </w:t>
+      </w:r>
+      <w:hyperlink r:id="rId44">
+        <w:r>
+          <w:rPr>
+            <w:rStyle w:val="Hyperlink"/>
+          </w:rPr>
+          <w:t xml:space="preserve">https://yourvoice.brighton-hove.gov.uk/en-GB/projects/school-admission-arrangements-public-consultation/1</w:t>
+        </w:r>
+      </w:hyperlink>
+    </w:p>
+  </w:footnote>
+  <w:footnote w:id="45">
+    <w:p>
+      <w:pPr>
+        <w:pStyle w:val="FootnoteText"/>
+      </w:pPr>
+      <w:r>
+        <w:rPr>
+          <w:rStyle w:val="FootnoteReference"/>
+        </w:rPr>
+        <w:footnoteRef/>
+      </w:r>
+      <w:r>
+        <w:t xml:space="preserve"> </w:t>
+      </w:r>
+      <w:r>
         <w:t xml:space="preserve">See supplementary material for robustness checks:</w:t>
       </w:r>
       <w:r>
@@ -11517,7 +11810,7 @@
       </w:hyperlink>
     </w:p>
   </w:footnote>
-  <w:footnote w:id="46">
+  <w:footnote w:id="48">
     <w:p>
       <w:pPr>
         <w:pStyle w:val="FootnoteText"/>
@@ -11553,7 +11846,7 @@
       <w:r>
         <w:t xml:space="preserve"> </w:t>
       </w:r>
-      <w:hyperlink r:id="rId47">
+      <w:hyperlink r:id="rId49">
         <w:r>
           <w:rPr>
             <w:rStyle w:val="Hyperlink"/>
@@ -11583,7 +11876,7 @@
       <w:r>
         <w:t xml:space="preserve"> </w:t>
       </w:r>
-      <w:hyperlink r:id="rId48">
+      <w:hyperlink r:id="rId50">
         <w:r>
           <w:rPr>
             <w:rStyle w:val="Hyperlink"/>
@@ -11596,7 +11889,7 @@
       </w:r>
     </w:p>
   </w:footnote>
-  <w:footnote w:id="49">
+  <w:footnote w:id="51">
     <w:p>
       <w:pPr>
         <w:pStyle w:val="FootnoteText"/>
@@ -11629,7 +11922,7 @@
       <w:r>
         <w:t xml:space="preserve"> </w:t>
       </w:r>
-      <w:hyperlink r:id="rId50">
+      <w:hyperlink r:id="rId44">
         <w:r>
           <w:rPr>
             <w:rStyle w:val="Hyperlink"/>
@@ -11642,7 +11935,7 @@
       </w:r>
     </w:p>
   </w:footnote>
-  <w:footnote w:id="51">
+  <w:footnote w:id="52">
     <w:p>
       <w:pPr>
         <w:pStyle w:val="FootnoteText"/>
@@ -11656,7 +11949,7 @@
       <w:r>
         <w:t xml:space="preserve"> </w:t>
       </w:r>
-      <w:hyperlink r:id="rId52">
+      <w:hyperlink r:id="rId53">
         <w:r>
           <w:rPr>
             <w:rStyle w:val="Hyperlink"/>
@@ -11666,7 +11959,7 @@
       </w:hyperlink>
     </w:p>
   </w:footnote>
-  <w:footnote w:id="57">
+  <w:footnote w:id="58">
     <w:p>
       <w:pPr>
         <w:pStyle w:val="FootnoteText"/>
@@ -11696,7 +11989,7 @@
       </w:hyperlink>
     </w:p>
   </w:footnote>
-  <w:footnote w:id="60">
+  <w:footnote w:id="61">
     <w:p>
       <w:pPr>
         <w:pStyle w:val="FootnoteText"/>
@@ -11716,7 +12009,7 @@
       <w:r>
         <w:t xml:space="preserve"> </w:t>
       </w:r>
-      <w:hyperlink r:id="rId50">
+      <w:hyperlink r:id="rId44">
         <w:r>
           <w:rPr>
             <w:rStyle w:val="Hyperlink"/>
@@ -11726,7 +12019,7 @@
       </w:hyperlink>
     </w:p>
   </w:footnote>
-  <w:footnote w:id="62">
+  <w:footnote w:id="63">
     <w:p>
       <w:pPr>
         <w:pStyle w:val="FootnoteText"/>
@@ -11762,7 +12055,7 @@
       <w:r>
         <w:t xml:space="preserve"> </w:t>
       </w:r>
-      <w:hyperlink r:id="rId47">
+      <w:hyperlink r:id="rId49">
         <w:r>
           <w:rPr>
             <w:rStyle w:val="Hyperlink"/>
@@ -11792,7 +12085,7 @@
       <w:r>
         <w:t xml:space="preserve"> </w:t>
       </w:r>
-      <w:hyperlink r:id="rId48">
+      <w:hyperlink r:id="rId50">
         <w:r>
           <w:rPr>
             <w:rStyle w:val="Hyperlink"/>
@@ -11805,7 +12098,7 @@
       </w:r>
     </w:p>
   </w:footnote>
-  <w:footnote w:id="63">
+  <w:footnote w:id="64">
     <w:p>
       <w:pPr>
         <w:pStyle w:val="FootnoteText"/>
@@ -11825,7 +12118,7 @@
       <w:r>
         <w:t xml:space="preserve"> </w:t>
       </w:r>
-      <w:hyperlink r:id="rId64">
+      <w:hyperlink r:id="rId65">
         <w:r>
           <w:rPr>
             <w:rStyle w:val="Hyperlink"/>
@@ -11835,7 +12128,7 @@
       </w:hyperlink>
     </w:p>
   </w:footnote>
-  <w:footnote w:id="65">
+  <w:footnote w:id="66">
     <w:p>
       <w:pPr>
         <w:pStyle w:val="FootnoteText"/>
@@ -11868,7 +12161,7 @@
       <w:r>
         <w:t xml:space="preserve"> </w:t>
       </w:r>
-      <w:hyperlink r:id="rId50">
+      <w:hyperlink r:id="rId44">
         <w:r>
           <w:rPr>
             <w:rStyle w:val="Hyperlink"/>
@@ -11881,7 +12174,7 @@
       </w:r>
     </w:p>
   </w:footnote>
-  <w:footnote w:id="67">
+  <w:footnote w:id="68">
     <w:p>
       <w:pPr>
         <w:pStyle w:val="FootnoteText"/>
@@ -11895,7 +12188,7 @@
       <w:r>
         <w:t xml:space="preserve"> </w:t>
       </w:r>
-      <w:hyperlink r:id="rId68">
+      <w:hyperlink r:id="rId69">
         <w:r>
           <w:rPr>
             <w:rStyle w:val="Hyperlink"/>
@@ -11905,7 +12198,7 @@
       </w:hyperlink>
     </w:p>
   </w:footnote>
-  <w:footnote w:id="69">
+  <w:footnote w:id="70">
     <w:p>
       <w:pPr>
         <w:pStyle w:val="FootnoteText"/>
@@ -11919,7 +12212,7 @@
       <w:r>
         <w:t xml:space="preserve"> </w:t>
       </w:r>
-      <w:hyperlink r:id="rId70">
+      <w:hyperlink r:id="rId71">
         <w:r>
           <w:rPr>
             <w:rStyle w:val="Hyperlink"/>
@@ -11929,7 +12222,7 @@
       </w:hyperlink>
     </w:p>
   </w:footnote>
-  <w:footnote w:id="72">
+  <w:footnote w:id="73">
     <w:p>
       <w:pPr>
         <w:pStyle w:val="FootnoteText"/>
@@ -11965,7 +12258,7 @@
       <w:r>
         <w:t xml:space="preserve"> </w:t>
       </w:r>
-      <w:hyperlink r:id="rId47">
+      <w:hyperlink r:id="rId49">
         <w:r>
           <w:rPr>
             <w:rStyle w:val="Hyperlink"/>
@@ -11975,7 +12268,7 @@
       </w:hyperlink>
     </w:p>
   </w:footnote>
-  <w:footnote w:id="75">
+  <w:footnote w:id="76">
     <w:p>
       <w:pPr>
         <w:pStyle w:val="FootnoteText"/>
